--- a/doc/詞/宋朝/李清照/李清照-一剪梅·紅藕香殘玉簟秋.docx
+++ b/doc/詞/宋朝/李清照/李清照-一剪梅·紅藕香殘玉簟秋.docx
@@ -1,6 +1,6 @@
 
 <file path=word/document.xml><?xml version="1.0" encoding="utf-8"?>
-<w:document xmlns:wpc="http://schemas.microsoft.com/office/word/2010/wordprocessingCanvas" xmlns:cx="http://schemas.microsoft.com/office/drawing/2014/chartex" xmlns:cx1="http://schemas.microsoft.com/office/drawing/2015/9/8/chartex" xmlns:cx2="http://schemas.microsoft.com/office/drawing/2015/10/21/chartex" xmlns:cx3="http://schemas.microsoft.com/office/drawing/2016/5/9/chartex" xmlns:cx4="http://schemas.microsoft.com/office/drawing/2016/5/10/chartex" xmlns:cx5="http://schemas.microsoft.com/office/drawing/2016/5/11/chartex" xmlns:cx6="http://schemas.microsoft.com/office/drawing/2016/5/12/chartex" xmlns:cx7="http://schemas.microsoft.com/office/drawing/2016/5/13/chartex" xmlns:cx8="http://schemas.microsoft.com/office/drawing/2016/5/14/chartex" xmlns:mc="http://schemas.openxmlformats.org/markup-compatibility/2006" xmlns:aink="http://schemas.microsoft.com/office/drawing/2016/ink" xmlns:am3d="http://schemas.microsoft.com/office/drawing/2017/model3d" xmlns:o="urn:schemas-microsoft-com:office:office" xmlns:oel="http://schemas.microsoft.com/office/2019/extlst" xmlns:r="http://schemas.openxmlformats.org/officeDocument/2006/relationships" xmlns:m="http://schemas.openxmlformats.org/officeDocument/2006/math" xmlns:v="urn:schemas-microsoft-com:vml" xmlns:wp14="http://schemas.microsoft.com/office/word/2010/wordprocessingDrawing" xmlns:wp="http://schemas.openxmlformats.org/drawingml/2006/wordprocessingDrawing" xmlns:w10="urn:schemas-microsoft-com:office:word" xmlns:w="http://schemas.openxmlformats.org/wordprocessingml/2006/main" xmlns:w14="http://schemas.microsoft.com/office/word/2010/wordml" xmlns:w15="http://schemas.microsoft.com/office/word/2012/wordml" xmlns:w16cex="http://schemas.microsoft.com/office/word/2018/wordml/cex" xmlns:w16cid="http://schemas.microsoft.com/office/word/2016/wordml/cid" xmlns:w16="http://schemas.microsoft.com/office/word/2018/wordml" xmlns:w16sdtdh="http://schemas.microsoft.com/office/word/2020/wordml/sdtdatahash" xmlns:w16se="http://schemas.microsoft.com/office/word/2015/wordml/symex" xmlns:wpg="http://schemas.microsoft.com/office/word/2010/wordprocessingGroup" xmlns:wpi="http://schemas.microsoft.com/office/word/2010/wordprocessingInk" xmlns:wne="http://schemas.microsoft.com/office/word/2006/wordml" xmlns:wps="http://schemas.microsoft.com/office/word/2010/wordprocessingShape" mc:Ignorable="w14 w15 w16se w16cid w16 w16cex w16sdtdh wp14">
+<w:document xmlns:wpc="http://schemas.microsoft.com/office/word/2010/wordprocessingCanvas" xmlns:cx="http://schemas.microsoft.com/office/drawing/2014/chartex" xmlns:cx1="http://schemas.microsoft.com/office/drawing/2015/9/8/chartex" xmlns:cx2="http://schemas.microsoft.com/office/drawing/2015/10/21/chartex" xmlns:cx3="http://schemas.microsoft.com/office/drawing/2016/5/9/chartex" xmlns:cx4="http://schemas.microsoft.com/office/drawing/2016/5/10/chartex" xmlns:cx5="http://schemas.microsoft.com/office/drawing/2016/5/11/chartex" xmlns:cx6="http://schemas.microsoft.com/office/drawing/2016/5/12/chartex" xmlns:cx7="http://schemas.microsoft.com/office/drawing/2016/5/13/chartex" xmlns:cx8="http://schemas.microsoft.com/office/drawing/2016/5/14/chartex" xmlns:mc="http://schemas.openxmlformats.org/markup-compatibility/2006" xmlns:aink="http://schemas.microsoft.com/office/drawing/2016/ink" xmlns:am3d="http://schemas.microsoft.com/office/drawing/2017/model3d" xmlns:o="urn:schemas-microsoft-com:office:office" xmlns:r="http://schemas.openxmlformats.org/officeDocument/2006/relationships" xmlns:m="http://schemas.openxmlformats.org/officeDocument/2006/math" xmlns:v="urn:schemas-microsoft-com:vml" xmlns:wp14="http://schemas.microsoft.com/office/word/2010/wordprocessingDrawing" xmlns:wp="http://schemas.openxmlformats.org/drawingml/2006/wordprocessingDrawing" xmlns:w10="urn:schemas-microsoft-com:office:word" xmlns:w="http://schemas.openxmlformats.org/wordprocessingml/2006/main" xmlns:w14="http://schemas.microsoft.com/office/word/2010/wordml" xmlns:w15="http://schemas.microsoft.com/office/word/2012/wordml" xmlns:w16cex="http://schemas.microsoft.com/office/word/2018/wordml/cex" xmlns:w16cid="http://schemas.microsoft.com/office/word/2016/wordml/cid" xmlns:w16="http://schemas.microsoft.com/office/word/2018/wordml" xmlns:w16sdtdh="http://schemas.microsoft.com/office/word/2020/wordml/sdtdatahash" xmlns:w16se="http://schemas.microsoft.com/office/word/2015/wordml/symex" xmlns:wpg="http://schemas.microsoft.com/office/word/2010/wordprocessingGroup" xmlns:wpi="http://schemas.microsoft.com/office/word/2010/wordprocessingInk" xmlns:wne="http://schemas.microsoft.com/office/word/2006/wordml" xmlns:wps="http://schemas.microsoft.com/office/word/2010/wordprocessingShape" mc:Ignorable="w14 w15 w16se w16cid w16 w16cex w16sdtdh wp14">
   <w:body>
     <w:p>
       <w:pPr>
@@ -14,10 +14,37 @@
         <w:rPr>
           <w:rFonts w:hint="eastAsia"/>
           <w:kern w:val="0"/>
-          <w:sz w:val="52"/>
-          <w:szCs w:val="52"/>
+          <w:sz w:val="40"/>
+          <w:szCs w:val="40"/>
         </w:rPr>
         <w:t>李清照</w:t>
+      </w:r>
+      <w:r>
+        <w:rPr>
+          <w:rFonts w:hint="eastAsia"/>
+          <w:kern w:val="0"/>
+          <w:sz w:val="40"/>
+          <w:szCs w:val="40"/>
+        </w:rPr>
+        <w:t>《</w:t>
+      </w:r>
+      <w:r>
+        <w:rPr>
+          <w:rFonts w:hint="eastAsia"/>
+          <w:kern w:val="0"/>
+          <w:sz w:val="40"/>
+          <w:szCs w:val="40"/>
+        </w:rPr>
+        <w:t>一剪梅·紅藕香殘玉簟秋</w:t>
+      </w:r>
+      <w:r>
+        <w:rPr>
+          <w:rFonts w:hint="eastAsia"/>
+          <w:kern w:val="0"/>
+          <w:sz w:val="40"/>
+          <w:szCs w:val="40"/>
+        </w:rPr>
+        <w:t>》</w:t>
       </w:r>
       <w:r>
         <w:rPr>
@@ -26,7 +53,7 @@
           <w:sz w:val="48"/>
           <w:szCs w:val="48"/>
         </w:rPr>
-        <w:t>《</w:t>
+        <w:t xml:space="preserve"> </w:t>
       </w:r>
       <w:r>
         <w:rPr>
@@ -35,24 +62,6 @@
           <w:sz w:val="48"/>
           <w:szCs w:val="48"/>
         </w:rPr>
-        <w:t>一剪梅·紅藕香殘玉簟秋</w:t>
-      </w:r>
-      <w:r>
-        <w:rPr>
-          <w:rFonts w:hint="eastAsia"/>
-          <w:kern w:val="0"/>
-          <w:sz w:val="48"/>
-          <w:szCs w:val="48"/>
-        </w:rPr>
-        <w:t>》</w:t>
-      </w:r>
-      <w:r>
-        <w:rPr>
-          <w:rFonts w:hint="eastAsia"/>
-          <w:kern w:val="0"/>
-          <w:sz w:val="48"/>
-          <w:szCs w:val="48"/>
-        </w:rPr>
         <w:t xml:space="preserve"> </w:t>
       </w:r>
       <w:r>
@@ -267,19 +276,27 @@
     </w:p>
     <w:p>
       <w:pPr>
-        <w:spacing w:after="0" w:line="440" w:lineRule="exact"/>
+        <w:spacing w:after="0" w:line="400" w:lineRule="exact"/>
         <w:ind w:left="0" w:right="0" w:firstLine="0"/>
-        <w:rPr>
-          <w:szCs w:val="28"/>
-        </w:rPr>
-      </w:pPr>
+        <w:jc w:val="both"/>
+        <w:rPr>
+          <w:szCs w:val="28"/>
+        </w:rPr>
+      </w:pPr>
+      <w:r>
+        <w:rPr>
+          <w:rFonts w:hint="eastAsia"/>
+          <w:szCs w:val="28"/>
+        </w:rPr>
+        <w:t>紅色的荷花已經凋謝，芬芳消逝；躺在精美的竹</w:t>
+      </w:r>
       <w:proofErr w:type="gramStart"/>
       <w:r>
         <w:rPr>
           <w:rFonts w:hint="eastAsia"/>
           <w:szCs w:val="28"/>
         </w:rPr>
-        <w:t>荷已殘，香已</w:t>
+        <w:t>蓆</w:t>
       </w:r>
       <w:proofErr w:type="gramEnd"/>
       <w:r>
@@ -287,7 +304,7 @@
           <w:rFonts w:hint="eastAsia"/>
           <w:szCs w:val="28"/>
         </w:rPr>
-        <w:t>消，</w:t>
+        <w:t>上，感到一陣</w:t>
       </w:r>
       <w:proofErr w:type="gramStart"/>
       <w:r>
@@ -295,7 +312,7 @@
           <w:rFonts w:hint="eastAsia"/>
           <w:szCs w:val="28"/>
         </w:rPr>
-        <w:t>冷滑如</w:t>
+        <w:t>陣</w:t>
       </w:r>
       <w:proofErr w:type="gramEnd"/>
       <w:r>
@@ -303,213 +320,41 @@
           <w:rFonts w:hint="eastAsia"/>
           <w:szCs w:val="28"/>
         </w:rPr>
-        <w:t>玉的竹</w:t>
-      </w:r>
-      <w:proofErr w:type="gramStart"/>
-      <w:r>
-        <w:rPr>
-          <w:rFonts w:hint="eastAsia"/>
-          <w:szCs w:val="28"/>
-        </w:rPr>
-        <w:t>蓆</w:t>
-      </w:r>
-      <w:proofErr w:type="gramEnd"/>
-      <w:r>
-        <w:rPr>
-          <w:rFonts w:hint="eastAsia"/>
-          <w:szCs w:val="28"/>
-        </w:rPr>
-        <w:t>，透出深深</w:t>
-      </w:r>
-      <w:proofErr w:type="gramStart"/>
-      <w:r>
-        <w:rPr>
-          <w:rFonts w:hint="eastAsia"/>
-          <w:szCs w:val="28"/>
-        </w:rPr>
-        <w:t>的涼秋</w:t>
-      </w:r>
-      <w:proofErr w:type="gramEnd"/>
-      <w:r>
-        <w:rPr>
-          <w:rFonts w:hint="eastAsia"/>
-          <w:szCs w:val="28"/>
-        </w:rPr>
-        <w:t>。輕輕的脫下羅綢外</w:t>
-      </w:r>
-      <w:proofErr w:type="gramStart"/>
-      <w:r>
-        <w:rPr>
-          <w:rFonts w:hint="eastAsia"/>
-          <w:szCs w:val="28"/>
-        </w:rPr>
-        <w:t>裳</w:t>
-      </w:r>
-      <w:proofErr w:type="gramEnd"/>
-      <w:r>
-        <w:rPr>
-          <w:rFonts w:hint="eastAsia"/>
-          <w:szCs w:val="28"/>
-        </w:rPr>
-        <w:t>，</w:t>
-      </w:r>
-      <w:r>
-        <w:rPr>
-          <w:rFonts w:hint="eastAsia"/>
-          <w:szCs w:val="28"/>
-        </w:rPr>
-        <w:t>獨自登上小舟出遊。</w:t>
-      </w:r>
-      <w:r>
-        <w:rPr>
-          <w:rFonts w:hint="eastAsia"/>
-          <w:szCs w:val="28"/>
-        </w:rPr>
-        <w:t>仰頭</w:t>
-      </w:r>
-      <w:proofErr w:type="gramStart"/>
-      <w:r>
-        <w:rPr>
-          <w:rFonts w:hint="eastAsia"/>
-          <w:szCs w:val="28"/>
-        </w:rPr>
-        <w:t>凝望遠天</w:t>
-      </w:r>
-      <w:proofErr w:type="gramEnd"/>
-      <w:r>
-        <w:rPr>
-          <w:rFonts w:hint="eastAsia"/>
-          <w:szCs w:val="28"/>
-        </w:rPr>
-        <w:t>，那白雲舒</w:t>
-      </w:r>
-      <w:proofErr w:type="gramStart"/>
-      <w:r>
-        <w:rPr>
-          <w:rFonts w:hint="eastAsia"/>
-          <w:szCs w:val="28"/>
-        </w:rPr>
-        <w:t>捲</w:t>
-      </w:r>
-      <w:proofErr w:type="gramEnd"/>
-      <w:r>
-        <w:rPr>
-          <w:rFonts w:hint="eastAsia"/>
-          <w:szCs w:val="28"/>
-        </w:rPr>
-        <w:t>處，誰</w:t>
-      </w:r>
-      <w:proofErr w:type="gramStart"/>
-      <w:r>
-        <w:rPr>
-          <w:rFonts w:hint="eastAsia"/>
-          <w:szCs w:val="28"/>
-        </w:rPr>
-        <w:t>會將錦書</w:t>
-      </w:r>
-      <w:proofErr w:type="gramEnd"/>
-      <w:r>
-        <w:rPr>
-          <w:rFonts w:hint="eastAsia"/>
-          <w:szCs w:val="28"/>
-        </w:rPr>
-        <w:t>寄來？正是</w:t>
-      </w:r>
-      <w:hyperlink r:id="rId8" w:history="1">
-        <w:proofErr w:type="gramStart"/>
-        <w:r>
-          <w:rPr>
-            <w:rStyle w:val="a8"/>
-            <w:rFonts w:hint="eastAsia"/>
-            <w:szCs w:val="28"/>
-          </w:rPr>
-          <w:t>雁群排成</w:t>
-        </w:r>
-        <w:proofErr w:type="gramEnd"/>
-        <w:r>
-          <w:rPr>
-            <w:rStyle w:val="a8"/>
-            <w:rFonts w:hint="eastAsia"/>
-            <w:szCs w:val="28"/>
-          </w:rPr>
-          <w:t>“人”字</w:t>
-        </w:r>
-      </w:hyperlink>
-      <w:r>
-        <w:rPr>
-          <w:rFonts w:hint="eastAsia"/>
-          <w:szCs w:val="28"/>
-        </w:rPr>
-        <w:t>，</w:t>
-      </w:r>
-      <w:proofErr w:type="gramStart"/>
-      <w:r>
-        <w:rPr>
-          <w:rFonts w:hint="eastAsia"/>
-          <w:szCs w:val="28"/>
-        </w:rPr>
-        <w:t>一</w:t>
-      </w:r>
-      <w:proofErr w:type="gramEnd"/>
-      <w:r>
-        <w:rPr>
-          <w:rFonts w:hint="eastAsia"/>
-          <w:szCs w:val="28"/>
-        </w:rPr>
-        <w:t>行行南歸時候。皎潔</w:t>
-      </w:r>
-      <w:r>
-        <w:rPr>
-          <w:rFonts w:hint="eastAsia"/>
-          <w:szCs w:val="28"/>
-        </w:rPr>
-        <w:t>的</w:t>
-      </w:r>
-      <w:r>
-        <w:rPr>
-          <w:rFonts w:hint="eastAsia"/>
-          <w:szCs w:val="28"/>
-        </w:rPr>
-        <w:t>月光</w:t>
-      </w:r>
-      <w:r>
-        <w:rPr>
-          <w:rFonts w:hint="eastAsia"/>
-          <w:szCs w:val="28"/>
-        </w:rPr>
-        <w:t>，灑</w:t>
-      </w:r>
-      <w:proofErr w:type="gramStart"/>
-      <w:r>
-        <w:rPr>
-          <w:rFonts w:hint="eastAsia"/>
-          <w:szCs w:val="28"/>
-        </w:rPr>
-        <w:t>滿這西邊獨倚的亭樓</w:t>
-      </w:r>
-      <w:proofErr w:type="gramEnd"/>
-      <w:r>
-        <w:rPr>
-          <w:rFonts w:hint="eastAsia"/>
-          <w:szCs w:val="28"/>
-        </w:rPr>
-        <w:t>。</w:t>
+        <w:t>初秋的清冷。</w:t>
       </w:r>
     </w:p>
     <w:p>
       <w:pPr>
-        <w:spacing w:after="0" w:line="440" w:lineRule="exact"/>
+        <w:spacing w:after="0" w:line="400" w:lineRule="exact"/>
         <w:ind w:left="0" w:right="0" w:firstLine="0"/>
-        <w:rPr>
-          <w:szCs w:val="28"/>
-        </w:rPr>
-      </w:pPr>
-      <w:r>
-        <w:rPr>
-          <w:rFonts w:hint="eastAsia"/>
-          <w:szCs w:val="28"/>
-        </w:rPr>
-        <w:t>花，</w:t>
+        <w:jc w:val="both"/>
+        <w:rPr>
+          <w:szCs w:val="28"/>
+        </w:rPr>
+      </w:pPr>
+      <w:r>
+        <w:rPr>
+          <w:rFonts w:hint="eastAsia"/>
+          <w:szCs w:val="28"/>
+        </w:rPr>
+        <w:t>輕輕提起絲羅裙擺，獨自一人乘上小船，想去荷塘泛舟消遣。</w:t>
+      </w:r>
+    </w:p>
+    <w:p>
+      <w:pPr>
+        <w:spacing w:after="0" w:line="400" w:lineRule="exact"/>
+        <w:ind w:left="0" w:right="0" w:firstLine="0"/>
+        <w:jc w:val="both"/>
+        <w:rPr>
+          <w:szCs w:val="28"/>
+        </w:rPr>
+      </w:pPr>
+      <w:r>
+        <w:rPr>
+          <w:rFonts w:hint="eastAsia"/>
+          <w:szCs w:val="28"/>
+        </w:rPr>
+        <w:t>仰望著雲海，不知道有誰會為我寄來珍貴的書信？</w:t>
       </w:r>
       <w:proofErr w:type="gramStart"/>
       <w:r>
@@ -517,7 +362,7 @@
           <w:rFonts w:hint="eastAsia"/>
           <w:szCs w:val="28"/>
         </w:rPr>
-        <w:t>自顧地飄零</w:t>
+        <w:t>當排成</w:t>
       </w:r>
       <w:proofErr w:type="gramEnd"/>
       <w:r>
@@ -525,7 +370,7 @@
           <w:rFonts w:hint="eastAsia"/>
           <w:szCs w:val="28"/>
         </w:rPr>
-        <w:t>，水，</w:t>
+        <w:t>「人」字的大雁飛回時，清冷的月光已經</w:t>
       </w:r>
       <w:proofErr w:type="gramStart"/>
       <w:r>
@@ -533,7 +378,7 @@
           <w:rFonts w:hint="eastAsia"/>
           <w:szCs w:val="28"/>
         </w:rPr>
-        <w:t>自顧地漂流</w:t>
+        <w:t>灑滿了西邊</w:t>
       </w:r>
       <w:proofErr w:type="gramEnd"/>
       <w:r>
@@ -541,53 +386,72 @@
           <w:rFonts w:hint="eastAsia"/>
           <w:szCs w:val="28"/>
         </w:rPr>
-        <w:t>。一種離別的相思，牽動起兩處的</w:t>
-      </w:r>
-      <w:proofErr w:type="gramStart"/>
-      <w:r>
-        <w:rPr>
-          <w:rFonts w:hint="eastAsia"/>
-          <w:szCs w:val="28"/>
-        </w:rPr>
-        <w:t>閒</w:t>
-      </w:r>
-      <w:proofErr w:type="gramEnd"/>
-      <w:r>
-        <w:rPr>
-          <w:rFonts w:hint="eastAsia"/>
-          <w:szCs w:val="28"/>
-        </w:rPr>
-        <w:t>愁。啊，無法排除的是</w:t>
-      </w:r>
-      <w:r>
-        <w:rPr>
-          <w:rFonts w:hint="eastAsia"/>
-          <w:szCs w:val="28"/>
-        </w:rPr>
-        <w:t>--</w:t>
-      </w:r>
-      <w:r>
-        <w:rPr>
-          <w:rFonts w:hint="eastAsia"/>
-          <w:szCs w:val="28"/>
-        </w:rPr>
-        <w:t>這相思，這離愁，剛從微</w:t>
-      </w:r>
-      <w:r>
-        <w:rPr>
-          <w:rFonts w:hint="eastAsia"/>
-          <w:b/>
-          <w:bCs/>
-          <w:szCs w:val="28"/>
-        </w:rPr>
-        <w:t>蹙</w:t>
-      </w:r>
-      <w:r>
-        <w:rPr>
-          <w:rFonts w:hint="eastAsia"/>
-          <w:szCs w:val="28"/>
-        </w:rPr>
-        <w:t>的眉間消失，又隱隱纏繞上了心頭。</w:t>
+        <w:t>的閣樓。</w:t>
+      </w:r>
+    </w:p>
+    <w:p>
+      <w:pPr>
+        <w:spacing w:after="0" w:line="400" w:lineRule="exact"/>
+        <w:ind w:left="0" w:right="0" w:firstLine="0"/>
+        <w:jc w:val="both"/>
+        <w:rPr>
+          <w:szCs w:val="28"/>
+        </w:rPr>
+      </w:pPr>
+      <w:r>
+        <w:rPr>
+          <w:rFonts w:hint="eastAsia"/>
+          <w:szCs w:val="28"/>
+        </w:rPr>
+        <w:t>落花獨自隨風飄落，流水獨自向前奔流。這既是自然的景象，就像我們夫妻二人，各自在一方無奈地度過時光。</w:t>
+      </w:r>
+    </w:p>
+    <w:p>
+      <w:pPr>
+        <w:spacing w:after="0" w:line="400" w:lineRule="exact"/>
+        <w:ind w:left="0" w:right="0" w:firstLine="0"/>
+        <w:jc w:val="both"/>
+        <w:rPr>
+          <w:szCs w:val="28"/>
+        </w:rPr>
+      </w:pPr>
+      <w:r>
+        <w:rPr>
+          <w:rFonts w:hint="eastAsia"/>
+          <w:szCs w:val="28"/>
+        </w:rPr>
+        <w:t>我們懷著同樣一份深切的相思，卻在兩地各自承受著無盡的孤寂與憂愁。</w:t>
+      </w:r>
+    </w:p>
+    <w:p>
+      <w:pPr>
+        <w:spacing w:after="0" w:line="400" w:lineRule="exact"/>
+        <w:ind w:left="0" w:right="0" w:firstLine="0"/>
+        <w:jc w:val="both"/>
+        <w:rPr>
+          <w:rFonts w:hint="eastAsia"/>
+          <w:szCs w:val="28"/>
+        </w:rPr>
+      </w:pPr>
+      <w:r>
+        <w:rPr>
+          <w:rFonts w:hint="eastAsia"/>
+          <w:szCs w:val="28"/>
+        </w:rPr>
+        <w:t>這份深情與愁緒，實在沒有任何辦法可以排遣消除；才剛剛從緊鎖的眉頭放鬆下來</w:t>
+      </w:r>
+      <w:r>
+        <w:rPr>
+          <w:szCs w:val="28"/>
+        </w:rPr>
+        <w:br/>
+      </w:r>
+      <w:r>
+        <w:rPr>
+          <w:rFonts w:hint="eastAsia"/>
+          <w:szCs w:val="28"/>
+        </w:rPr>
+        <w:t>，卻又悄悄地湧上了心頭。</w:t>
       </w:r>
     </w:p>
     <w:p>
@@ -615,8 +479,8 @@
           <w:ilvl w:val="0"/>
           <w:numId w:val="18"/>
         </w:numPr>
-        <w:spacing w:after="0" w:line="440" w:lineRule="exact"/>
-        <w:ind w:leftChars="0" w:right="0"/>
+        <w:spacing w:after="0" w:line="360" w:lineRule="exact"/>
+        <w:ind w:leftChars="0" w:left="482" w:right="0"/>
         <w:rPr>
           <w:color w:val="0F0F0F"/>
           <w:szCs w:val="28"/>
@@ -752,8 +616,8 @@
           <w:ilvl w:val="0"/>
           <w:numId w:val="18"/>
         </w:numPr>
-        <w:spacing w:after="0" w:line="440" w:lineRule="exact"/>
-        <w:ind w:leftChars="0" w:right="0"/>
+        <w:spacing w:after="0" w:line="360" w:lineRule="exact"/>
+        <w:ind w:leftChars="0" w:left="482" w:right="0"/>
         <w:rPr>
           <w:color w:val="0F0F0F"/>
           <w:szCs w:val="28"/>
@@ -773,8 +637,8 @@
     <w:p>
       <w:pPr>
         <w:pStyle w:val="aa"/>
-        <w:spacing w:after="0" w:line="440" w:lineRule="exact"/>
-        <w:ind w:leftChars="0" w:right="0" w:firstLine="0"/>
+        <w:spacing w:after="0" w:line="360" w:lineRule="exact"/>
+        <w:ind w:leftChars="0" w:left="482" w:right="0" w:firstLine="0"/>
         <w:rPr>
           <w:color w:val="0F0F0F"/>
           <w:szCs w:val="28"/>
@@ -882,8 +746,8 @@
           <w:ilvl w:val="0"/>
           <w:numId w:val="18"/>
         </w:numPr>
-        <w:spacing w:after="0" w:line="440" w:lineRule="exact"/>
-        <w:ind w:leftChars="0" w:right="0"/>
+        <w:spacing w:after="0" w:line="360" w:lineRule="exact"/>
+        <w:ind w:leftChars="0" w:left="482" w:right="0"/>
         <w:rPr>
           <w:color w:val="0F0F0F"/>
           <w:szCs w:val="28"/>
@@ -915,8 +779,8 @@
           <w:ilvl w:val="0"/>
           <w:numId w:val="18"/>
         </w:numPr>
-        <w:spacing w:after="0" w:line="440" w:lineRule="exact"/>
-        <w:ind w:leftChars="0" w:right="0"/>
+        <w:spacing w:after="0" w:line="360" w:lineRule="exact"/>
+        <w:ind w:leftChars="0" w:left="482" w:right="0"/>
         <w:rPr>
           <w:color w:val="0F0F0F"/>
           <w:szCs w:val="28"/>
@@ -964,7 +828,7 @@
         </w:rPr>
         <w:t>曾織錦作《</w:t>
       </w:r>
-      <w:hyperlink r:id="rId9" w:history="1">
+      <w:hyperlink r:id="rId8" w:history="1">
         <w:r>
           <w:rPr>
             <w:rStyle w:val="a8"/>
@@ -1089,8 +953,8 @@
           <w:ilvl w:val="0"/>
           <w:numId w:val="18"/>
         </w:numPr>
-        <w:spacing w:after="0" w:line="440" w:lineRule="exact"/>
-        <w:ind w:leftChars="0" w:right="0"/>
+        <w:spacing w:after="0" w:line="360" w:lineRule="exact"/>
+        <w:ind w:leftChars="0" w:left="482" w:right="0"/>
         <w:rPr>
           <w:color w:val="0F0F0F"/>
           <w:szCs w:val="28"/>
@@ -1214,8 +1078,8 @@
           <w:ilvl w:val="0"/>
           <w:numId w:val="18"/>
         </w:numPr>
-        <w:spacing w:after="0" w:line="440" w:lineRule="exact"/>
-        <w:ind w:leftChars="0" w:right="0"/>
+        <w:spacing w:after="0" w:line="360" w:lineRule="exact"/>
+        <w:ind w:leftChars="0" w:left="482" w:right="0"/>
         <w:rPr>
           <w:color w:val="0F0F0F"/>
           <w:szCs w:val="28"/>
@@ -1273,8 +1137,8 @@
           <w:ilvl w:val="0"/>
           <w:numId w:val="18"/>
         </w:numPr>
-        <w:spacing w:after="0" w:line="440" w:lineRule="exact"/>
-        <w:ind w:leftChars="0" w:right="0"/>
+        <w:spacing w:after="0" w:line="360" w:lineRule="exact"/>
+        <w:ind w:leftChars="0" w:left="482" w:right="0"/>
         <w:rPr>
           <w:color w:val="0F0F0F"/>
           <w:szCs w:val="28"/>
@@ -1304,7 +1168,7 @@
           <w:color w:val="0F0F0F"/>
           <w:szCs w:val="28"/>
         </w:rPr>
-        <w:t>愁：意思是彼此都在思念對方，可又不能互相傾訴，只好各在一方獨自</w:t>
+        <w:t>愁：彼此都在思念對方，可又不能互相傾訴，只好各在一方獨自</w:t>
       </w:r>
       <w:proofErr w:type="gramStart"/>
       <w:r>
@@ -1332,8 +1196,8 @@
           <w:ilvl w:val="0"/>
           <w:numId w:val="18"/>
         </w:numPr>
-        <w:spacing w:after="0" w:line="440" w:lineRule="exact"/>
-        <w:ind w:leftChars="0" w:right="0"/>
+        <w:spacing w:after="0" w:line="360" w:lineRule="exact"/>
+        <w:ind w:leftChars="0" w:left="482" w:right="0"/>
         <w:rPr>
           <w:sz w:val="32"/>
           <w:szCs w:val="32"/>
@@ -1345,7 +1209,7 @@
           <w:color w:val="0F0F0F"/>
           <w:szCs w:val="28"/>
         </w:rPr>
-        <w:t>才下眉頭，卻上心頭：意思是，眉上</w:t>
+        <w:t>才下眉頭，卻上心頭：眉上</w:t>
       </w:r>
       <w:proofErr w:type="gramStart"/>
       <w:r>
@@ -1404,8 +1268,9 @@
     </w:p>
     <w:p>
       <w:pPr>
-        <w:spacing w:after="0" w:line="480" w:lineRule="exact"/>
+        <w:spacing w:after="0" w:line="380" w:lineRule="exact"/>
         <w:ind w:left="-6" w:right="0" w:hanging="11"/>
+        <w:jc w:val="both"/>
         <w:rPr>
           <w:bCs/>
           <w:szCs w:val="28"/>
@@ -1425,7 +1290,41 @@
           <w:bCs/>
           <w:szCs w:val="28"/>
         </w:rPr>
-        <w:t>這是一首傾訴相思、</w:t>
+        <w:t>這首《一剪梅》是</w:t>
+      </w:r>
+      <w:r>
+        <w:rPr>
+          <w:rFonts w:hint="eastAsia"/>
+          <w:bCs/>
+          <w:szCs w:val="28"/>
+          <w:u w:val="single"/>
+        </w:rPr>
+        <w:t>宋代</w:t>
+      </w:r>
+      <w:r>
+        <w:rPr>
+          <w:rFonts w:hint="eastAsia"/>
+          <w:bCs/>
+          <w:szCs w:val="28"/>
+        </w:rPr>
+        <w:t>女詞人</w:t>
+      </w:r>
+      <w:r>
+        <w:rPr>
+          <w:rFonts w:hint="eastAsia"/>
+          <w:bCs/>
+          <w:szCs w:val="28"/>
+          <w:u w:val="single"/>
+        </w:rPr>
+        <w:t>李清照</w:t>
+      </w:r>
+      <w:r>
+        <w:rPr>
+          <w:rFonts w:hint="eastAsia"/>
+          <w:bCs/>
+          <w:szCs w:val="28"/>
+        </w:rPr>
+        <w:t>在丈夫</w:t>
       </w:r>
       <w:proofErr w:type="gramStart"/>
       <w:r>
@@ -1433,8 +1332,17 @@
           <w:rFonts w:hint="eastAsia"/>
           <w:bCs/>
           <w:szCs w:val="28"/>
-        </w:rPr>
-        <w:t>別愁之</w:t>
+          <w:u w:val="single"/>
+        </w:rPr>
+        <w:t>趙明誠</w:t>
+      </w:r>
+      <w:r>
+        <w:rPr>
+          <w:rFonts w:hint="eastAsia"/>
+          <w:bCs/>
+          <w:szCs w:val="28"/>
+        </w:rPr>
+        <w:t>外任</w:t>
       </w:r>
       <w:proofErr w:type="gramEnd"/>
       <w:r>
@@ -1443,50 +1351,59 @@
           <w:bCs/>
           <w:szCs w:val="28"/>
         </w:rPr>
-        <w:t>苦的詞。這首詞是</w:t>
-      </w:r>
+        <w:t>、夫妻分離後所作的</w:t>
+      </w:r>
+      <w:proofErr w:type="gramStart"/>
       <w:r>
         <w:rPr>
           <w:rFonts w:hint="eastAsia"/>
           <w:bCs/>
           <w:szCs w:val="28"/>
-          <w:u w:val="single"/>
-        </w:rPr>
-        <w:t>李清照</w:t>
-      </w:r>
+        </w:rPr>
+        <w:t>抒情名篇</w:t>
+      </w:r>
+      <w:proofErr w:type="gramEnd"/>
       <w:r>
         <w:rPr>
           <w:rFonts w:hint="eastAsia"/>
           <w:bCs/>
           <w:szCs w:val="28"/>
         </w:rPr>
-        <w:t>寫給新婚未久即離家外出的丈夫</w:t>
-      </w:r>
+        <w:t>。</w:t>
+      </w:r>
+      <w:proofErr w:type="gramStart"/>
       <w:r>
         <w:rPr>
           <w:rFonts w:hint="eastAsia"/>
           <w:bCs/>
           <w:szCs w:val="28"/>
-          <w:u w:val="single"/>
-        </w:rPr>
-        <w:t>趙明誠</w:t>
-      </w:r>
+        </w:rPr>
+        <w:t>全詞以</w:t>
+      </w:r>
+      <w:proofErr w:type="gramEnd"/>
       <w:r>
         <w:rPr>
           <w:rFonts w:hint="eastAsia"/>
           <w:bCs/>
           <w:szCs w:val="28"/>
         </w:rPr>
-        <w:t>的，她訴說了自己獨居生活的孤獨寂寞，急切思念丈夫早日歸來的心情。</w:t>
+        <w:t>女性特有的細膩筆觸，將秋日的清冷與相思的</w:t>
+      </w:r>
+      <w:r>
+        <w:rPr>
+          <w:rFonts w:hint="eastAsia"/>
+          <w:b/>
+          <w:szCs w:val="28"/>
+        </w:rPr>
+        <w:t>繾綣</w:t>
       </w:r>
       <w:r>
         <w:rPr>
           <w:rFonts w:hint="eastAsia"/>
           <w:bCs/>
           <w:szCs w:val="28"/>
-          <w:u w:val="single"/>
-        </w:rPr>
-        <w:t>伊</w:t>
+        </w:rPr>
+        <w:t>融為一體，構築出一個深</w:t>
       </w:r>
       <w:proofErr w:type="gramStart"/>
       <w:r>
@@ -1494,9 +1411,8 @@
           <w:rFonts w:hint="eastAsia"/>
           <w:bCs/>
           <w:szCs w:val="28"/>
-          <w:u w:val="single"/>
-        </w:rPr>
-        <w:t>世</w:t>
+        </w:rPr>
+        <w:t>婉</w:t>
       </w:r>
       <w:proofErr w:type="gramEnd"/>
       <w:r>
@@ -1504,182 +1420,33 @@
           <w:rFonts w:hint="eastAsia"/>
           <w:bCs/>
           <w:szCs w:val="28"/>
-          <w:u w:val="single"/>
-        </w:rPr>
-        <w:t>珍</w:t>
-      </w:r>
+        </w:rPr>
+        <w:t>、</w:t>
+      </w:r>
+      <w:proofErr w:type="gramStart"/>
       <w:r>
         <w:rPr>
           <w:rFonts w:hint="eastAsia"/>
           <w:bCs/>
           <w:szCs w:val="28"/>
         </w:rPr>
-        <w:t>《琅嬛記》說：</w:t>
-      </w:r>
+        <w:t>淒</w:t>
+      </w:r>
+      <w:proofErr w:type="gramEnd"/>
       <w:r>
         <w:rPr>
           <w:rFonts w:hint="eastAsia"/>
           <w:bCs/>
           <w:szCs w:val="28"/>
         </w:rPr>
-        <w:t>「</w:t>
-      </w:r>
-      <w:proofErr w:type="gramStart"/>
-      <w:r>
-        <w:rPr>
-          <w:rFonts w:hint="eastAsia"/>
-          <w:bCs/>
-          <w:szCs w:val="28"/>
-          <w:u w:val="single"/>
-        </w:rPr>
-        <w:t>易安</w:t>
-      </w:r>
-      <w:r>
-        <w:rPr>
-          <w:rFonts w:hint="eastAsia"/>
-          <w:b/>
-          <w:szCs w:val="28"/>
-        </w:rPr>
-        <w:t>結褵</w:t>
-      </w:r>
-      <w:proofErr w:type="gramEnd"/>
-      <w:r>
-        <w:rPr>
-          <w:rFonts w:hint="eastAsia"/>
-          <w:bCs/>
-          <w:szCs w:val="28"/>
-        </w:rPr>
-        <w:t>（婚）未久，</w:t>
-      </w:r>
-      <w:proofErr w:type="gramStart"/>
-      <w:r>
-        <w:rPr>
-          <w:rFonts w:hint="eastAsia"/>
-          <w:bCs/>
-          <w:szCs w:val="28"/>
-          <w:u w:val="single"/>
-        </w:rPr>
-        <w:t>明誠</w:t>
-      </w:r>
-      <w:r>
-        <w:rPr>
-          <w:rFonts w:hint="eastAsia"/>
-          <w:bCs/>
-          <w:szCs w:val="28"/>
-        </w:rPr>
-        <w:t>即</w:t>
-      </w:r>
-      <w:r>
-        <w:rPr>
-          <w:rFonts w:hint="eastAsia"/>
-          <w:b/>
-          <w:szCs w:val="28"/>
-        </w:rPr>
-        <w:t>負笈</w:t>
-      </w:r>
-      <w:proofErr w:type="gramEnd"/>
-      <w:r>
-        <w:rPr>
-          <w:rFonts w:hint="eastAsia"/>
-          <w:bCs/>
-          <w:szCs w:val="28"/>
-        </w:rPr>
-        <w:t>遠遊。</w:t>
-      </w:r>
-      <w:proofErr w:type="gramStart"/>
-      <w:r>
-        <w:rPr>
-          <w:rFonts w:hint="eastAsia"/>
-          <w:bCs/>
-          <w:szCs w:val="28"/>
-          <w:u w:val="single"/>
-        </w:rPr>
-        <w:t>易安</w:t>
-      </w:r>
-      <w:r>
-        <w:rPr>
-          <w:rFonts w:hint="eastAsia"/>
-          <w:bCs/>
-          <w:szCs w:val="28"/>
-        </w:rPr>
-        <w:t>殊</w:t>
-      </w:r>
-      <w:proofErr w:type="gramEnd"/>
-      <w:r>
-        <w:rPr>
-          <w:rFonts w:hint="eastAsia"/>
-          <w:bCs/>
-          <w:szCs w:val="28"/>
-        </w:rPr>
-        <w:t>不忍別，</w:t>
-      </w:r>
-      <w:proofErr w:type="gramStart"/>
-      <w:r>
-        <w:rPr>
-          <w:rFonts w:hint="eastAsia"/>
-          <w:bCs/>
-          <w:szCs w:val="28"/>
-        </w:rPr>
-        <w:t>覓錦帕書</w:t>
-      </w:r>
-      <w:proofErr w:type="gramEnd"/>
-      <w:r>
-        <w:rPr>
-          <w:rFonts w:hint="eastAsia"/>
-          <w:bCs/>
-          <w:szCs w:val="28"/>
-        </w:rPr>
-        <w:t>《一剪梅》詞以送之。</w:t>
-      </w:r>
-      <w:r>
-        <w:rPr>
-          <w:rFonts w:hint="eastAsia"/>
-          <w:bCs/>
-          <w:szCs w:val="28"/>
-        </w:rPr>
-        <w:t>」</w:t>
-      </w:r>
-      <w:proofErr w:type="gramStart"/>
-      <w:r>
-        <w:rPr>
-          <w:rFonts w:hint="eastAsia"/>
-          <w:bCs/>
-          <w:szCs w:val="28"/>
-        </w:rPr>
-        <w:t>作者在詞中</w:t>
-      </w:r>
-      <w:proofErr w:type="gramEnd"/>
-      <w:r>
-        <w:rPr>
-          <w:rFonts w:hint="eastAsia"/>
-          <w:bCs/>
-          <w:szCs w:val="28"/>
-        </w:rPr>
-        <w:t>以女性特有的敏感捕捉稍縱即逝的真切感受，將抽象而不易捉摸的思想感情，以</w:t>
-      </w:r>
-      <w:bookmarkStart w:id="0" w:name="_Hlk127042861"/>
-      <w:r>
-        <w:rPr>
-          <w:rFonts w:hint="eastAsia"/>
-          <w:b/>
-          <w:szCs w:val="28"/>
-        </w:rPr>
-        <w:t>素淡</w:t>
-      </w:r>
-      <w:bookmarkEnd w:id="0"/>
-      <w:r>
-        <w:rPr>
-          <w:rFonts w:hint="eastAsia"/>
-          <w:bCs/>
-          <w:szCs w:val="28"/>
-        </w:rPr>
-        <w:t>的語言表現出具體可感、耐人尋味的東西。</w:t>
+        <w:t>美的藝術世界。</w:t>
       </w:r>
     </w:p>
     <w:p>
       <w:pPr>
-        <w:spacing w:after="0" w:line="480" w:lineRule="exact"/>
+        <w:spacing w:after="0" w:line="380" w:lineRule="exact"/>
         <w:ind w:left="-6" w:right="0" w:hanging="11"/>
+        <w:jc w:val="both"/>
         <w:rPr>
           <w:bCs/>
           <w:szCs w:val="28"/>
@@ -1691,7 +1458,15 @@
           <w:bCs/>
           <w:szCs w:val="28"/>
         </w:rPr>
-        <w:t>詞的上</w:t>
+        <w:t xml:space="preserve">    </w:t>
+      </w:r>
+      <w:r>
+        <w:rPr>
+          <w:rFonts w:hint="eastAsia"/>
+          <w:bCs/>
+          <w:szCs w:val="28"/>
+        </w:rPr>
+        <w:t>上</w:t>
       </w:r>
       <w:proofErr w:type="gramStart"/>
       <w:r>
@@ -1700,16 +1475,18 @@
           <w:bCs/>
           <w:szCs w:val="28"/>
         </w:rPr>
-        <w:t>闋首句</w:t>
-      </w:r>
+        <w:t>闋</w:t>
+      </w:r>
+      <w:proofErr w:type="gramEnd"/>
       <w:r>
         <w:rPr>
           <w:rFonts w:hint="eastAsia"/>
           <w:bCs/>
           <w:szCs w:val="28"/>
         </w:rPr>
-        <w:t>「</w:t>
-      </w:r>
+        <w:t>自秋景起筆。「</w:t>
+      </w:r>
+      <w:proofErr w:type="gramStart"/>
       <w:r>
         <w:rPr>
           <w:rFonts w:hint="eastAsia"/>
@@ -1725,23 +1502,41 @@
           <w:bCs/>
           <w:szCs w:val="28"/>
         </w:rPr>
-        <w:t>秋</w:t>
-      </w:r>
+        <w:t>秋」一句，從視覺（紅藕）、嗅覺（香殘）與觸覺（玉</w:t>
+      </w:r>
+      <w:proofErr w:type="gramStart"/>
       <w:r>
         <w:rPr>
           <w:rFonts w:hint="eastAsia"/>
           <w:bCs/>
           <w:szCs w:val="28"/>
         </w:rPr>
-        <w:t>」</w:t>
-      </w:r>
+        <w:t>簟</w:t>
+      </w:r>
+      <w:proofErr w:type="gramEnd"/>
       <w:r>
         <w:rPr>
           <w:rFonts w:hint="eastAsia"/>
           <w:bCs/>
           <w:szCs w:val="28"/>
         </w:rPr>
-        <w:t>寫荷花凋謝、竹</w:t>
+        <w:t>）多重感官入手，點出秋意初臨、萬物凋零的</w:t>
+      </w:r>
+      <w:r>
+        <w:rPr>
+          <w:rFonts w:hint="eastAsia"/>
+          <w:b/>
+          <w:szCs w:val="28"/>
+        </w:rPr>
+        <w:t>蕭瑟</w:t>
+      </w:r>
+      <w:r>
+        <w:rPr>
+          <w:rFonts w:hint="eastAsia"/>
+          <w:bCs/>
+          <w:szCs w:val="28"/>
+        </w:rPr>
+        <w:t>。一個「秋」字，不僅是季節的轉換，更是詞人內心冷清的寫照。「輕解羅裳，</w:t>
       </w:r>
       <w:proofErr w:type="gramStart"/>
       <w:r>
@@ -1750,7 +1545,7 @@
           <w:bCs/>
           <w:szCs w:val="28"/>
         </w:rPr>
-        <w:t>蓆浸涼</w:t>
+        <w:t>獨上蘭舟</w:t>
       </w:r>
       <w:proofErr w:type="gramEnd"/>
       <w:r>
@@ -1759,15 +1554,25 @@
           <w:bCs/>
           <w:szCs w:val="28"/>
         </w:rPr>
-        <w:t>的秋天。</w:t>
-      </w:r>
+        <w:t>」，「獨」字是上</w:t>
+      </w:r>
+      <w:proofErr w:type="gramStart"/>
       <w:r>
         <w:rPr>
           <w:rFonts w:hint="eastAsia"/>
           <w:bCs/>
           <w:szCs w:val="28"/>
         </w:rPr>
-        <w:t>「</w:t>
+        <w:t>闋</w:t>
+      </w:r>
+      <w:proofErr w:type="gramEnd"/>
+      <w:r>
+        <w:rPr>
+          <w:rFonts w:hint="eastAsia"/>
+          <w:bCs/>
+          <w:szCs w:val="28"/>
+        </w:rPr>
+        <w:t>的靈魂。為了排遣愁緒，詞人獨自</w:t>
       </w:r>
       <w:proofErr w:type="gramStart"/>
       <w:r>
@@ -1776,7 +1581,7 @@
           <w:bCs/>
           <w:szCs w:val="28"/>
         </w:rPr>
-        <w:t>紅藕</w:t>
+        <w:t>盪</w:t>
       </w:r>
       <w:proofErr w:type="gramEnd"/>
       <w:r>
@@ -1785,31 +1590,40 @@
           <w:bCs/>
           <w:szCs w:val="28"/>
         </w:rPr>
-        <w:t>」</w:t>
-      </w:r>
+        <w:t>舟，然而面對「雲中</w:t>
+      </w:r>
+      <w:proofErr w:type="gramStart"/>
       <w:r>
         <w:rPr>
           <w:rFonts w:hint="eastAsia"/>
           <w:bCs/>
           <w:szCs w:val="28"/>
         </w:rPr>
-        <w:t>，即粉紅荷花。</w:t>
-      </w:r>
+        <w:t>誰寄錦書</w:t>
+      </w:r>
+      <w:proofErr w:type="gramEnd"/>
       <w:r>
         <w:rPr>
           <w:rFonts w:hint="eastAsia"/>
           <w:bCs/>
           <w:szCs w:val="28"/>
         </w:rPr>
-        <w:t>「</w:t>
-      </w:r>
-      <w:r>
-        <w:rPr>
-          <w:rFonts w:hint="eastAsia"/>
+        <w:t>來」的期盼</w:t>
+      </w:r>
+      <w:r>
+        <w:rPr>
           <w:bCs/>
           <w:szCs w:val="28"/>
         </w:rPr>
-        <w:t>玉</w:t>
+        <w:br/>
+      </w:r>
+      <w:r>
+        <w:rPr>
+          <w:rFonts w:hint="eastAsia"/>
+          <w:bCs/>
+          <w:szCs w:val="28"/>
+        </w:rPr>
+        <w:t>，</w:t>
       </w:r>
       <w:proofErr w:type="gramStart"/>
       <w:r>
@@ -1818,7 +1632,7 @@
           <w:bCs/>
           <w:szCs w:val="28"/>
         </w:rPr>
-        <w:t>簟</w:t>
+        <w:t>雁群歸去</w:t>
       </w:r>
       <w:proofErr w:type="gramEnd"/>
       <w:r>
@@ -1827,1130 +1641,32 @@
           <w:bCs/>
           <w:szCs w:val="28"/>
         </w:rPr>
-        <w:t>」</w:t>
-      </w:r>
+        <w:t>，月光灑</w:t>
+      </w:r>
+      <w:proofErr w:type="gramStart"/>
       <w:r>
         <w:rPr>
           <w:rFonts w:hint="eastAsia"/>
           <w:bCs/>
           <w:szCs w:val="28"/>
         </w:rPr>
-        <w:t>，是精美的竹</w:t>
-      </w:r>
-      <w:proofErr w:type="gramStart"/>
+        <w:t>滿西樓</w:t>
+      </w:r>
+      <w:proofErr w:type="gramEnd"/>
       <w:r>
         <w:rPr>
           <w:rFonts w:hint="eastAsia"/>
           <w:bCs/>
           <w:szCs w:val="28"/>
         </w:rPr>
-        <w:t>蓆</w:t>
-      </w:r>
-      <w:proofErr w:type="gramEnd"/>
-      <w:r>
-        <w:rPr>
-          <w:rFonts w:hint="eastAsia"/>
-          <w:bCs/>
-          <w:szCs w:val="28"/>
-        </w:rPr>
-        <w:t>。這一句涵義極其豐富，它不僅點明</w:t>
-      </w:r>
-      <w:proofErr w:type="gramStart"/>
-      <w:r>
-        <w:rPr>
-          <w:rFonts w:hint="eastAsia"/>
-          <w:bCs/>
-          <w:szCs w:val="28"/>
-        </w:rPr>
-        <w:t>了</w:t>
-      </w:r>
-      <w:r>
-        <w:rPr>
-          <w:rFonts w:hint="eastAsia"/>
-          <w:b/>
-          <w:szCs w:val="28"/>
-        </w:rPr>
-        <w:t>蕭疏</w:t>
-      </w:r>
-      <w:r>
-        <w:rPr>
-          <w:rFonts w:hint="eastAsia"/>
-          <w:bCs/>
-          <w:szCs w:val="28"/>
-        </w:rPr>
-        <w:t>秋意</w:t>
-      </w:r>
-      <w:proofErr w:type="gramEnd"/>
-      <w:r>
-        <w:rPr>
-          <w:rFonts w:hint="eastAsia"/>
-          <w:bCs/>
-          <w:szCs w:val="28"/>
-        </w:rPr>
-        <w:t>的時節，而且</w:t>
-      </w:r>
-      <w:r>
-        <w:rPr>
-          <w:rFonts w:hint="eastAsia"/>
-          <w:b/>
-          <w:szCs w:val="28"/>
-        </w:rPr>
-        <w:t>渲染</w:t>
-      </w:r>
-      <w:r>
-        <w:rPr>
-          <w:rFonts w:hint="eastAsia"/>
-          <w:bCs/>
-          <w:szCs w:val="28"/>
-        </w:rPr>
-        <w:t>了環境氣氛，對作者的孤獨</w:t>
-      </w:r>
-      <w:proofErr w:type="gramStart"/>
-      <w:r>
-        <w:rPr>
-          <w:rFonts w:hint="eastAsia"/>
-          <w:bCs/>
-          <w:szCs w:val="28"/>
-        </w:rPr>
-        <w:t>閒愁起</w:t>
-      </w:r>
-      <w:proofErr w:type="gramEnd"/>
-      <w:r>
-        <w:rPr>
-          <w:rFonts w:hint="eastAsia"/>
-          <w:bCs/>
-          <w:szCs w:val="28"/>
-        </w:rPr>
-        <w:t>了襯托作用。表面上寫出荷花殘，竹</w:t>
-      </w:r>
-      <w:proofErr w:type="gramStart"/>
-      <w:r>
-        <w:rPr>
-          <w:rFonts w:hint="eastAsia"/>
-          <w:bCs/>
-          <w:szCs w:val="28"/>
-        </w:rPr>
-        <w:t>蓆</w:t>
-      </w:r>
-      <w:proofErr w:type="gramEnd"/>
-      <w:r>
-        <w:rPr>
-          <w:rFonts w:hint="eastAsia"/>
-          <w:bCs/>
-          <w:szCs w:val="28"/>
-        </w:rPr>
-        <w:t>涼這</w:t>
-      </w:r>
-      <w:r>
-        <w:rPr>
-          <w:rFonts w:hint="eastAsia"/>
-          <w:bCs/>
-          <w:szCs w:val="28"/>
-        </w:rPr>
-        <w:lastRenderedPageBreak/>
-        <w:t>些尋常事情，實質上暗含</w:t>
-      </w:r>
-      <w:proofErr w:type="gramStart"/>
-      <w:r>
-        <w:rPr>
-          <w:rFonts w:hint="eastAsia"/>
-          <w:bCs/>
-          <w:szCs w:val="28"/>
-        </w:rPr>
-        <w:t>青春易逝</w:t>
-      </w:r>
-      <w:proofErr w:type="gramEnd"/>
-      <w:r>
-        <w:rPr>
-          <w:rFonts w:hint="eastAsia"/>
-          <w:bCs/>
-          <w:szCs w:val="28"/>
-        </w:rPr>
-        <w:t>，</w:t>
-      </w:r>
-      <w:proofErr w:type="gramStart"/>
-      <w:r>
-        <w:rPr>
-          <w:rFonts w:hint="eastAsia"/>
-          <w:bCs/>
-          <w:szCs w:val="28"/>
-        </w:rPr>
-        <w:t>紅顏易老</w:t>
-      </w:r>
-      <w:proofErr w:type="gramEnd"/>
-      <w:r>
-        <w:rPr>
-          <w:rFonts w:hint="eastAsia"/>
-          <w:bCs/>
-          <w:szCs w:val="28"/>
-        </w:rPr>
-        <w:t>，</w:t>
-      </w:r>
-      <w:r>
-        <w:rPr>
-          <w:rFonts w:hint="eastAsia"/>
-          <w:bCs/>
-          <w:szCs w:val="28"/>
-        </w:rPr>
-        <w:t>「</w:t>
-      </w:r>
-      <w:r>
-        <w:rPr>
-          <w:rFonts w:hint="eastAsia"/>
-          <w:bCs/>
-          <w:szCs w:val="28"/>
-        </w:rPr>
-        <w:t>人</w:t>
-      </w:r>
-      <w:proofErr w:type="gramStart"/>
-      <w:r>
-        <w:rPr>
-          <w:rFonts w:hint="eastAsia"/>
-          <w:bCs/>
-          <w:szCs w:val="28"/>
-        </w:rPr>
-        <w:t>去席冷</w:t>
-      </w:r>
-      <w:proofErr w:type="gramEnd"/>
-      <w:r>
-        <w:rPr>
-          <w:rFonts w:hint="eastAsia"/>
-          <w:bCs/>
-          <w:szCs w:val="28"/>
-        </w:rPr>
-        <w:t>」</w:t>
-      </w:r>
-      <w:r>
-        <w:rPr>
-          <w:rFonts w:hint="eastAsia"/>
-          <w:bCs/>
-          <w:szCs w:val="28"/>
-        </w:rPr>
-        <w:t>之意境。</w:t>
-      </w:r>
-      <w:r>
-        <w:rPr>
-          <w:rFonts w:hint="eastAsia"/>
-          <w:bCs/>
-          <w:szCs w:val="28"/>
-        </w:rPr>
-        <w:t>「</w:t>
-      </w:r>
-      <w:r>
-        <w:rPr>
-          <w:rFonts w:hint="eastAsia"/>
-          <w:bCs/>
-          <w:szCs w:val="28"/>
-        </w:rPr>
-        <w:t>輕解羅裳，</w:t>
-      </w:r>
-      <w:proofErr w:type="gramStart"/>
-      <w:r>
-        <w:rPr>
-          <w:rFonts w:hint="eastAsia"/>
-          <w:bCs/>
-          <w:szCs w:val="28"/>
-        </w:rPr>
-        <w:t>獨上蘭舟</w:t>
-      </w:r>
-      <w:proofErr w:type="gramEnd"/>
-      <w:r>
-        <w:rPr>
-          <w:rFonts w:hint="eastAsia"/>
-          <w:bCs/>
-          <w:szCs w:val="28"/>
-        </w:rPr>
-        <w:t>」</w:t>
-      </w:r>
-      <w:r>
-        <w:rPr>
-          <w:rFonts w:hint="eastAsia"/>
-          <w:bCs/>
-          <w:szCs w:val="28"/>
-        </w:rPr>
-        <w:t>是寫其白天泛舟水上之事：詞人解開</w:t>
-      </w:r>
-      <w:proofErr w:type="gramStart"/>
-      <w:r>
-        <w:rPr>
-          <w:rFonts w:hint="eastAsia"/>
-          <w:b/>
-          <w:szCs w:val="28"/>
-        </w:rPr>
-        <w:t>綾</w:t>
-      </w:r>
-      <w:proofErr w:type="gramEnd"/>
-      <w:r>
-        <w:rPr>
-          <w:rFonts w:hint="eastAsia"/>
-          <w:b/>
-          <w:szCs w:val="28"/>
-        </w:rPr>
-        <w:t>羅</w:t>
-      </w:r>
-      <w:r>
-        <w:rPr>
-          <w:rFonts w:hint="eastAsia"/>
-          <w:bCs/>
-          <w:szCs w:val="28"/>
-        </w:rPr>
-        <w:t>裙，換著便裝，獨自</w:t>
-      </w:r>
-      <w:proofErr w:type="gramStart"/>
-      <w:r>
-        <w:rPr>
-          <w:rFonts w:hint="eastAsia"/>
-          <w:bCs/>
-          <w:szCs w:val="28"/>
-        </w:rPr>
-        <w:t>划著</w:t>
-      </w:r>
-      <w:proofErr w:type="gramEnd"/>
-      <w:r>
-        <w:rPr>
-          <w:rFonts w:hint="eastAsia"/>
-          <w:bCs/>
-          <w:szCs w:val="28"/>
-        </w:rPr>
-        <w:t>小船去遊玩。</w:t>
-      </w:r>
-      <w:r>
-        <w:rPr>
-          <w:rFonts w:hint="eastAsia"/>
-          <w:bCs/>
-          <w:szCs w:val="28"/>
-        </w:rPr>
-        <w:t>「</w:t>
-      </w:r>
-      <w:r>
-        <w:rPr>
-          <w:rFonts w:hint="eastAsia"/>
-          <w:bCs/>
-          <w:szCs w:val="28"/>
-        </w:rPr>
-        <w:t>輕解</w:t>
-      </w:r>
-      <w:r>
-        <w:rPr>
-          <w:rFonts w:hint="eastAsia"/>
-          <w:bCs/>
-          <w:szCs w:val="28"/>
-        </w:rPr>
-        <w:t>」</w:t>
-      </w:r>
-      <w:r>
-        <w:rPr>
-          <w:rFonts w:hint="eastAsia"/>
-          <w:bCs/>
-          <w:szCs w:val="28"/>
-        </w:rPr>
-        <w:t>與</w:t>
-      </w:r>
-      <w:r>
-        <w:rPr>
-          <w:rFonts w:hint="eastAsia"/>
-          <w:bCs/>
-          <w:szCs w:val="28"/>
-        </w:rPr>
-        <w:t>「</w:t>
-      </w:r>
-      <w:proofErr w:type="gramStart"/>
-      <w:r>
-        <w:rPr>
-          <w:rFonts w:hint="eastAsia"/>
-          <w:bCs/>
-          <w:szCs w:val="28"/>
-        </w:rPr>
-        <w:t>獨上</w:t>
-      </w:r>
-      <w:proofErr w:type="gramEnd"/>
-      <w:r>
-        <w:rPr>
-          <w:rFonts w:hint="eastAsia"/>
-          <w:bCs/>
-          <w:szCs w:val="28"/>
-        </w:rPr>
-        <w:t>」</w:t>
-      </w:r>
-      <w:r>
-        <w:rPr>
-          <w:rFonts w:hint="eastAsia"/>
-          <w:bCs/>
-          <w:szCs w:val="28"/>
-        </w:rPr>
-        <w:t>，栩栩如生地表現出她的神態、舉動。</w:t>
-      </w:r>
-      <w:r>
-        <w:rPr>
-          <w:rFonts w:hint="eastAsia"/>
-          <w:bCs/>
-          <w:szCs w:val="28"/>
-        </w:rPr>
-        <w:t>「</w:t>
-      </w:r>
-      <w:r>
-        <w:rPr>
-          <w:rFonts w:hint="eastAsia"/>
-          <w:bCs/>
-          <w:szCs w:val="28"/>
-        </w:rPr>
-        <w:t>輕</w:t>
-      </w:r>
-      <w:r>
-        <w:rPr>
-          <w:rFonts w:hint="eastAsia"/>
-          <w:bCs/>
-          <w:szCs w:val="28"/>
-        </w:rPr>
-        <w:t>」</w:t>
-      </w:r>
-      <w:r>
-        <w:rPr>
-          <w:rFonts w:hint="eastAsia"/>
-          <w:bCs/>
-          <w:szCs w:val="28"/>
-        </w:rPr>
-        <w:t>，寫手腳動作的輕捷靈敏，表現出生怕驚動別人，小心而又有幾分害羞的少婦心情。正因為是</w:t>
-      </w:r>
-      <w:r>
-        <w:rPr>
-          <w:rFonts w:hint="eastAsia"/>
-          <w:bCs/>
-          <w:szCs w:val="28"/>
-        </w:rPr>
-        <w:t>「</w:t>
-      </w:r>
-      <w:r>
-        <w:rPr>
-          <w:rFonts w:hint="eastAsia"/>
-          <w:bCs/>
-          <w:szCs w:val="28"/>
-        </w:rPr>
-        <w:t>輕</w:t>
-      </w:r>
-      <w:r>
-        <w:rPr>
-          <w:rFonts w:hint="eastAsia"/>
-          <w:bCs/>
-          <w:szCs w:val="28"/>
-        </w:rPr>
-        <w:t>」</w:t>
-      </w:r>
-      <w:r>
-        <w:rPr>
-          <w:rFonts w:hint="eastAsia"/>
-          <w:bCs/>
-          <w:szCs w:val="28"/>
-        </w:rPr>
-        <w:t>，所以誰也不知道，連侍女也沒讓跟上。</w:t>
-      </w:r>
-      <w:r>
-        <w:rPr>
-          <w:rFonts w:hint="eastAsia"/>
-          <w:bCs/>
-          <w:szCs w:val="28"/>
-        </w:rPr>
-        <w:t>「</w:t>
-      </w:r>
-      <w:r>
-        <w:rPr>
-          <w:rFonts w:hint="eastAsia"/>
-          <w:bCs/>
-          <w:szCs w:val="28"/>
-        </w:rPr>
-        <w:t>獨</w:t>
-      </w:r>
-      <w:r>
-        <w:rPr>
-          <w:rFonts w:hint="eastAsia"/>
-          <w:bCs/>
-          <w:szCs w:val="28"/>
-        </w:rPr>
-        <w:t>」</w:t>
-      </w:r>
-      <w:r>
-        <w:rPr>
-          <w:rFonts w:hint="eastAsia"/>
-          <w:bCs/>
-          <w:szCs w:val="28"/>
-        </w:rPr>
-        <w:t>字就是回應上句的</w:t>
-      </w:r>
-      <w:r>
-        <w:rPr>
-          <w:rFonts w:hint="eastAsia"/>
-          <w:bCs/>
-          <w:szCs w:val="28"/>
-        </w:rPr>
-        <w:t>「</w:t>
-      </w:r>
-      <w:r>
-        <w:rPr>
-          <w:rFonts w:hint="eastAsia"/>
-          <w:bCs/>
-          <w:szCs w:val="28"/>
-        </w:rPr>
-        <w:t>輕</w:t>
-      </w:r>
-      <w:r>
-        <w:rPr>
-          <w:rFonts w:hint="eastAsia"/>
-          <w:bCs/>
-          <w:szCs w:val="28"/>
-        </w:rPr>
-        <w:t>」</w:t>
-      </w:r>
-      <w:r>
-        <w:rPr>
-          <w:rFonts w:hint="eastAsia"/>
-          <w:bCs/>
-          <w:szCs w:val="28"/>
-        </w:rPr>
-        <w:t>字，點明了下</w:t>
-      </w:r>
-      <w:proofErr w:type="gramStart"/>
-      <w:r>
-        <w:rPr>
-          <w:rFonts w:hint="eastAsia"/>
-          <w:bCs/>
-          <w:szCs w:val="28"/>
-        </w:rPr>
-        <w:t>闋</w:t>
-      </w:r>
-      <w:proofErr w:type="gramEnd"/>
-      <w:r>
-        <w:rPr>
-          <w:rFonts w:hint="eastAsia"/>
-          <w:bCs/>
-          <w:szCs w:val="28"/>
-        </w:rPr>
-        <w:t>「</w:t>
-      </w:r>
-      <w:r>
-        <w:rPr>
-          <w:rFonts w:hint="eastAsia"/>
-          <w:bCs/>
-          <w:szCs w:val="28"/>
-        </w:rPr>
-        <w:t>愁</w:t>
-      </w:r>
-      <w:r>
-        <w:rPr>
-          <w:rFonts w:hint="eastAsia"/>
-          <w:bCs/>
-          <w:szCs w:val="28"/>
-        </w:rPr>
-        <w:t>」</w:t>
-      </w:r>
-      <w:r>
-        <w:rPr>
-          <w:rFonts w:hint="eastAsia"/>
-          <w:bCs/>
-          <w:szCs w:val="28"/>
-        </w:rPr>
-        <w:t>字的</w:t>
-      </w:r>
-      <w:r>
-        <w:rPr>
-          <w:rFonts w:hint="eastAsia"/>
-          <w:b/>
-          <w:szCs w:val="28"/>
-        </w:rPr>
-        <w:t>癥結</w:t>
-      </w:r>
-      <w:r>
-        <w:rPr>
-          <w:rFonts w:hint="eastAsia"/>
-          <w:bCs/>
-          <w:szCs w:val="28"/>
-        </w:rPr>
-        <w:t>。</w:t>
-      </w:r>
-      <w:r>
-        <w:rPr>
-          <w:rFonts w:hint="eastAsia"/>
-          <w:bCs/>
-          <w:szCs w:val="28"/>
-        </w:rPr>
-        <w:t>「</w:t>
-      </w:r>
-      <w:proofErr w:type="gramStart"/>
-      <w:r>
-        <w:rPr>
-          <w:rFonts w:hint="eastAsia"/>
-          <w:bCs/>
-          <w:szCs w:val="28"/>
-        </w:rPr>
-        <w:t>獨上蘭舟</w:t>
-      </w:r>
-      <w:proofErr w:type="gramEnd"/>
-      <w:r>
-        <w:rPr>
-          <w:rFonts w:hint="eastAsia"/>
-          <w:bCs/>
-          <w:szCs w:val="28"/>
-        </w:rPr>
-        <w:t>」</w:t>
-      </w:r>
-      <w:r>
-        <w:rPr>
-          <w:rFonts w:hint="eastAsia"/>
-          <w:bCs/>
-          <w:szCs w:val="28"/>
-        </w:rPr>
-        <w:t>，正是她想借泛舟以消愁，並非</w:t>
-      </w:r>
-      <w:r>
-        <w:rPr>
-          <w:rFonts w:hint="eastAsia"/>
-          <w:bCs/>
-          <w:szCs w:val="28"/>
-        </w:rPr>
-        <w:t>閒情逸致</w:t>
-      </w:r>
-      <w:r>
-        <w:rPr>
-          <w:rFonts w:hint="eastAsia"/>
-          <w:bCs/>
-          <w:szCs w:val="28"/>
-        </w:rPr>
-        <w:t>的遊玩。昔日也許雙雙泛舟，而今獨自</w:t>
-      </w:r>
-      <w:r>
-        <w:rPr>
-          <w:rFonts w:hint="eastAsia"/>
-          <w:b/>
-          <w:szCs w:val="28"/>
-        </w:rPr>
-        <w:t>擊</w:t>
-      </w:r>
-      <w:proofErr w:type="gramStart"/>
-      <w:r>
-        <w:rPr>
-          <w:rFonts w:hint="eastAsia"/>
-          <w:b/>
-          <w:szCs w:val="28"/>
-        </w:rPr>
-        <w:t>楫</w:t>
-      </w:r>
-      <w:proofErr w:type="gramEnd"/>
-      <w:r>
-        <w:rPr>
-          <w:rFonts w:hint="eastAsia"/>
-          <w:bCs/>
-          <w:szCs w:val="28"/>
-        </w:rPr>
-        <w:t>，</w:t>
-      </w:r>
-      <w:proofErr w:type="gramStart"/>
-      <w:r>
-        <w:rPr>
-          <w:rFonts w:hint="eastAsia"/>
-          <w:bCs/>
-          <w:szCs w:val="28"/>
-        </w:rPr>
-        <w:t>恩愛情深</w:t>
-      </w:r>
-      <w:proofErr w:type="gramEnd"/>
-      <w:r>
-        <w:rPr>
-          <w:rFonts w:hint="eastAsia"/>
-          <w:bCs/>
-          <w:szCs w:val="28"/>
-        </w:rPr>
-        <w:t>、朝夕相伴的</w:t>
-      </w:r>
-      <w:proofErr w:type="gramStart"/>
-      <w:r>
-        <w:rPr>
-          <w:rFonts w:hint="eastAsia"/>
-          <w:bCs/>
-          <w:szCs w:val="28"/>
-        </w:rPr>
-        <w:t>的</w:t>
-      </w:r>
-      <w:proofErr w:type="gramEnd"/>
-      <w:r>
-        <w:rPr>
-          <w:rFonts w:hint="eastAsia"/>
-          <w:bCs/>
-          <w:szCs w:val="28"/>
-        </w:rPr>
-        <w:t>丈夫</w:t>
-      </w:r>
-      <w:proofErr w:type="gramStart"/>
-      <w:r>
-        <w:rPr>
-          <w:rFonts w:hint="eastAsia"/>
-          <w:bCs/>
-          <w:szCs w:val="28"/>
-        </w:rPr>
-        <w:t>久盼不歸</w:t>
-      </w:r>
-      <w:proofErr w:type="gramEnd"/>
-      <w:r>
-        <w:rPr>
-          <w:rFonts w:hint="eastAsia"/>
-          <w:bCs/>
-          <w:szCs w:val="28"/>
-        </w:rPr>
-        <w:t>，怎不教她愁情滿懷。</w:t>
-      </w:r>
-      <w:r>
-        <w:rPr>
-          <w:rFonts w:hint="eastAsia"/>
-          <w:bCs/>
-          <w:szCs w:val="28"/>
-        </w:rPr>
-        <w:t>「</w:t>
-      </w:r>
-      <w:r>
-        <w:rPr>
-          <w:rFonts w:hint="eastAsia"/>
-          <w:bCs/>
-          <w:szCs w:val="28"/>
-        </w:rPr>
-        <w:t>雲中</w:t>
-      </w:r>
-      <w:proofErr w:type="gramStart"/>
-      <w:r>
-        <w:rPr>
-          <w:rFonts w:hint="eastAsia"/>
-          <w:bCs/>
-          <w:szCs w:val="28"/>
-        </w:rPr>
-        <w:t>誰寄錦書</w:t>
-      </w:r>
-      <w:proofErr w:type="gramEnd"/>
-      <w:r>
-        <w:rPr>
-          <w:rFonts w:hint="eastAsia"/>
-          <w:bCs/>
-          <w:szCs w:val="28"/>
-        </w:rPr>
-        <w:t>來？</w:t>
-      </w:r>
-      <w:r>
-        <w:rPr>
-          <w:rFonts w:hint="eastAsia"/>
-          <w:bCs/>
-          <w:szCs w:val="28"/>
-        </w:rPr>
-        <w:t>」</w:t>
-      </w:r>
-      <w:r>
-        <w:rPr>
-          <w:rFonts w:hint="eastAsia"/>
-          <w:bCs/>
-          <w:szCs w:val="28"/>
-        </w:rPr>
-        <w:t>惦念丈夫，</w:t>
-      </w:r>
-      <w:r>
-        <w:rPr>
-          <w:rFonts w:hint="eastAsia"/>
-          <w:b/>
-          <w:szCs w:val="28"/>
-        </w:rPr>
-        <w:t>望眼欲穿</w:t>
-      </w:r>
-      <w:r>
-        <w:rPr>
-          <w:rFonts w:hint="eastAsia"/>
-          <w:bCs/>
-          <w:szCs w:val="28"/>
-        </w:rPr>
-        <w:t>，真是</w:t>
-      </w:r>
-      <w:r>
-        <w:rPr>
-          <w:rFonts w:hint="eastAsia"/>
-          <w:bCs/>
-          <w:szCs w:val="28"/>
-        </w:rPr>
-        <w:t>「</w:t>
-      </w:r>
-      <w:proofErr w:type="gramStart"/>
-      <w:r>
-        <w:rPr>
-          <w:rFonts w:hint="eastAsia"/>
-          <w:bCs/>
-          <w:szCs w:val="28"/>
-        </w:rPr>
-        <w:t>家書抵萬金</w:t>
-      </w:r>
-      <w:proofErr w:type="gramEnd"/>
-      <w:r>
-        <w:rPr>
-          <w:rFonts w:hint="eastAsia"/>
-          <w:bCs/>
-          <w:szCs w:val="28"/>
-        </w:rPr>
-        <w:t>」</w:t>
-      </w:r>
-      <w:r>
-        <w:rPr>
-          <w:rFonts w:hint="eastAsia"/>
-          <w:bCs/>
-          <w:szCs w:val="28"/>
-        </w:rPr>
-        <w:t>！</w:t>
-      </w:r>
-      <w:r>
-        <w:rPr>
-          <w:rFonts w:hint="eastAsia"/>
-          <w:bCs/>
-          <w:szCs w:val="28"/>
-        </w:rPr>
-        <w:t>「</w:t>
-      </w:r>
-      <w:r>
-        <w:rPr>
-          <w:rFonts w:hint="eastAsia"/>
-          <w:bCs/>
-          <w:szCs w:val="28"/>
-        </w:rPr>
-        <w:t>雁字回時，月</w:t>
-      </w:r>
-      <w:proofErr w:type="gramStart"/>
-      <w:r>
-        <w:rPr>
-          <w:rFonts w:hint="eastAsia"/>
-          <w:bCs/>
-          <w:szCs w:val="28"/>
-        </w:rPr>
-        <w:t>滿西樓</w:t>
-      </w:r>
-      <w:proofErr w:type="gramEnd"/>
-      <w:r>
-        <w:rPr>
-          <w:rFonts w:hint="eastAsia"/>
-          <w:bCs/>
-          <w:szCs w:val="28"/>
-        </w:rPr>
-        <w:t>」</w:t>
-      </w:r>
-      <w:r>
-        <w:rPr>
-          <w:rFonts w:hint="eastAsia"/>
-          <w:bCs/>
-          <w:szCs w:val="28"/>
-        </w:rPr>
-        <w:t>是</w:t>
-      </w:r>
-      <w:proofErr w:type="gramStart"/>
-      <w:r>
-        <w:rPr>
-          <w:rFonts w:hint="eastAsia"/>
-          <w:bCs/>
-          <w:szCs w:val="28"/>
-        </w:rPr>
-        <w:t>她思夫的</w:t>
-      </w:r>
-      <w:proofErr w:type="gramEnd"/>
-      <w:r>
-        <w:rPr>
-          <w:rFonts w:hint="eastAsia"/>
-          <w:bCs/>
-          <w:szCs w:val="28"/>
-        </w:rPr>
-        <w:t>迫切心情，突然自現的外在表現。作者藉助於鴻雁傳書的傳說，畫面</w:t>
-      </w:r>
-      <w:proofErr w:type="gramStart"/>
-      <w:r>
-        <w:rPr>
-          <w:rFonts w:hint="eastAsia"/>
-          <w:bCs/>
-          <w:szCs w:val="28"/>
-        </w:rPr>
-        <w:t>清晰，</w:t>
-      </w:r>
-      <w:proofErr w:type="gramEnd"/>
-      <w:r>
-        <w:rPr>
-          <w:rFonts w:hint="eastAsia"/>
-          <w:bCs/>
-          <w:szCs w:val="28"/>
-        </w:rPr>
-        <w:t>形象鮮明，它渲染了一個月</w:t>
-      </w:r>
-      <w:proofErr w:type="gramStart"/>
-      <w:r>
-        <w:rPr>
-          <w:rFonts w:hint="eastAsia"/>
-          <w:bCs/>
-          <w:szCs w:val="28"/>
-        </w:rPr>
-        <w:t>光照滿</w:t>
-      </w:r>
-      <w:r>
-        <w:rPr>
-          <w:rFonts w:hint="eastAsia"/>
-          <w:b/>
-          <w:szCs w:val="28"/>
-        </w:rPr>
-        <w:t>樓頭</w:t>
-      </w:r>
-      <w:proofErr w:type="gramEnd"/>
-      <w:r>
-        <w:rPr>
-          <w:rFonts w:hint="eastAsia"/>
-          <w:bCs/>
-          <w:szCs w:val="28"/>
-        </w:rPr>
-        <w:t>的美好夜景，然而在喜悅的背後，蘊藏著相思的淚水。</w:t>
-      </w:r>
-      <w:r>
-        <w:rPr>
-          <w:rFonts w:hint="eastAsia"/>
-          <w:bCs/>
-          <w:szCs w:val="28"/>
-        </w:rPr>
-        <w:t>「</w:t>
-      </w:r>
-      <w:r>
-        <w:rPr>
-          <w:rFonts w:hint="eastAsia"/>
-          <w:bCs/>
-          <w:szCs w:val="28"/>
-        </w:rPr>
-        <w:t>月</w:t>
-      </w:r>
-      <w:proofErr w:type="gramStart"/>
-      <w:r>
-        <w:rPr>
-          <w:rFonts w:hint="eastAsia"/>
-          <w:bCs/>
-          <w:szCs w:val="28"/>
-        </w:rPr>
-        <w:t>滿西樓</w:t>
-      </w:r>
-      <w:proofErr w:type="gramEnd"/>
-      <w:r>
-        <w:rPr>
-          <w:rFonts w:hint="eastAsia"/>
-          <w:bCs/>
-          <w:szCs w:val="28"/>
-        </w:rPr>
-        <w:t>」</w:t>
-      </w:r>
-      <w:r>
-        <w:rPr>
-          <w:rFonts w:hint="eastAsia"/>
-          <w:bCs/>
-          <w:szCs w:val="28"/>
-        </w:rPr>
-        <w:t>寫月夜</w:t>
-      </w:r>
-      <w:proofErr w:type="gramStart"/>
-      <w:r>
-        <w:rPr>
-          <w:rFonts w:hint="eastAsia"/>
-          <w:bCs/>
-          <w:szCs w:val="28"/>
-        </w:rPr>
-        <w:t>思婦憑欄望眺</w:t>
-      </w:r>
-      <w:proofErr w:type="gramEnd"/>
-      <w:r>
-        <w:rPr>
-          <w:rFonts w:hint="eastAsia"/>
-          <w:bCs/>
-          <w:szCs w:val="28"/>
-        </w:rPr>
-        <w:t>。</w:t>
-      </w:r>
-      <w:proofErr w:type="gramStart"/>
-      <w:r>
-        <w:rPr>
-          <w:rFonts w:hint="eastAsia"/>
-          <w:bCs/>
-          <w:szCs w:val="28"/>
-        </w:rPr>
-        <w:t>月已西斜</w:t>
-      </w:r>
-      <w:proofErr w:type="gramEnd"/>
-      <w:r>
-        <w:rPr>
-          <w:rFonts w:hint="eastAsia"/>
-          <w:bCs/>
-          <w:szCs w:val="28"/>
-        </w:rPr>
-        <w:t>，足見她站立樓頭已久，這就表明了</w:t>
-      </w:r>
-      <w:proofErr w:type="gramStart"/>
-      <w:r>
-        <w:rPr>
-          <w:rFonts w:hint="eastAsia"/>
-          <w:bCs/>
-          <w:szCs w:val="28"/>
-        </w:rPr>
-        <w:t>她思夫之</w:t>
-      </w:r>
-      <w:proofErr w:type="gramEnd"/>
-      <w:r>
-        <w:rPr>
-          <w:rFonts w:hint="eastAsia"/>
-          <w:bCs/>
-          <w:szCs w:val="28"/>
-        </w:rPr>
-        <w:t>情更深，</w:t>
-      </w:r>
-      <w:proofErr w:type="gramStart"/>
-      <w:r>
-        <w:rPr>
-          <w:rFonts w:hint="eastAsia"/>
-          <w:bCs/>
-          <w:szCs w:val="28"/>
-        </w:rPr>
-        <w:t>愁更極</w:t>
-      </w:r>
-      <w:proofErr w:type="gramEnd"/>
-      <w:r>
-        <w:rPr>
-          <w:rFonts w:hint="eastAsia"/>
-          <w:bCs/>
-          <w:szCs w:val="28"/>
-        </w:rPr>
-        <w:t>。盼望音訊的她仰</w:t>
-      </w:r>
-      <w:proofErr w:type="gramStart"/>
-      <w:r>
-        <w:rPr>
-          <w:rFonts w:hint="eastAsia"/>
-          <w:bCs/>
-          <w:szCs w:val="28"/>
-        </w:rPr>
-        <w:t>頭嘆望</w:t>
-      </w:r>
-      <w:proofErr w:type="gramEnd"/>
-      <w:r>
-        <w:rPr>
-          <w:rFonts w:hint="eastAsia"/>
-          <w:bCs/>
-          <w:szCs w:val="28"/>
-        </w:rPr>
-        <w:t>，竟</w:t>
-      </w:r>
-      <w:proofErr w:type="gramStart"/>
-      <w:r>
-        <w:rPr>
-          <w:rFonts w:hint="eastAsia"/>
-          <w:bCs/>
-          <w:szCs w:val="28"/>
-        </w:rPr>
-        <w:t>產生了雁</w:t>
-      </w:r>
-      <w:r>
-        <w:rPr>
-          <w:rFonts w:hint="eastAsia"/>
-          <w:bCs/>
-          <w:szCs w:val="28"/>
-        </w:rPr>
-        <w:t>字</w:t>
-      </w:r>
-      <w:proofErr w:type="gramEnd"/>
-      <w:r>
-        <w:rPr>
-          <w:rFonts w:hint="eastAsia"/>
-          <w:bCs/>
-          <w:szCs w:val="28"/>
-        </w:rPr>
-        <w:t>回</w:t>
-      </w:r>
-      <w:r>
-        <w:rPr>
-          <w:rFonts w:hint="eastAsia"/>
-          <w:bCs/>
-          <w:szCs w:val="28"/>
-        </w:rPr>
-        <w:t>時</w:t>
-      </w:r>
-      <w:r>
-        <w:rPr>
-          <w:rFonts w:hint="eastAsia"/>
-          <w:bCs/>
-          <w:szCs w:val="28"/>
-        </w:rPr>
-        <w:t>的遐想。難怪她不顧夜露</w:t>
-      </w:r>
-      <w:proofErr w:type="gramStart"/>
-      <w:r>
-        <w:rPr>
-          <w:rFonts w:hint="eastAsia"/>
-          <w:bCs/>
-          <w:szCs w:val="28"/>
-        </w:rPr>
-        <w:t>浸涼，</w:t>
-      </w:r>
-      <w:proofErr w:type="gramEnd"/>
-      <w:r>
-        <w:rPr>
-          <w:rFonts w:hint="eastAsia"/>
-          <w:bCs/>
-          <w:szCs w:val="28"/>
-        </w:rPr>
-        <w:t>呆</w:t>
-      </w:r>
-      <w:proofErr w:type="gramStart"/>
-      <w:r>
-        <w:rPr>
-          <w:rFonts w:hint="eastAsia"/>
-          <w:bCs/>
-          <w:szCs w:val="28"/>
-        </w:rPr>
-        <w:t>呆</w:t>
-      </w:r>
-      <w:proofErr w:type="gramEnd"/>
-      <w:r>
-        <w:rPr>
-          <w:rFonts w:hint="eastAsia"/>
-          <w:bCs/>
-          <w:szCs w:val="28"/>
-        </w:rPr>
-        <w:t>佇立凝視，直到月</w:t>
-      </w:r>
-      <w:proofErr w:type="gramStart"/>
-      <w:r>
-        <w:rPr>
-          <w:rFonts w:hint="eastAsia"/>
-          <w:bCs/>
-          <w:szCs w:val="28"/>
-        </w:rPr>
-        <w:t>滿西樓</w:t>
-      </w:r>
-      <w:proofErr w:type="gramEnd"/>
-      <w:r>
-        <w:rPr>
-          <w:rFonts w:hint="eastAsia"/>
-          <w:bCs/>
-          <w:szCs w:val="28"/>
-        </w:rPr>
-        <w:t>而</w:t>
-      </w:r>
-      <w:proofErr w:type="gramStart"/>
-      <w:r>
-        <w:rPr>
-          <w:rFonts w:hint="eastAsia"/>
-          <w:bCs/>
-          <w:szCs w:val="28"/>
-        </w:rPr>
-        <w:t>不</w:t>
-      </w:r>
-      <w:proofErr w:type="gramEnd"/>
-      <w:r>
-        <w:rPr>
-          <w:rFonts w:hint="eastAsia"/>
-          <w:bCs/>
-          <w:szCs w:val="28"/>
-        </w:rPr>
-        <w:t>知覺。</w:t>
+        <w:t>，那份對良人書信的渴望終究落空，愈發顯得孤寂。</w:t>
       </w:r>
     </w:p>
     <w:p>
       <w:pPr>
-        <w:spacing w:after="0" w:line="480" w:lineRule="exact"/>
+        <w:spacing w:after="0" w:line="380" w:lineRule="exact"/>
         <w:ind w:left="-6" w:right="0" w:hanging="11"/>
+        <w:jc w:val="both"/>
         <w:rPr>
           <w:bCs/>
           <w:szCs w:val="28"/>
@@ -2962,7 +1678,16 @@
           <w:bCs/>
           <w:szCs w:val="28"/>
         </w:rPr>
-        <w:t>下</w:t>
+        <w:lastRenderedPageBreak/>
+        <w:t xml:space="preserve">    </w:t>
+      </w:r>
+      <w:r>
+        <w:rPr>
+          <w:rFonts w:hint="eastAsia"/>
+          <w:bCs/>
+          <w:szCs w:val="28"/>
+        </w:rPr>
+        <w:t>下</w:t>
       </w:r>
       <w:proofErr w:type="gramStart"/>
       <w:r>
@@ -2980,7 +1705,15 @@
           <w:bCs/>
           <w:szCs w:val="28"/>
         </w:rPr>
-        <w:t>「</w:t>
+        <w:t>將情感推向</w:t>
+      </w:r>
+      <w:r>
+        <w:rPr>
+          <w:rFonts w:hint="eastAsia"/>
+          <w:b/>
+          <w:szCs w:val="28"/>
+        </w:rPr>
+        <w:t>形而上</w:t>
       </w:r>
       <w:r>
         <w:rPr>
@@ -2988,7 +1721,16 @@
           <w:bCs/>
           <w:szCs w:val="28"/>
         </w:rPr>
-        <w:t>花自飄零水自流</w:t>
+        <w:t>的生命體驗。「花自飄零水自流」，既是眼前落花流水的實景，也是</w:t>
+      </w:r>
+      <w:proofErr w:type="gramStart"/>
+      <w:r>
+        <w:rPr>
+          <w:rFonts w:hint="eastAsia"/>
+          <w:b/>
+          <w:szCs w:val="28"/>
+        </w:rPr>
+        <w:t>韶華</w:t>
       </w:r>
       <w:r>
         <w:rPr>
@@ -2996,47 +1738,60 @@
           <w:bCs/>
           <w:szCs w:val="28"/>
         </w:rPr>
-        <w:t>」</w:t>
-      </w:r>
+        <w:t>易逝</w:t>
+      </w:r>
+      <w:proofErr w:type="gramEnd"/>
       <w:r>
         <w:rPr>
           <w:rFonts w:hint="eastAsia"/>
           <w:bCs/>
           <w:szCs w:val="28"/>
         </w:rPr>
-        <w:t>，言眼前的落花流水可不管你的心情如何，自是飄零東流。其實，這一句含有兩個意思：</w:t>
-      </w:r>
+        <w:t>、離別無奈的隱喻。自然界的運行不以人的意志為轉移，這與人間的無可奈何形成強烈對比。然而，「一種相思，兩處</w:t>
+      </w:r>
+      <w:proofErr w:type="gramStart"/>
       <w:r>
         <w:rPr>
           <w:rFonts w:hint="eastAsia"/>
           <w:bCs/>
           <w:szCs w:val="28"/>
         </w:rPr>
-        <w:t>「</w:t>
-      </w:r>
+        <w:t>閒</w:t>
+      </w:r>
+      <w:proofErr w:type="gramEnd"/>
       <w:r>
         <w:rPr>
           <w:rFonts w:hint="eastAsia"/>
           <w:bCs/>
           <w:szCs w:val="28"/>
         </w:rPr>
-        <w:t>花自飄零</w:t>
-      </w:r>
+        <w:t>愁」則</w:t>
+      </w:r>
+      <w:proofErr w:type="gramStart"/>
       <w:r>
         <w:rPr>
           <w:rFonts w:hint="eastAsia"/>
           <w:bCs/>
           <w:szCs w:val="28"/>
         </w:rPr>
-        <w:t>」</w:t>
-      </w:r>
+        <w:t>將此詞的</w:t>
+      </w:r>
+      <w:proofErr w:type="gramEnd"/>
       <w:r>
         <w:rPr>
           <w:rFonts w:hint="eastAsia"/>
           <w:bCs/>
           <w:szCs w:val="28"/>
         </w:rPr>
-        <w:t>，是說她的青春</w:t>
+        <w:t>格局</w:t>
+      </w:r>
+      <w:r>
+        <w:rPr>
+          <w:rFonts w:hint="eastAsia"/>
+          <w:b/>
+          <w:szCs w:val="28"/>
+        </w:rPr>
+        <w:t>昇華</w:t>
       </w:r>
       <w:r>
         <w:rPr>
@@ -3044,23 +1799,33 @@
           <w:bCs/>
           <w:szCs w:val="28"/>
         </w:rPr>
-        <w:t>像</w:t>
-      </w:r>
+        <w:t>。這份愁緒並非詞人單方面的顧影自憐，而是遠隔兩地的兩</w:t>
+      </w:r>
+      <w:proofErr w:type="gramStart"/>
       <w:r>
         <w:rPr>
           <w:rFonts w:hint="eastAsia"/>
           <w:bCs/>
           <w:szCs w:val="28"/>
         </w:rPr>
-        <w:t>花那樣空自凋殘；</w:t>
-      </w:r>
+        <w:t>心相印</w:t>
+      </w:r>
+      <w:proofErr w:type="gramEnd"/>
       <w:r>
         <w:rPr>
           <w:rFonts w:hint="eastAsia"/>
           <w:bCs/>
           <w:szCs w:val="28"/>
         </w:rPr>
-        <w:t>「</w:t>
+        <w:t>。這種心靈契合的</w:t>
+      </w:r>
+      <w:r>
+        <w:rPr>
+          <w:rFonts w:hint="eastAsia"/>
+          <w:b/>
+          <w:szCs w:val="28"/>
+        </w:rPr>
+        <w:t>篤定</w:t>
       </w:r>
       <w:r>
         <w:rPr>
@@ -3068,7 +1833,15 @@
           <w:bCs/>
           <w:szCs w:val="28"/>
         </w:rPr>
-        <w:t>水自流</w:t>
+        <w:t>，使哀怨中多了一份</w:t>
+      </w:r>
+      <w:r>
+        <w:rPr>
+          <w:rFonts w:hint="eastAsia"/>
+          <w:b/>
+          <w:szCs w:val="28"/>
+        </w:rPr>
+        <w:t>溫厚</w:t>
       </w:r>
       <w:r>
         <w:rPr>
@@ -3076,495 +1849,14 @@
           <w:bCs/>
           <w:szCs w:val="28"/>
         </w:rPr>
-        <w:t>」</w:t>
-      </w:r>
-      <w:r>
-        <w:rPr>
-          <w:rFonts w:hint="eastAsia"/>
-          <w:bCs/>
-          <w:szCs w:val="28"/>
-        </w:rPr>
-        <w:t>，是說她丈夫遠行了，</w:t>
-      </w:r>
-      <w:r>
-        <w:rPr>
-          <w:rFonts w:hint="eastAsia"/>
-          <w:bCs/>
-          <w:szCs w:val="28"/>
-        </w:rPr>
-        <w:t>像</w:t>
-      </w:r>
-      <w:r>
-        <w:rPr>
-          <w:rFonts w:hint="eastAsia"/>
-          <w:bCs/>
-          <w:szCs w:val="28"/>
-        </w:rPr>
-        <w:t>悠悠江水空自流。只要我們仔細</w:t>
-      </w:r>
-      <w:r>
-        <w:rPr>
-          <w:rFonts w:hint="eastAsia"/>
-          <w:b/>
-          <w:szCs w:val="28"/>
-        </w:rPr>
-        <w:t>玩味</w:t>
-      </w:r>
-      <w:r>
-        <w:rPr>
-          <w:rFonts w:hint="eastAsia"/>
-          <w:bCs/>
-          <w:szCs w:val="28"/>
-        </w:rPr>
-        <w:t>，就不難發覺，李清照既為自己的</w:t>
-      </w:r>
-      <w:proofErr w:type="gramStart"/>
-      <w:r>
-        <w:rPr>
-          <w:rFonts w:hint="eastAsia"/>
-          <w:bCs/>
-          <w:szCs w:val="28"/>
-        </w:rPr>
-        <w:t>紅顏易老而</w:t>
-      </w:r>
-      <w:proofErr w:type="gramEnd"/>
-      <w:r>
-        <w:rPr>
-          <w:rFonts w:hint="eastAsia"/>
-          <w:bCs/>
-          <w:szCs w:val="28"/>
-        </w:rPr>
-        <w:t>感慨，更為丈夫不能和自己共享青春而讓它白白地消逝而傷懷。這種複雜而微妙的感情，正是從兩個</w:t>
-      </w:r>
-      <w:r>
-        <w:rPr>
-          <w:rFonts w:hint="eastAsia"/>
-          <w:bCs/>
-          <w:szCs w:val="28"/>
-        </w:rPr>
-        <w:t>「</w:t>
-      </w:r>
-      <w:r>
-        <w:rPr>
-          <w:rFonts w:hint="eastAsia"/>
-          <w:bCs/>
-          <w:szCs w:val="28"/>
-        </w:rPr>
-        <w:t>自</w:t>
-      </w:r>
-      <w:r>
-        <w:rPr>
-          <w:rFonts w:hint="eastAsia"/>
-          <w:bCs/>
-          <w:szCs w:val="28"/>
-        </w:rPr>
-        <w:t>」</w:t>
-      </w:r>
-      <w:r>
-        <w:rPr>
-          <w:rFonts w:hint="eastAsia"/>
-          <w:bCs/>
-          <w:szCs w:val="28"/>
-        </w:rPr>
-        <w:t>字中表現出來的。這就是她之所以感嘆</w:t>
-      </w:r>
-      <w:r>
-        <w:rPr>
-          <w:rFonts w:hint="eastAsia"/>
-          <w:bCs/>
-          <w:szCs w:val="28"/>
-        </w:rPr>
-        <w:t>「</w:t>
-      </w:r>
-      <w:r>
-        <w:rPr>
-          <w:rFonts w:hint="eastAsia"/>
-          <w:bCs/>
-          <w:szCs w:val="28"/>
-        </w:rPr>
-        <w:t>花自飄零水自流</w:t>
-      </w:r>
-      <w:r>
-        <w:rPr>
-          <w:rFonts w:hint="eastAsia"/>
-          <w:bCs/>
-          <w:szCs w:val="28"/>
-        </w:rPr>
-        <w:t>」</w:t>
-      </w:r>
-      <w:r>
-        <w:rPr>
-          <w:rFonts w:hint="eastAsia"/>
-          <w:bCs/>
-          <w:szCs w:val="28"/>
-        </w:rPr>
-        <w:t>的關鍵所在，也是她倆真摯愛情的具體表現。當然，</w:t>
-      </w:r>
-      <w:r>
-        <w:rPr>
-          <w:rFonts w:hint="eastAsia"/>
-          <w:bCs/>
-          <w:szCs w:val="28"/>
-        </w:rPr>
-        <w:t>面對這樣</w:t>
-      </w:r>
-      <w:r>
-        <w:rPr>
-          <w:rFonts w:hint="eastAsia"/>
-          <w:bCs/>
-          <w:szCs w:val="28"/>
-        </w:rPr>
-        <w:t>人世的離別，給人以無可奈何之感。</w:t>
-      </w:r>
-      <w:r>
-        <w:rPr>
-          <w:rFonts w:hint="eastAsia"/>
-          <w:bCs/>
-          <w:szCs w:val="28"/>
-        </w:rPr>
-        <w:t>「</w:t>
-      </w:r>
-      <w:r>
-        <w:rPr>
-          <w:rFonts w:hint="eastAsia"/>
-          <w:bCs/>
-          <w:szCs w:val="28"/>
-        </w:rPr>
-        <w:t>一種相思，兩處</w:t>
-      </w:r>
-      <w:proofErr w:type="gramStart"/>
-      <w:r>
-        <w:rPr>
-          <w:rFonts w:hint="eastAsia"/>
-          <w:bCs/>
-          <w:szCs w:val="28"/>
-        </w:rPr>
-        <w:t>閒</w:t>
-      </w:r>
-      <w:proofErr w:type="gramEnd"/>
-      <w:r>
-        <w:rPr>
-          <w:rFonts w:hint="eastAsia"/>
-          <w:bCs/>
-          <w:szCs w:val="28"/>
-        </w:rPr>
-        <w:t>愁。</w:t>
-      </w:r>
-      <w:r>
-        <w:rPr>
-          <w:rFonts w:hint="eastAsia"/>
-          <w:bCs/>
-          <w:szCs w:val="28"/>
-        </w:rPr>
-        <w:t>」</w:t>
-      </w:r>
-      <w:r>
-        <w:rPr>
-          <w:rFonts w:hint="eastAsia"/>
-          <w:bCs/>
-          <w:szCs w:val="28"/>
-        </w:rPr>
-        <w:t>這是有情人的心靈感應，相互愛慕，溫存</w:t>
-      </w:r>
-      <w:r>
-        <w:rPr>
-          <w:rFonts w:hint="eastAsia"/>
-          <w:b/>
-          <w:szCs w:val="28"/>
-        </w:rPr>
-        <w:t>備</w:t>
-      </w:r>
-      <w:r>
-        <w:rPr>
-          <w:rFonts w:hint="eastAsia"/>
-          <w:b/>
-          <w:szCs w:val="28"/>
-        </w:rPr>
-        <w:t>至</w:t>
-      </w:r>
-      <w:r>
-        <w:rPr>
-          <w:rFonts w:hint="eastAsia"/>
-          <w:bCs/>
-          <w:szCs w:val="28"/>
-        </w:rPr>
-        <w:t>，她想到丈夫一定也同樣因離別而苦惱著。這種獨特的構思體現了</w:t>
-      </w:r>
-      <w:r>
-        <w:rPr>
-          <w:rFonts w:hint="eastAsia"/>
-          <w:bCs/>
-          <w:szCs w:val="28"/>
-          <w:u w:val="single"/>
-        </w:rPr>
-        <w:t>李清照</w:t>
-      </w:r>
-      <w:r>
-        <w:rPr>
-          <w:rFonts w:hint="eastAsia"/>
-          <w:bCs/>
-          <w:szCs w:val="28"/>
-        </w:rPr>
-        <w:t>與</w:t>
-      </w:r>
-      <w:r>
-        <w:rPr>
-          <w:rFonts w:hint="eastAsia"/>
-          <w:bCs/>
-          <w:szCs w:val="28"/>
-          <w:u w:val="single"/>
-        </w:rPr>
-        <w:t>趙明誠</w:t>
-      </w:r>
-      <w:r>
-        <w:rPr>
-          <w:rFonts w:hint="eastAsia"/>
-          <w:bCs/>
-          <w:szCs w:val="28"/>
-        </w:rPr>
-        <w:t>夫婦二人心心相印、情篤愛深，相思卻又不能相見的無奈</w:t>
-      </w:r>
-      <w:proofErr w:type="gramStart"/>
-      <w:r>
-        <w:rPr>
-          <w:rFonts w:hint="eastAsia"/>
-          <w:bCs/>
-          <w:szCs w:val="28"/>
-        </w:rPr>
-        <w:t>思緒流諸筆端</w:t>
-      </w:r>
-      <w:proofErr w:type="gramEnd"/>
-      <w:r>
-        <w:rPr>
-          <w:rFonts w:hint="eastAsia"/>
-          <w:bCs/>
-          <w:szCs w:val="28"/>
-        </w:rPr>
-        <w:t>。</w:t>
-      </w:r>
-      <w:r>
-        <w:rPr>
-          <w:rFonts w:hint="eastAsia"/>
-          <w:bCs/>
-          <w:szCs w:val="28"/>
-        </w:rPr>
-        <w:t>「</w:t>
-      </w:r>
-      <w:proofErr w:type="gramStart"/>
-      <w:r>
-        <w:rPr>
-          <w:rFonts w:hint="eastAsia"/>
-          <w:bCs/>
-          <w:szCs w:val="28"/>
-        </w:rPr>
-        <w:t>此情無計</w:t>
-      </w:r>
-      <w:proofErr w:type="gramEnd"/>
-      <w:r>
-        <w:rPr>
-          <w:rFonts w:hint="eastAsia"/>
-          <w:bCs/>
-          <w:szCs w:val="28"/>
-        </w:rPr>
-        <w:t>可消除，才下眉頭，卻上心頭。</w:t>
-      </w:r>
-      <w:r>
-        <w:rPr>
-          <w:rFonts w:hint="eastAsia"/>
-          <w:bCs/>
-          <w:szCs w:val="28"/>
-        </w:rPr>
-        <w:t>」</w:t>
-      </w:r>
-      <w:r>
-        <w:rPr>
-          <w:rFonts w:hint="eastAsia"/>
-          <w:bCs/>
-          <w:szCs w:val="28"/>
-        </w:rPr>
-        <w:t>這種相思之情籠罩心頭，無法排遣，</w:t>
-      </w:r>
-      <w:proofErr w:type="gramStart"/>
-      <w:r>
-        <w:rPr>
-          <w:rFonts w:hint="eastAsia"/>
-          <w:b/>
-          <w:szCs w:val="28"/>
-        </w:rPr>
-        <w:t>蹙</w:t>
-      </w:r>
-      <w:r>
-        <w:rPr>
-          <w:rFonts w:hint="eastAsia"/>
-          <w:bCs/>
-          <w:szCs w:val="28"/>
-        </w:rPr>
-        <w:t>著的</w:t>
-      </w:r>
-      <w:proofErr w:type="gramEnd"/>
-      <w:r>
-        <w:rPr>
-          <w:rFonts w:hint="eastAsia"/>
-          <w:bCs/>
-          <w:szCs w:val="28"/>
-        </w:rPr>
-        <w:t>愁眉方才舒展，而思緒又湧上心頭，其內心的綿綿愁苦揮之不去，遣之不走。</w:t>
-      </w:r>
-      <w:r>
-        <w:rPr>
-          <w:rFonts w:hint="eastAsia"/>
-          <w:bCs/>
-          <w:szCs w:val="28"/>
-        </w:rPr>
-        <w:t>「</w:t>
-      </w:r>
-      <w:r>
-        <w:rPr>
-          <w:rFonts w:hint="eastAsia"/>
-          <w:bCs/>
-          <w:szCs w:val="28"/>
-        </w:rPr>
-        <w:t>才下</w:t>
-      </w:r>
-      <w:r>
-        <w:rPr>
-          <w:rFonts w:hint="eastAsia"/>
-          <w:bCs/>
-          <w:szCs w:val="28"/>
-        </w:rPr>
-        <w:t>」</w:t>
-      </w:r>
-      <w:r>
-        <w:rPr>
-          <w:rFonts w:hint="eastAsia"/>
-          <w:bCs/>
-          <w:szCs w:val="28"/>
-        </w:rPr>
-        <w:t>、</w:t>
-      </w:r>
-      <w:r>
-        <w:rPr>
-          <w:rFonts w:hint="eastAsia"/>
-          <w:bCs/>
-          <w:szCs w:val="28"/>
-        </w:rPr>
-        <w:t>「</w:t>
-      </w:r>
-      <w:r>
-        <w:rPr>
-          <w:rFonts w:hint="eastAsia"/>
-          <w:bCs/>
-          <w:szCs w:val="28"/>
-        </w:rPr>
-        <w:t>卻上</w:t>
-      </w:r>
-      <w:r>
-        <w:rPr>
-          <w:rFonts w:hint="eastAsia"/>
-          <w:bCs/>
-          <w:szCs w:val="28"/>
-        </w:rPr>
-        <w:t>」</w:t>
-      </w:r>
-      <w:r>
-        <w:rPr>
-          <w:rFonts w:hint="eastAsia"/>
-          <w:bCs/>
-          <w:szCs w:val="28"/>
-        </w:rPr>
-        <w:t>兩個詞用得很好，把真摯的感情由外露轉向內向，迅疾的情緒變化</w:t>
-      </w:r>
-      <w:proofErr w:type="gramStart"/>
-      <w:r>
-        <w:rPr>
-          <w:rFonts w:hint="eastAsia"/>
-          <w:bCs/>
-          <w:szCs w:val="28"/>
-        </w:rPr>
-        <w:t>打破了故作</w:t>
-      </w:r>
-      <w:proofErr w:type="gramEnd"/>
-      <w:r>
-        <w:rPr>
-          <w:rFonts w:hint="eastAsia"/>
-          <w:bCs/>
-          <w:szCs w:val="28"/>
-        </w:rPr>
-        <w:t>平靜的心態，把相思之苦表現得極其真實形象，表達了綿綿無盡的相思與愁情，獨守空房的孤獨與寂寞充滿字裡行間，感人至深。這和</w:t>
-      </w:r>
-      <w:r>
-        <w:rPr>
-          <w:rFonts w:hint="eastAsia"/>
-          <w:bCs/>
-          <w:szCs w:val="28"/>
-          <w:u w:val="single"/>
-        </w:rPr>
-        <w:t>李煜</w:t>
-      </w:r>
-      <w:r>
-        <w:rPr>
-          <w:rFonts w:hint="eastAsia"/>
-          <w:bCs/>
-          <w:szCs w:val="28"/>
-        </w:rPr>
-        <w:t>《</w:t>
-      </w:r>
-      <w:hyperlink r:id="rId10" w:history="1">
-        <w:r>
-          <w:rPr>
-            <w:rStyle w:val="a8"/>
-            <w:rFonts w:hint="eastAsia"/>
-            <w:bCs/>
-            <w:szCs w:val="28"/>
-          </w:rPr>
-          <w:t>相見歡</w:t>
-        </w:r>
-      </w:hyperlink>
-      <w:r>
-        <w:rPr>
-          <w:rFonts w:hint="eastAsia"/>
-          <w:bCs/>
-          <w:szCs w:val="28"/>
-        </w:rPr>
-        <w:t>》</w:t>
-      </w:r>
-      <w:r>
-        <w:rPr>
-          <w:rFonts w:hint="eastAsia"/>
-          <w:bCs/>
-          <w:szCs w:val="28"/>
-        </w:rPr>
-        <w:t>「</w:t>
-      </w:r>
-      <w:r>
-        <w:rPr>
-          <w:rFonts w:hint="eastAsia"/>
-          <w:bCs/>
-          <w:szCs w:val="28"/>
-        </w:rPr>
-        <w:t>剪不斷，理還亂，是離愁，別是一般滋味在心頭</w:t>
-      </w:r>
-      <w:r>
-        <w:rPr>
-          <w:rFonts w:hint="eastAsia"/>
-          <w:bCs/>
-          <w:szCs w:val="28"/>
-        </w:rPr>
-        <w:t>」</w:t>
-      </w:r>
-      <w:r>
-        <w:rPr>
-          <w:rFonts w:hint="eastAsia"/>
-          <w:bCs/>
-          <w:szCs w:val="28"/>
-        </w:rPr>
-        <w:t>，有異曲同工之妙境，成為千古絕唱。</w:t>
+        <w:t>與深情。</w:t>
       </w:r>
     </w:p>
     <w:p>
       <w:pPr>
-        <w:spacing w:after="0" w:line="480" w:lineRule="exact"/>
+        <w:spacing w:after="0" w:line="380" w:lineRule="exact"/>
         <w:ind w:left="-6" w:right="0" w:hanging="11"/>
+        <w:jc w:val="both"/>
         <w:rPr>
           <w:bCs/>
           <w:szCs w:val="28"/>
@@ -3576,7 +1868,15 @@
           <w:bCs/>
           <w:szCs w:val="28"/>
         </w:rPr>
-        <w:t></w:t>
+        <w:t xml:space="preserve">    </w:t>
+      </w:r>
+      <w:r>
+        <w:rPr>
+          <w:rFonts w:hint="eastAsia"/>
+          <w:bCs/>
+          <w:szCs w:val="28"/>
+        </w:rPr>
+        <w:t>「</w:t>
       </w:r>
       <w:proofErr w:type="gramStart"/>
       <w:r>
@@ -3585,7 +1885,7 @@
           <w:bCs/>
           <w:szCs w:val="28"/>
         </w:rPr>
-        <w:t>總之，</w:t>
+        <w:t>此情無計</w:t>
       </w:r>
       <w:proofErr w:type="gramEnd"/>
       <w:r>
@@ -3594,7 +1894,7 @@
           <w:bCs/>
           <w:szCs w:val="28"/>
         </w:rPr>
-        <w:t>《一剪梅》筆調清新，風格細膩，給景物以情感，</w:t>
+        <w:t>可消除，才下眉頭，卻上心頭」</w:t>
       </w:r>
       <w:proofErr w:type="gramStart"/>
       <w:r>
@@ -3603,7 +1903,7 @@
           <w:bCs/>
           <w:szCs w:val="28"/>
         </w:rPr>
-        <w:t>景語即情語</w:t>
+        <w:t>是全詞的</w:t>
       </w:r>
       <w:proofErr w:type="gramEnd"/>
       <w:r>
@@ -3612,16 +1912,52 @@
           <w:bCs/>
           <w:szCs w:val="28"/>
         </w:rPr>
-        <w:t>，景物體現了她的心情，顯示著她的形象特徵。詞人移情入景，借景抒情，情景交融，耐人尋味。</w:t>
+        <w:t>點</w:t>
+      </w:r>
+      <w:proofErr w:type="gramStart"/>
+      <w:r>
+        <w:rPr>
+          <w:rFonts w:hint="eastAsia"/>
+          <w:bCs/>
+          <w:szCs w:val="28"/>
+        </w:rPr>
+        <w:t>睛</w:t>
+      </w:r>
+      <w:proofErr w:type="gramEnd"/>
+      <w:r>
+        <w:rPr>
+          <w:rFonts w:hint="eastAsia"/>
+          <w:bCs/>
+          <w:szCs w:val="28"/>
+        </w:rPr>
+        <w:t>之筆。詞人將抽象、無形的「愁」與「相思」，具</w:t>
+      </w:r>
+      <w:proofErr w:type="gramStart"/>
+      <w:r>
+        <w:rPr>
+          <w:rFonts w:hint="eastAsia"/>
+          <w:bCs/>
+          <w:szCs w:val="28"/>
+        </w:rPr>
+        <w:t>象</w:t>
+      </w:r>
+      <w:proofErr w:type="gramEnd"/>
+      <w:r>
+        <w:rPr>
+          <w:rFonts w:hint="eastAsia"/>
+          <w:bCs/>
+          <w:szCs w:val="28"/>
+        </w:rPr>
+        <w:t>化為可以移動的實體。愁緒剛從緊鎖的眉頭舒展開來，卻又悄悄潛入心底。這細微的動作與心理變化，將那份揮之不去、避之不及的深重愁苦，寫得極具動態感與層次感。</w:t>
       </w:r>
     </w:p>
     <w:p>
       <w:pPr>
-        <w:spacing w:after="0" w:line="480" w:lineRule="exact"/>
+        <w:spacing w:after="0" w:line="380" w:lineRule="exact"/>
         <w:ind w:left="-6" w:right="0" w:hanging="11"/>
+        <w:jc w:val="both"/>
         <w:rPr>
           <w:bCs/>
-          <w:spacing w:val="-6"/>
           <w:szCs w:val="28"/>
         </w:rPr>
       </w:pPr>
@@ -3629,74 +1965,72 @@
         <w:rPr>
           <w:rFonts w:hint="eastAsia"/>
           <w:bCs/>
-          <w:spacing w:val="-6"/>
-          <w:szCs w:val="28"/>
-        </w:rPr>
-        <w:t>(資料來源：</w:t>
-      </w:r>
-      <w:hyperlink r:id="rId11" w:history="1">
-        <w:r>
-          <w:rPr>
-            <w:rStyle w:val="a8"/>
-            <w:bCs/>
-            <w:spacing w:val="-6"/>
-            <w:szCs w:val="28"/>
-          </w:rPr>
-          <w:t>https://www.arteducation.com.tw/shiwenv_b7f6fef5bb0b.html</w:t>
-        </w:r>
-      </w:hyperlink>
-      <w:hyperlink r:id="rId12" w:history="1"/>
-      <w:hyperlink r:id="rId13" w:history="1"/>
-      <w:hyperlink r:id="rId14" w:history="1"/>
-      <w:hyperlink r:id="rId15" w:history="1"/>
+          <w:szCs w:val="28"/>
+        </w:rPr>
+        <w:t xml:space="preserve">    </w:t>
+      </w:r>
+      <w:proofErr w:type="gramStart"/>
       <w:r>
         <w:rPr>
           <w:rFonts w:hint="eastAsia"/>
           <w:bCs/>
-          <w:spacing w:val="-6"/>
-          <w:szCs w:val="28"/>
-        </w:rPr>
-        <w:t>)</w:t>
+          <w:szCs w:val="28"/>
+          <w:u w:val="single"/>
+        </w:rPr>
+        <w:t>李清照</w:t>
+      </w:r>
+      <w:r>
+        <w:rPr>
+          <w:rFonts w:hint="eastAsia"/>
+          <w:bCs/>
+          <w:szCs w:val="28"/>
+        </w:rPr>
+        <w:t>此詞不</w:t>
+      </w:r>
+      <w:proofErr w:type="gramEnd"/>
+      <w:r>
+        <w:rPr>
+          <w:rFonts w:hint="eastAsia"/>
+          <w:bCs/>
+          <w:szCs w:val="28"/>
+        </w:rPr>
+        <w:t>著雕飾，用語平易卻意境</w:t>
+      </w:r>
+      <w:r>
+        <w:rPr>
+          <w:rFonts w:hint="eastAsia"/>
+          <w:b/>
+          <w:szCs w:val="28"/>
+        </w:rPr>
+        <w:t>深邃</w:t>
+      </w:r>
+      <w:r>
+        <w:rPr>
+          <w:rFonts w:hint="eastAsia"/>
+          <w:bCs/>
+          <w:szCs w:val="28"/>
+        </w:rPr>
+        <w:t>。她以真摯執著的情感與高超的藝術技巧，將一段平凡的夫妻離愁，昇華為感動千古的愛情絕唱。</w:t>
       </w:r>
     </w:p>
     <w:p>
       <w:pPr>
-        <w:spacing w:after="0" w:line="480" w:lineRule="exact"/>
+        <w:spacing w:beforeLines="50" w:before="120" w:after="0" w:line="480" w:lineRule="exact"/>
         <w:ind w:left="-6" w:right="0" w:hanging="11"/>
         <w:rPr>
+          <w:bCs/>
+          <w:sz w:val="32"/>
+          <w:szCs w:val="32"/>
+        </w:rPr>
+      </w:pPr>
+      <w:r>
+        <w:rPr>
+          <w:rFonts w:hint="eastAsia"/>
           <w:bCs/>
           <w:sz w:val="32"/>
           <w:szCs w:val="32"/>
           <w:bdr w:val="single" w:sz="4" w:space="0" w:color="auto"/>
         </w:rPr>
-        <w:sectPr>
-          <w:footerReference w:type="default" r:id="rId16"/>
-          <w:pgSz w:w="11906" w:h="16838"/>
-          <w:pgMar w:top="567" w:right="567" w:bottom="567" w:left="567" w:header="0" w:footer="0" w:gutter="0"/>
-          <w:cols w:space="720"/>
-          <w:docGrid w:linePitch="381"/>
-        </w:sectPr>
-      </w:pPr>
-    </w:p>
-    <w:p>
-      <w:pPr>
-        <w:spacing w:after="0" w:line="480" w:lineRule="exact"/>
-        <w:ind w:left="-6" w:right="0" w:hanging="11"/>
-        <w:rPr>
-          <w:bCs/>
-          <w:sz w:val="32"/>
-          <w:szCs w:val="32"/>
-        </w:rPr>
-      </w:pPr>
-      <w:r>
-        <w:rPr>
-          <w:rFonts w:hint="eastAsia"/>
-          <w:bCs/>
-          <w:sz w:val="32"/>
-          <w:szCs w:val="32"/>
-          <w:bdr w:val="single" w:sz="4" w:space="0" w:color="auto"/>
-        </w:rPr>
-        <w:lastRenderedPageBreak/>
         <w:t>補充</w:t>
       </w:r>
     </w:p>
@@ -3705,16 +2039,16 @@
         <w:pStyle w:val="aa"/>
         <w:numPr>
           <w:ilvl w:val="0"/>
-          <w:numId w:val="1"/>
+          <w:numId w:val="49"/>
         </w:numPr>
-        <w:spacing w:line="440" w:lineRule="exact"/>
-        <w:ind w:leftChars="0" w:left="0" w:right="0" w:firstLine="0"/>
-      </w:pPr>
-      <w:r>
-        <w:rPr>
-          <w:rFonts w:hint="eastAsia"/>
-        </w:rPr>
-        <w:t>蹙</w:t>
+        <w:spacing w:line="380" w:lineRule="exact"/>
+        <w:ind w:leftChars="0" w:left="284" w:right="0" w:hanging="284"/>
+      </w:pPr>
+      <w:r>
+        <w:rPr>
+          <w:rFonts w:hint="eastAsia"/>
+        </w:rPr>
+        <w:t>繾綣</w:t>
       </w:r>
       <w:r>
         <w:rPr>
@@ -3730,14 +2064,84 @@
           <w:sz w:val="16"/>
           <w:szCs w:val="16"/>
         </w:rPr>
-        <w:t>ㄘㄨˋ</w:t>
+        <w:t>ㄑㄧㄢˇ</w:t>
       </w:r>
       <w:proofErr w:type="gramEnd"/>
       <w:r>
         <w:rPr>
           <w:rFonts w:hint="eastAsia"/>
+          <w:color w:val="FF0000"/>
+          <w:sz w:val="16"/>
+          <w:szCs w:val="16"/>
+        </w:rPr>
+        <w:t xml:space="preserve"> </w:t>
+      </w:r>
+      <w:proofErr w:type="gramStart"/>
+      <w:r>
+        <w:rPr>
+          <w:rFonts w:hint="eastAsia"/>
+          <w:color w:val="FF0000"/>
+          <w:sz w:val="16"/>
+          <w:szCs w:val="16"/>
+        </w:rPr>
+        <w:t>ㄑㄩㄢˇ</w:t>
+      </w:r>
+      <w:proofErr w:type="gramEnd"/>
+      <w:r>
+        <w:rPr>
+          <w:rFonts w:hint="eastAsia"/>
         </w:rPr>
         <w:t>)</w:t>
+      </w:r>
+      <w:r>
+        <w:rPr>
+          <w:rFonts w:hint="eastAsia"/>
+        </w:rPr>
+        <w:t>：</w:t>
+      </w:r>
+      <w:r>
+        <w:rPr>
+          <w:rFonts w:hint="eastAsia"/>
+        </w:rPr>
+        <w:t>情意深厚，纏綿不忍分離的樣子。</w:t>
+      </w:r>
+      <w:r>
+        <w:rPr>
+          <w:rFonts w:hint="eastAsia"/>
+        </w:rPr>
+        <w:t>形容</w:t>
+      </w:r>
+      <w:r>
+        <w:rPr>
+          <w:rFonts w:hint="eastAsia"/>
+          <w:u w:val="single"/>
+        </w:rPr>
+        <w:t>李清照</w:t>
+      </w:r>
+      <w:r>
+        <w:rPr>
+          <w:rFonts w:hint="eastAsia"/>
+        </w:rPr>
+        <w:t>對</w:t>
+      </w:r>
+      <w:r>
+        <w:rPr>
+          <w:rFonts w:hint="eastAsia"/>
+          <w:u w:val="single"/>
+        </w:rPr>
+        <w:t>趙明誠</w:t>
+      </w:r>
+      <w:r>
+        <w:rPr>
+          <w:rFonts w:hint="eastAsia"/>
+        </w:rPr>
+        <w:t>那份纏綿、深厚、難解難分的思念。這裡的「繾綣」對比了「秋日的清冷」，用內心滾燙、糾結的情感，反襯外在環境的寂寥，</w:t>
+      </w:r>
+      <w:r>
+        <w:rPr>
+          <w:rFonts w:hint="eastAsia"/>
+        </w:rPr>
+        <w:t>讓思念顯得更加深刻。</w:t>
       </w:r>
     </w:p>
     <w:p>
@@ -3745,23 +2149,25 @@
         <w:pStyle w:val="aa"/>
         <w:numPr>
           <w:ilvl w:val="0"/>
-          <w:numId w:val="48"/>
+          <w:numId w:val="49"/>
         </w:numPr>
-        <w:spacing w:line="440" w:lineRule="exact"/>
-        <w:ind w:leftChars="0" w:right="0"/>
-      </w:pPr>
-      <w:r>
-        <w:rPr>
-          <w:rFonts w:hint="eastAsia"/>
-        </w:rPr>
-        <w:t>急迫。如：「迫蹙」、「窮蹙」。迫蹙：</w:t>
-      </w:r>
-      <w:r>
-        <w:rPr>
-          <w:rFonts w:hint="eastAsia"/>
-        </w:rPr>
-        <w:t>急促緊迫。窮蹙</w:t>
-      </w:r>
+        <w:spacing w:line="380" w:lineRule="exact"/>
+        <w:ind w:leftChars="0" w:left="284" w:right="0" w:hanging="284"/>
+      </w:pPr>
+      <w:r>
+        <w:rPr>
+          <w:rFonts w:hint="eastAsia"/>
+        </w:rPr>
+        <w:t>深</w:t>
+      </w:r>
+      <w:proofErr w:type="gramStart"/>
+      <w:r>
+        <w:rPr>
+          <w:rFonts w:hint="eastAsia"/>
+        </w:rPr>
+        <w:t>婉</w:t>
+      </w:r>
+      <w:proofErr w:type="gramEnd"/>
       <w:r>
         <w:rPr>
           <w:rFonts w:hint="eastAsia"/>
@@ -3772,7 +2178,98 @@
         <w:rPr>
           <w:rFonts w:hint="eastAsia"/>
         </w:rPr>
-        <w:t>窘迫。</w:t>
+        <w:t>思想感情深</w:t>
+      </w:r>
+      <w:proofErr w:type="gramStart"/>
+      <w:r>
+        <w:rPr>
+          <w:rFonts w:hint="eastAsia"/>
+        </w:rPr>
+        <w:t>沉</w:t>
+      </w:r>
+      <w:proofErr w:type="gramEnd"/>
+      <w:r>
+        <w:rPr>
+          <w:rFonts w:hint="eastAsia"/>
+        </w:rPr>
+        <w:t>，而表達得婉轉、委婉。常用於形容詩歌、文章或樂曲的意境。</w:t>
+      </w:r>
+      <w:proofErr w:type="gramStart"/>
+      <w:r>
+        <w:rPr>
+          <w:rFonts w:hint="eastAsia"/>
+          <w:u w:val="single"/>
+        </w:rPr>
+        <w:t>李清照</w:t>
+      </w:r>
+      <w:r>
+        <w:rPr>
+          <w:rFonts w:hint="eastAsia"/>
+        </w:rPr>
+        <w:t>寫愁</w:t>
+      </w:r>
+      <w:proofErr w:type="gramEnd"/>
+      <w:r>
+        <w:rPr>
+          <w:rFonts w:hint="eastAsia"/>
+        </w:rPr>
+        <w:t>，不流於潑辣的號哭</w:t>
+      </w:r>
+      <w:proofErr w:type="gramStart"/>
+      <w:r>
+        <w:rPr>
+          <w:rFonts w:hint="eastAsia"/>
+        </w:rPr>
+        <w:t>或直白的</w:t>
+      </w:r>
+      <w:proofErr w:type="gramEnd"/>
+      <w:r>
+        <w:rPr>
+          <w:rFonts w:hint="eastAsia"/>
+        </w:rPr>
+        <w:t>抱怨，而是將極度深</w:t>
+      </w:r>
+      <w:proofErr w:type="gramStart"/>
+      <w:r>
+        <w:rPr>
+          <w:rFonts w:hint="eastAsia"/>
+        </w:rPr>
+        <w:t>沉</w:t>
+      </w:r>
+      <w:proofErr w:type="gramEnd"/>
+      <w:r>
+        <w:rPr>
+          <w:rFonts w:hint="eastAsia"/>
+        </w:rPr>
+        <w:t>的痛苦，用</w:t>
+      </w:r>
+      <w:proofErr w:type="gramStart"/>
+      <w:r>
+        <w:rPr>
+          <w:rFonts w:hint="eastAsia"/>
+        </w:rPr>
+        <w:t>盪</w:t>
+      </w:r>
+      <w:proofErr w:type="gramEnd"/>
+      <w:r>
+        <w:rPr>
+          <w:rFonts w:hint="eastAsia"/>
+        </w:rPr>
+        <w:t>舟、</w:t>
+      </w:r>
+      <w:proofErr w:type="gramStart"/>
+      <w:r>
+        <w:rPr>
+          <w:rFonts w:hint="eastAsia"/>
+        </w:rPr>
+        <w:t>看雁</w:t>
+      </w:r>
+      <w:proofErr w:type="gramEnd"/>
+      <w:r>
+        <w:rPr>
+          <w:rFonts w:hint="eastAsia"/>
+        </w:rPr>
+        <w:t>、望月等優美婉轉的意象包裝起來，呈現出古典文學中「含蓄、內斂」的優雅美感。</w:t>
       </w:r>
     </w:p>
     <w:p>
@@ -3780,24 +2277,99 @@
         <w:pStyle w:val="aa"/>
         <w:numPr>
           <w:ilvl w:val="0"/>
-          <w:numId w:val="48"/>
+          <w:numId w:val="49"/>
         </w:numPr>
-        <w:spacing w:line="440" w:lineRule="exact"/>
-        <w:ind w:leftChars="0" w:right="0"/>
-      </w:pPr>
+        <w:spacing w:line="380" w:lineRule="exact"/>
+        <w:ind w:leftChars="0" w:left="284" w:right="0" w:hanging="284"/>
+      </w:pPr>
+      <w:r>
+        <w:rPr>
+          <w:rFonts w:hint="eastAsia"/>
+        </w:rPr>
+        <w:t>蕭瑟</w:t>
+      </w:r>
+      <w:r>
+        <w:rPr>
+          <w:rFonts w:hint="eastAsia"/>
+        </w:rPr>
+        <w:t>(</w:t>
+      </w:r>
       <w:proofErr w:type="gramStart"/>
       <w:r>
         <w:rPr>
           <w:rFonts w:hint="eastAsia"/>
-        </w:rPr>
-        <w:t>皺縮</w:t>
+          <w:color w:val="FF0000"/>
+          <w:sz w:val="16"/>
+          <w:szCs w:val="16"/>
+        </w:rPr>
+        <w:t>ㄙㄜˋ</w:t>
       </w:r>
       <w:proofErr w:type="gramEnd"/>
       <w:r>
         <w:rPr>
           <w:rFonts w:hint="eastAsia"/>
         </w:rPr>
-        <w:t>。如：「蹙眉」、「蹙額」。</w:t>
+        <w:t>)：</w:t>
+      </w:r>
+      <w:r>
+        <w:rPr>
+          <w:rFonts w:hint="eastAsia"/>
+        </w:rPr>
+        <w:t>形容風吹落葉的聲音，引申為</w:t>
+      </w:r>
+      <w:proofErr w:type="gramStart"/>
+      <w:r>
+        <w:rPr>
+          <w:rFonts w:hint="eastAsia"/>
+        </w:rPr>
+        <w:t>冷落、</w:t>
+      </w:r>
+      <w:proofErr w:type="gramEnd"/>
+      <w:r>
+        <w:rPr>
+          <w:rFonts w:hint="eastAsia"/>
+        </w:rPr>
+        <w:t>淒涼、寂寞的景象。指環境的冷清。花謝了、竹</w:t>
+      </w:r>
+      <w:proofErr w:type="gramStart"/>
+      <w:r>
+        <w:rPr>
+          <w:rFonts w:hint="eastAsia"/>
+        </w:rPr>
+        <w:t>蓆</w:t>
+      </w:r>
+      <w:proofErr w:type="gramEnd"/>
+      <w:r>
+        <w:rPr>
+          <w:rFonts w:hint="eastAsia"/>
+        </w:rPr>
+        <w:t>涼了，這種自然界的「蕭瑟」並非單純的寫景，而是詞人內心寂寞的「</w:t>
+      </w:r>
+      <w:proofErr w:type="gramStart"/>
+      <w:r>
+        <w:rPr>
+          <w:rFonts w:hint="eastAsia"/>
+        </w:rPr>
+        <w:t>外化</w:t>
+      </w:r>
+      <w:proofErr w:type="gramEnd"/>
+      <w:r>
+        <w:rPr>
+          <w:rFonts w:hint="eastAsia"/>
+        </w:rPr>
+        <w:t>」</w:t>
+      </w:r>
+      <w:r>
+        <w:rPr>
+          <w:rFonts w:hint="eastAsia"/>
+        </w:rPr>
+        <w:t>--</w:t>
+      </w:r>
+      <w:r>
+        <w:rPr>
+          <w:rFonts w:hint="eastAsia"/>
+        </w:rPr>
+        <w:t>因為心裡寂寞，所以看出去的世界也跟著清冷。</w:t>
       </w:r>
     </w:p>
     <w:p>
@@ -3805,16 +2377,16 @@
         <w:pStyle w:val="aa"/>
         <w:numPr>
           <w:ilvl w:val="0"/>
-          <w:numId w:val="1"/>
+          <w:numId w:val="49"/>
         </w:numPr>
-        <w:spacing w:line="440" w:lineRule="exact"/>
-        <w:ind w:leftChars="0" w:left="0" w:right="0" w:firstLine="0"/>
-      </w:pPr>
-      <w:r>
-        <w:rPr>
-          <w:rFonts w:hint="eastAsia"/>
-        </w:rPr>
-        <w:t>素淡</w:t>
+        <w:spacing w:line="380" w:lineRule="exact"/>
+        <w:ind w:leftChars="0" w:left="284" w:right="0" w:hanging="284"/>
+      </w:pPr>
+      <w:r>
+        <w:rPr>
+          <w:rFonts w:hint="eastAsia"/>
+        </w:rPr>
+        <w:t>形而上</w:t>
       </w:r>
       <w:r>
         <w:rPr>
@@ -3826,7 +2398,7 @@
         <w:rPr>
           <w:rFonts w:hint="eastAsia"/>
         </w:rPr>
-        <w:t>潔淨淡雅。如：「她這種素淡的裝扮，讓人覺得清新脫俗。」</w:t>
+        <w:t>超越物質形態、肉眼看不見的抽象思維或精神層面。指這首詞所探討的相思，已經超越了「肉體相聚」的層面，昇華為「心靈共鳴」的哲學思考。它不只是抱怨見不到面，而是去思考「時間、空間與生命孤獨感」的本質。</w:t>
       </w:r>
     </w:p>
     <w:p>
@@ -3834,23 +2406,17 @@
         <w:pStyle w:val="aa"/>
         <w:numPr>
           <w:ilvl w:val="0"/>
-          <w:numId w:val="1"/>
+          <w:numId w:val="49"/>
         </w:numPr>
-        <w:spacing w:line="440" w:lineRule="exact"/>
-        <w:ind w:leftChars="0" w:right="0"/>
-      </w:pPr>
-      <w:r>
-        <w:rPr>
-          <w:rFonts w:hint="eastAsia"/>
-        </w:rPr>
-        <w:t>結</w:t>
-      </w:r>
+        <w:spacing w:line="380" w:lineRule="exact"/>
+        <w:ind w:leftChars="0" w:left="284" w:right="0" w:hanging="284"/>
+      </w:pPr>
       <w:proofErr w:type="gramStart"/>
       <w:r>
         <w:rPr>
           <w:rFonts w:hint="eastAsia"/>
         </w:rPr>
-        <w:t>褵</w:t>
+        <w:t>韶</w:t>
       </w:r>
       <w:proofErr w:type="gramEnd"/>
       <w:r>
@@ -3867,35 +2433,186 @@
           <w:sz w:val="16"/>
           <w:szCs w:val="16"/>
         </w:rPr>
-        <w:t>ㄌㄧˊ</w:t>
+        <w:t>ㄕㄠˊ</w:t>
       </w:r>
       <w:proofErr w:type="gramEnd"/>
       <w:r>
         <w:rPr>
           <w:rFonts w:hint="eastAsia"/>
         </w:rPr>
-        <w:t>)：</w:t>
-      </w:r>
-      <w:r>
-        <w:rPr>
-          <w:rFonts w:hint="eastAsia"/>
-        </w:rPr>
-        <w:t>也作</w:t>
-      </w:r>
-      <w:r>
-        <w:rPr>
-          <w:rFonts w:hint="eastAsia"/>
-        </w:rPr>
-        <w:t>「結</w:t>
+        <w:t>)</w:t>
+      </w:r>
+      <w:r>
+        <w:rPr>
+          <w:rFonts w:hint="eastAsia"/>
+        </w:rPr>
+        <w:t>華</w:t>
+      </w:r>
+      <w:r>
+        <w:rPr>
+          <w:rFonts w:hint="eastAsia"/>
+        </w:rPr>
+        <w:t>：</w:t>
+      </w:r>
+      <w:r>
+        <w:rPr>
+          <w:rFonts w:hint="eastAsia"/>
+        </w:rPr>
+        <w:t>比喻美好的春光，也常用來指稱女子青春美麗的年華。</w:t>
+      </w:r>
+      <w:r>
+        <w:rPr>
+          <w:rFonts w:hint="eastAsia"/>
+        </w:rPr>
+        <w:t>看著落花隨水漂流，詞人聯想到的是自己寶貴的青春，正伴隨著與丈夫分離的歲月，無情地、悄悄地流逝。</w:t>
+      </w:r>
+    </w:p>
+    <w:p>
+      <w:pPr>
+        <w:pStyle w:val="aa"/>
+        <w:numPr>
+          <w:ilvl w:val="0"/>
+          <w:numId w:val="49"/>
+        </w:numPr>
+        <w:spacing w:line="380" w:lineRule="exact"/>
+        <w:ind w:leftChars="0" w:left="284" w:right="0" w:hanging="284"/>
+      </w:pPr>
+      <w:r>
+        <w:rPr>
+          <w:rFonts w:hint="eastAsia"/>
+        </w:rPr>
+        <w:t>昇華</w:t>
+      </w:r>
+      <w:r>
+        <w:rPr>
+          <w:rFonts w:hint="eastAsia"/>
+        </w:rPr>
+        <w:t>：</w:t>
+      </w:r>
+      <w:r>
+        <w:rPr>
+          <w:rFonts w:hint="eastAsia"/>
+        </w:rPr>
+        <w:t>比喻事物的境界、價值或思想感情得到提高，躍升到更高的層次。</w:t>
+      </w:r>
+    </w:p>
+    <w:p>
+      <w:pPr>
+        <w:pStyle w:val="aa"/>
+        <w:numPr>
+          <w:ilvl w:val="0"/>
+          <w:numId w:val="49"/>
+        </w:numPr>
+        <w:spacing w:line="380" w:lineRule="exact"/>
+        <w:ind w:leftChars="0" w:left="284" w:right="0" w:hanging="284"/>
+      </w:pPr>
+      <w:r>
+        <w:rPr>
+          <w:rFonts w:hint="eastAsia"/>
+        </w:rPr>
+        <w:t>篤定</w:t>
+      </w:r>
+      <w:r>
+        <w:rPr>
+          <w:rFonts w:hint="eastAsia"/>
+        </w:rPr>
+        <w:t>：</w:t>
+      </w:r>
+      <w:r>
+        <w:rPr>
+          <w:rFonts w:hint="eastAsia"/>
+        </w:rPr>
+        <w:t>意志</w:t>
       </w:r>
       <w:proofErr w:type="gramStart"/>
       <w:r>
         <w:rPr>
           <w:rFonts w:hint="eastAsia"/>
         </w:rPr>
-        <w:t>縭</w:t>
+        <w:t>堅定、</w:t>
       </w:r>
       <w:proofErr w:type="gramEnd"/>
+      <w:r>
+        <w:rPr>
+          <w:rFonts w:hint="eastAsia"/>
+        </w:rPr>
+        <w:t>有把握，內心安定而不動搖。</w:t>
+      </w:r>
+      <w:r>
+        <w:rPr>
+          <w:rFonts w:hint="eastAsia"/>
+        </w:rPr>
+        <w:t>儘管天各一方、音訊全無，但她心裡非常「確定」丈夫此時此刻一定也跟她一樣在思念著彼此。這種確定感，讓這首悲傷的詞有了一股溫暖的底色。</w:t>
+      </w:r>
+    </w:p>
+    <w:p>
+      <w:pPr>
+        <w:pStyle w:val="aa"/>
+        <w:numPr>
+          <w:ilvl w:val="0"/>
+          <w:numId w:val="49"/>
+        </w:numPr>
+        <w:spacing w:line="380" w:lineRule="exact"/>
+        <w:ind w:leftChars="0" w:left="284" w:right="0" w:hanging="284"/>
+      </w:pPr>
+      <w:r>
+        <w:rPr>
+          <w:rFonts w:hint="eastAsia"/>
+        </w:rPr>
+        <w:t>溫厚</w:t>
+      </w:r>
+      <w:r>
+        <w:rPr>
+          <w:rFonts w:hint="eastAsia"/>
+        </w:rPr>
+        <w:t>：</w:t>
+      </w:r>
+      <w:r>
+        <w:rPr>
+          <w:rFonts w:hint="eastAsia"/>
+        </w:rPr>
+        <w:t>溫和寬厚。形容人的性情或態度柔和且富有包容力。</w:t>
+      </w:r>
+      <w:r>
+        <w:rPr>
+          <w:rFonts w:hint="eastAsia"/>
+        </w:rPr>
+        <w:t>一般閨怨詞容易寫得尖酸、幽怨、充滿責怪（責怪丈夫不寫信、不陪伴）；但李清照因為</w:t>
+      </w:r>
+      <w:proofErr w:type="gramStart"/>
+      <w:r>
+        <w:rPr>
+          <w:rFonts w:hint="eastAsia"/>
+        </w:rPr>
+        <w:t>篤定彼此</w:t>
+      </w:r>
+      <w:proofErr w:type="gramEnd"/>
+      <w:r>
+        <w:rPr>
+          <w:rFonts w:hint="eastAsia"/>
+        </w:rPr>
+        <w:t>相愛，所以她的怨顯得非常溫和、寬厚、體貼，充滿了理解。</w:t>
+      </w:r>
+    </w:p>
+    <w:p>
+      <w:pPr>
+        <w:pStyle w:val="aa"/>
+        <w:numPr>
+          <w:ilvl w:val="0"/>
+          <w:numId w:val="49"/>
+        </w:numPr>
+        <w:spacing w:line="380" w:lineRule="exact"/>
+        <w:ind w:leftChars="0" w:left="284" w:right="0" w:hanging="284"/>
+        <w:rPr>
+          <w:rFonts w:hint="eastAsia"/>
+        </w:rPr>
+      </w:pPr>
+      <w:r>
+        <w:rPr>
+          <w:rFonts w:hint="eastAsia"/>
+        </w:rPr>
+        <w:t>深邃</w:t>
+      </w:r>
       <w:r>
         <w:rPr>
           <w:rFonts w:hint="eastAsia"/>
@@ -3910,893 +2627,32 @@
           <w:sz w:val="16"/>
           <w:szCs w:val="16"/>
         </w:rPr>
-        <w:t>ㄌㄧˊ</w:t>
+        <w:t>ㄙㄨㄟˋ</w:t>
       </w:r>
       <w:proofErr w:type="gramEnd"/>
       <w:r>
         <w:rPr>
           <w:rFonts w:hint="eastAsia"/>
         </w:rPr>
-        <w:t>)</w:t>
-      </w:r>
-      <w:r>
-        <w:rPr>
-          <w:rFonts w:hint="eastAsia"/>
-        </w:rPr>
-        <w:t>」。</w:t>
-      </w:r>
-      <w:r>
-        <w:rPr>
-          <w:rFonts w:hint="eastAsia"/>
-        </w:rPr>
-        <w:t>本指女子出嫁時，母親為女兒</w:t>
-      </w:r>
-      <w:proofErr w:type="gramStart"/>
-      <w:r>
-        <w:rPr>
-          <w:rFonts w:hint="eastAsia"/>
-        </w:rPr>
-        <w:t>繫</w:t>
-      </w:r>
-      <w:proofErr w:type="gramEnd"/>
-      <w:r>
-        <w:rPr>
-          <w:rFonts w:hint="eastAsia"/>
-        </w:rPr>
-        <w:t>(</w:t>
-      </w:r>
-      <w:proofErr w:type="gramStart"/>
-      <w:r>
-        <w:rPr>
-          <w:rFonts w:hint="eastAsia"/>
-          <w:color w:val="FF0000"/>
-          <w:sz w:val="16"/>
-          <w:szCs w:val="16"/>
-        </w:rPr>
-        <w:t>ㄐㄧˋ</w:t>
-      </w:r>
-      <w:proofErr w:type="gramEnd"/>
-      <w:r>
-        <w:rPr>
-          <w:rFonts w:hint="eastAsia"/>
-        </w:rPr>
-        <w:t>)</w:t>
-      </w:r>
-      <w:proofErr w:type="gramStart"/>
-      <w:r>
-        <w:rPr>
-          <w:rFonts w:hint="eastAsia"/>
-        </w:rPr>
-        <w:t>上佩巾</w:t>
-      </w:r>
-      <w:proofErr w:type="gramEnd"/>
-      <w:r>
-        <w:rPr>
-          <w:rFonts w:hint="eastAsia"/>
-        </w:rPr>
-        <w:t>，並</w:t>
-      </w:r>
-      <w:proofErr w:type="gramStart"/>
-      <w:r>
-        <w:rPr>
-          <w:rFonts w:hint="eastAsia"/>
-        </w:rPr>
-        <w:t>諄</w:t>
-      </w:r>
-      <w:proofErr w:type="gramEnd"/>
-      <w:r>
-        <w:rPr>
-          <w:rFonts w:hint="eastAsia"/>
-        </w:rPr>
-        <w:t>(</w:t>
-      </w:r>
-      <w:proofErr w:type="gramStart"/>
-      <w:r>
-        <w:rPr>
-          <w:rFonts w:hint="eastAsia"/>
-          <w:color w:val="FF0000"/>
-          <w:sz w:val="16"/>
-          <w:szCs w:val="16"/>
-        </w:rPr>
-        <w:t>ㄓㄨㄣ</w:t>
-      </w:r>
-      <w:proofErr w:type="gramEnd"/>
-      <w:r>
-        <w:rPr>
-          <w:rFonts w:hint="eastAsia"/>
-        </w:rPr>
-        <w:t>)</w:t>
-      </w:r>
-      <w:proofErr w:type="gramStart"/>
-      <w:r>
-        <w:rPr>
-          <w:rFonts w:hint="eastAsia"/>
-        </w:rPr>
-        <w:t>諄</w:t>
-      </w:r>
-      <w:proofErr w:type="gramEnd"/>
-      <w:r>
-        <w:rPr>
-          <w:rFonts w:hint="eastAsia"/>
-        </w:rPr>
-        <w:t>教誨</w:t>
-      </w:r>
-      <w:r>
-        <w:rPr>
-          <w:rFonts w:hint="eastAsia"/>
-        </w:rPr>
-        <w:t>(</w:t>
-      </w:r>
-      <w:proofErr w:type="gramStart"/>
-      <w:r>
-        <w:rPr>
-          <w:rFonts w:hint="eastAsia"/>
-          <w:color w:val="FF0000"/>
-          <w:sz w:val="16"/>
-          <w:szCs w:val="16"/>
-        </w:rPr>
-        <w:t>ㄏㄨㄟˋ</w:t>
-      </w:r>
-      <w:proofErr w:type="gramEnd"/>
-      <w:r>
-        <w:rPr>
-          <w:rFonts w:hint="eastAsia"/>
-        </w:rPr>
-        <w:t>)</w:t>
-      </w:r>
-      <w:r>
-        <w:rPr>
-          <w:rFonts w:hint="eastAsia"/>
-        </w:rPr>
-        <w:t>的儀式。亦泛指結婚。</w:t>
-      </w:r>
-    </w:p>
-    <w:p>
-      <w:pPr>
-        <w:spacing w:line="440" w:lineRule="exact"/>
-        <w:ind w:leftChars="171" w:left="489" w:right="0"/>
-      </w:pPr>
-      <w:r>
-        <w:rPr>
-          <w:rFonts w:hint="eastAsia"/>
-        </w:rPr>
-        <w:t>諄諄教誨</w:t>
-      </w:r>
-      <w:r>
-        <w:rPr>
-          <w:rFonts w:hint="eastAsia"/>
-        </w:rPr>
-        <w:t>：懇切耐心的教導。【例】老師的諄諄教誨，使我們獲益良多。</w:t>
-      </w:r>
-    </w:p>
-    <w:p>
-      <w:pPr>
-        <w:spacing w:line="440" w:lineRule="exact"/>
-        <w:ind w:leftChars="171" w:left="489" w:right="0"/>
-      </w:pPr>
-      <w:r>
-        <w:rPr>
-          <w:rFonts w:hint="eastAsia"/>
-        </w:rPr>
-        <w:t>諄諄</w:t>
-      </w:r>
-      <w:r>
-        <w:rPr>
-          <w:rFonts w:hint="eastAsia"/>
-        </w:rPr>
-        <w:t>：</w:t>
-      </w:r>
-      <w:r>
-        <w:rPr>
-          <w:rFonts w:hint="eastAsia"/>
-        </w:rPr>
-        <w:t>反覆叮嚀，教誨不倦的樣子。</w:t>
-      </w:r>
-    </w:p>
-    <w:p>
-      <w:pPr>
-        <w:pStyle w:val="aa"/>
-        <w:numPr>
-          <w:ilvl w:val="0"/>
-          <w:numId w:val="1"/>
-        </w:numPr>
-        <w:spacing w:line="440" w:lineRule="exact"/>
-        <w:ind w:leftChars="0" w:left="0" w:right="0" w:firstLine="0"/>
-      </w:pPr>
-      <w:r>
-        <w:rPr>
-          <w:rFonts w:hint="eastAsia"/>
-        </w:rPr>
-        <w:t>負笈</w:t>
-      </w:r>
-      <w:r>
-        <w:rPr>
-          <w:rFonts w:hint="eastAsia"/>
-        </w:rPr>
-        <w:t>(</w:t>
-      </w:r>
-      <w:proofErr w:type="gramStart"/>
-      <w:r>
-        <w:rPr>
-          <w:rFonts w:hint="eastAsia"/>
-          <w:color w:val="FF0000"/>
-          <w:sz w:val="16"/>
-          <w:szCs w:val="16"/>
-        </w:rPr>
-        <w:t>ㄐㄧˊ</w:t>
-      </w:r>
-      <w:proofErr w:type="gramEnd"/>
-      <w:r>
-        <w:rPr>
-          <w:rFonts w:hint="eastAsia"/>
-        </w:rPr>
         <w:t>)：</w:t>
       </w:r>
       <w:r>
         <w:rPr>
           <w:rFonts w:hint="eastAsia"/>
         </w:rPr>
-        <w:t>背著書箱。比喻出外求學。</w:t>
-      </w:r>
-    </w:p>
-    <w:p>
-      <w:pPr>
-        <w:pStyle w:val="aa"/>
-        <w:spacing w:line="440" w:lineRule="exact"/>
-        <w:ind w:leftChars="0" w:left="0" w:right="0" w:firstLine="480"/>
-      </w:pPr>
-      <w:r>
-        <w:rPr>
-          <w:rFonts w:hint="eastAsia"/>
-        </w:rPr>
-        <w:t>【例】表姊大學畢業之後，遠渡重洋，負笈英國。</w:t>
-      </w:r>
-    </w:p>
-    <w:p>
-      <w:pPr>
-        <w:pStyle w:val="aa"/>
-        <w:numPr>
-          <w:ilvl w:val="0"/>
-          <w:numId w:val="1"/>
-        </w:numPr>
-        <w:spacing w:line="440" w:lineRule="exact"/>
-        <w:ind w:leftChars="0" w:right="0"/>
-      </w:pPr>
-      <w:proofErr w:type="gramStart"/>
-      <w:r>
-        <w:rPr>
-          <w:rFonts w:hint="eastAsia"/>
-        </w:rPr>
-        <w:t>蕭疏</w:t>
-      </w:r>
-      <w:proofErr w:type="gramEnd"/>
-      <w:r>
-        <w:rPr>
-          <w:rFonts w:hint="eastAsia"/>
-        </w:rPr>
-        <w:t>：</w:t>
-      </w:r>
-    </w:p>
-    <w:p>
-      <w:pPr>
-        <w:pStyle w:val="aa"/>
-        <w:numPr>
-          <w:ilvl w:val="0"/>
-          <w:numId w:val="45"/>
-        </w:numPr>
-        <w:spacing w:line="440" w:lineRule="exact"/>
-        <w:ind w:leftChars="0" w:right="0"/>
-      </w:pPr>
-      <w:r>
-        <w:rPr>
-          <w:rFonts w:hint="eastAsia"/>
-        </w:rPr>
-        <w:t>冷落稀疏。</w:t>
-      </w:r>
-    </w:p>
-    <w:p>
-      <w:pPr>
-        <w:pStyle w:val="aa"/>
-        <w:numPr>
-          <w:ilvl w:val="0"/>
-          <w:numId w:val="45"/>
-        </w:numPr>
-        <w:spacing w:line="440" w:lineRule="exact"/>
-        <w:ind w:leftChars="0" w:right="0"/>
-      </w:pPr>
-      <w:r>
-        <w:t>錯落有致。如：「瓶</w:t>
-      </w:r>
-      <w:proofErr w:type="gramStart"/>
-      <w:r>
-        <w:t>中插著兩枝</w:t>
-      </w:r>
-      <w:proofErr w:type="gramEnd"/>
-      <w:r>
-        <w:t>梅花，</w:t>
-      </w:r>
-      <w:proofErr w:type="gramStart"/>
-      <w:r>
-        <w:t>花萼蕭疏</w:t>
-      </w:r>
-      <w:proofErr w:type="gramEnd"/>
-      <w:r>
-        <w:t>，極為清雅。」</w:t>
-      </w:r>
-    </w:p>
-    <w:p>
-      <w:pPr>
-        <w:pStyle w:val="aa"/>
-        <w:numPr>
-          <w:ilvl w:val="0"/>
-          <w:numId w:val="1"/>
-        </w:numPr>
-        <w:spacing w:line="440" w:lineRule="exact"/>
-        <w:ind w:leftChars="0" w:right="0"/>
-      </w:pPr>
-      <w:r>
-        <w:rPr>
-          <w:rFonts w:hint="eastAsia"/>
-        </w:rPr>
-        <w:t>望眼欲穿</w:t>
-      </w:r>
-      <w:r>
-        <w:rPr>
-          <w:rFonts w:hint="eastAsia"/>
-        </w:rPr>
-        <w:t>：睜大眼睛，極力望遠，好像要把眼眶撐破。形容盼望的極為殷切。</w:t>
-      </w:r>
-    </w:p>
-    <w:p>
-      <w:pPr>
-        <w:pStyle w:val="aa"/>
-        <w:spacing w:line="440" w:lineRule="exact"/>
-        <w:ind w:leftChars="0" w:right="0" w:firstLine="0"/>
-      </w:pPr>
-      <w:r>
-        <w:rPr>
-          <w:rFonts w:hint="eastAsia"/>
-        </w:rPr>
-        <w:t>【例】她望眼欲穿的等待離家多年的兒子歸來。</w:t>
-      </w:r>
-    </w:p>
-    <w:p>
-      <w:pPr>
-        <w:pStyle w:val="aa"/>
-        <w:numPr>
-          <w:ilvl w:val="0"/>
-          <w:numId w:val="1"/>
-        </w:numPr>
-        <w:spacing w:line="440" w:lineRule="exact"/>
-        <w:ind w:leftChars="0" w:right="0"/>
-      </w:pPr>
-      <w:proofErr w:type="gramStart"/>
-      <w:r>
-        <w:rPr>
-          <w:rFonts w:hint="eastAsia"/>
-        </w:rPr>
-        <w:t>渲</w:t>
-      </w:r>
-      <w:proofErr w:type="gramEnd"/>
-      <w:r>
-        <w:rPr>
-          <w:rFonts w:hint="eastAsia"/>
-        </w:rPr>
-        <w:t>(</w:t>
-      </w:r>
-      <w:proofErr w:type="gramStart"/>
-      <w:r>
-        <w:rPr>
-          <w:rFonts w:hint="eastAsia"/>
-          <w:color w:val="FF0000"/>
-          <w:sz w:val="16"/>
-          <w:szCs w:val="16"/>
-        </w:rPr>
-        <w:t>ㄒㄩㄢˋ</w:t>
-      </w:r>
-      <w:proofErr w:type="gramEnd"/>
-      <w:r>
-        <w:rPr>
-          <w:rFonts w:hint="eastAsia"/>
-        </w:rPr>
-        <w:t>)</w:t>
-      </w:r>
-      <w:r>
-        <w:rPr>
-          <w:rFonts w:hint="eastAsia"/>
-        </w:rPr>
-        <w:t>染</w:t>
-      </w:r>
-    </w:p>
-    <w:p>
-      <w:pPr>
-        <w:pStyle w:val="aa"/>
-        <w:numPr>
-          <w:ilvl w:val="0"/>
-          <w:numId w:val="46"/>
-        </w:numPr>
-        <w:spacing w:line="440" w:lineRule="exact"/>
-        <w:ind w:leftChars="0" w:right="0"/>
-      </w:pPr>
-      <w:r>
-        <w:rPr>
-          <w:rFonts w:hint="eastAsia"/>
-        </w:rPr>
-        <w:t>國畫的一種用色技巧。以水墨或顏料，襯托物像，</w:t>
-      </w:r>
-      <w:proofErr w:type="gramStart"/>
-      <w:r>
-        <w:rPr>
-          <w:rFonts w:hint="eastAsia"/>
-        </w:rPr>
-        <w:t>使分出</w:t>
-      </w:r>
-      <w:proofErr w:type="gramEnd"/>
-      <w:r>
-        <w:rPr>
-          <w:rFonts w:hint="eastAsia"/>
-        </w:rPr>
-        <w:t>陰陽向背的效果。</w:t>
-      </w:r>
-    </w:p>
-    <w:p>
-      <w:pPr>
-        <w:pStyle w:val="aa"/>
-        <w:numPr>
-          <w:ilvl w:val="0"/>
-          <w:numId w:val="46"/>
-        </w:numPr>
-        <w:spacing w:line="440" w:lineRule="exact"/>
-        <w:ind w:leftChars="0" w:right="0"/>
-      </w:pPr>
-      <w:r>
-        <w:rPr>
-          <w:rFonts w:hint="eastAsia"/>
-        </w:rPr>
-        <w:t>言詞、文字過度吹噓誇大。如：「新聞媒體常有渲染的報導。」</w:t>
-      </w:r>
-    </w:p>
-    <w:p>
-      <w:pPr>
-        <w:pStyle w:val="aa"/>
-        <w:numPr>
-          <w:ilvl w:val="0"/>
-          <w:numId w:val="46"/>
-        </w:numPr>
-        <w:spacing w:line="440" w:lineRule="exact"/>
-        <w:ind w:leftChars="0" w:right="0"/>
-      </w:pPr>
-      <w:r>
-        <w:rPr>
-          <w:rFonts w:hint="eastAsia"/>
-        </w:rPr>
-        <w:t>一種電影創作的表現手法。它透過對景物、人物、環境的心理、行為，做多方面描寫形容，突出形象，加強藝術效果。</w:t>
-      </w:r>
-    </w:p>
-    <w:p>
-      <w:pPr>
-        <w:pStyle w:val="aa"/>
-        <w:numPr>
-          <w:ilvl w:val="0"/>
-          <w:numId w:val="1"/>
-        </w:numPr>
-        <w:spacing w:line="440" w:lineRule="exact"/>
-        <w:ind w:leftChars="0" w:right="0"/>
-      </w:pPr>
-      <w:r>
-        <w:rPr>
-          <w:rFonts w:hint="eastAsia"/>
-        </w:rPr>
-        <w:t>綾</w:t>
-      </w:r>
-      <w:r>
-        <w:rPr>
-          <w:rFonts w:hint="eastAsia"/>
-        </w:rPr>
-        <w:t>(</w:t>
-      </w:r>
-      <w:proofErr w:type="gramStart"/>
-      <w:r>
-        <w:rPr>
-          <w:rFonts w:hint="eastAsia"/>
-          <w:color w:val="FF0000"/>
-          <w:sz w:val="16"/>
-          <w:szCs w:val="16"/>
-        </w:rPr>
-        <w:t>ㄌㄧㄥˊ</w:t>
-      </w:r>
-      <w:proofErr w:type="gramEnd"/>
-      <w:r>
-        <w:rPr>
-          <w:rFonts w:hint="eastAsia"/>
-        </w:rPr>
-        <w:t>)</w:t>
-      </w:r>
-      <w:r>
-        <w:rPr>
-          <w:rFonts w:hint="eastAsia"/>
-        </w:rPr>
-        <w:t>羅</w:t>
-      </w:r>
-      <w:r>
-        <w:rPr>
-          <w:rFonts w:hint="eastAsia"/>
-        </w:rPr>
-        <w:t>：</w:t>
-      </w:r>
-      <w:r>
-        <w:rPr>
-          <w:rFonts w:hint="eastAsia"/>
-        </w:rPr>
-        <w:t>細軟而文</w:t>
-      </w:r>
-      <w:proofErr w:type="gramStart"/>
-      <w:r>
-        <w:rPr>
-          <w:rFonts w:hint="eastAsia"/>
-        </w:rPr>
-        <w:t>綵</w:t>
-      </w:r>
-      <w:proofErr w:type="gramEnd"/>
-      <w:r>
-        <w:rPr>
-          <w:rFonts w:hint="eastAsia"/>
-        </w:rPr>
-        <w:t>鮮麗的高級織物。</w:t>
-      </w:r>
-    </w:p>
-    <w:p>
-      <w:pPr>
-        <w:pStyle w:val="aa"/>
-        <w:numPr>
-          <w:ilvl w:val="0"/>
-          <w:numId w:val="1"/>
-        </w:numPr>
-        <w:spacing w:line="440" w:lineRule="exact"/>
-        <w:ind w:leftChars="0" w:right="0"/>
-      </w:pPr>
-      <w:proofErr w:type="gramStart"/>
-      <w:r>
-        <w:rPr>
-          <w:rFonts w:hint="eastAsia"/>
-        </w:rPr>
-        <w:t>癥</w:t>
-      </w:r>
-      <w:proofErr w:type="gramEnd"/>
-      <w:r>
-        <w:rPr>
-          <w:rFonts w:hint="eastAsia"/>
-        </w:rPr>
-        <w:t>(</w:t>
-      </w:r>
-      <w:proofErr w:type="gramStart"/>
-      <w:r>
-        <w:rPr>
-          <w:rFonts w:hint="eastAsia"/>
-          <w:color w:val="FF0000"/>
-          <w:sz w:val="16"/>
-          <w:szCs w:val="16"/>
-        </w:rPr>
-        <w:t>ㄓㄥ</w:t>
-      </w:r>
-      <w:proofErr w:type="gramEnd"/>
-      <w:r>
-        <w:rPr>
-          <w:rFonts w:hint="eastAsia"/>
-        </w:rPr>
-        <w:t>)</w:t>
-      </w:r>
-      <w:r>
-        <w:rPr>
-          <w:rFonts w:hint="eastAsia"/>
-        </w:rPr>
-        <w:t>結</w:t>
-      </w:r>
-      <w:r>
-        <w:rPr>
-          <w:rFonts w:hint="eastAsia"/>
-        </w:rPr>
-        <w:t>：本指腹腔內結塊的病症。後比喻病根或事理疑難困阻的關鍵。</w:t>
-      </w:r>
-    </w:p>
-    <w:p>
-      <w:pPr>
-        <w:pStyle w:val="aa"/>
-        <w:spacing w:line="440" w:lineRule="exact"/>
-        <w:ind w:leftChars="0" w:right="0" w:firstLine="0"/>
-      </w:pPr>
-      <w:r>
-        <w:rPr>
-          <w:rFonts w:hint="eastAsia"/>
-        </w:rPr>
-        <w:t>【例】要想澈底解決問題，必須先找出其癥結所在。</w:t>
-      </w:r>
-    </w:p>
-    <w:p>
-      <w:pPr>
-        <w:pStyle w:val="aa"/>
-        <w:numPr>
-          <w:ilvl w:val="0"/>
-          <w:numId w:val="1"/>
-        </w:numPr>
-        <w:spacing w:line="440" w:lineRule="exact"/>
-        <w:ind w:leftChars="0" w:right="0"/>
-      </w:pPr>
-      <w:r>
-        <w:rPr>
-          <w:rFonts w:hint="eastAsia"/>
-        </w:rPr>
-        <w:t>擊</w:t>
-      </w:r>
-      <w:proofErr w:type="gramStart"/>
-      <w:r>
-        <w:rPr>
-          <w:rFonts w:hint="eastAsia"/>
-        </w:rPr>
-        <w:t>楫</w:t>
-      </w:r>
-      <w:proofErr w:type="gramEnd"/>
-      <w:r>
-        <w:rPr>
-          <w:rFonts w:hint="eastAsia"/>
-        </w:rPr>
-        <w:t>：</w:t>
-      </w:r>
-      <w:r>
-        <w:rPr>
-          <w:rFonts w:hint="eastAsia"/>
-        </w:rPr>
-        <w:t>擊打船槳</w:t>
-      </w:r>
-      <w:r>
-        <w:rPr>
-          <w:rFonts w:hint="eastAsia"/>
-        </w:rPr>
-        <w:t>。</w:t>
-      </w:r>
-      <w:proofErr w:type="gramStart"/>
-      <w:r>
-        <w:rPr>
-          <w:rFonts w:hint="eastAsia"/>
-        </w:rPr>
-        <w:t>楫</w:t>
-      </w:r>
-      <w:proofErr w:type="gramEnd"/>
-      <w:r>
-        <w:rPr>
-          <w:rFonts w:hint="eastAsia"/>
-        </w:rPr>
-        <w:t>：</w:t>
-      </w:r>
-      <w:r>
-        <w:rPr>
-          <w:rFonts w:hint="eastAsia"/>
-        </w:rPr>
-        <w:t>行船</w:t>
-      </w:r>
-      <w:proofErr w:type="gramStart"/>
-      <w:r>
-        <w:rPr>
-          <w:rFonts w:hint="eastAsia"/>
-        </w:rPr>
-        <w:t>划</w:t>
-      </w:r>
-      <w:proofErr w:type="gramEnd"/>
-      <w:r>
-        <w:rPr>
-          <w:rFonts w:hint="eastAsia"/>
-        </w:rPr>
-        <w:t>水用的槳。</w:t>
-      </w:r>
-    </w:p>
-    <w:p>
-      <w:pPr>
-        <w:pStyle w:val="aa"/>
-        <w:spacing w:line="440" w:lineRule="exact"/>
-        <w:ind w:leftChars="0" w:right="0" w:firstLine="0"/>
-      </w:pPr>
-      <w:r>
-        <w:rPr>
-          <w:rFonts w:hint="eastAsia"/>
-        </w:rPr>
-        <w:t>擊</w:t>
-      </w:r>
-      <w:proofErr w:type="gramStart"/>
-      <w:r>
-        <w:rPr>
-          <w:rFonts w:hint="eastAsia"/>
-        </w:rPr>
-        <w:t>楫</w:t>
-      </w:r>
-      <w:proofErr w:type="gramEnd"/>
-      <w:r>
-        <w:rPr>
-          <w:rFonts w:hint="eastAsia"/>
-        </w:rPr>
-        <w:t>中流：</w:t>
-      </w:r>
-      <w:r>
-        <w:rPr>
-          <w:rFonts w:hint="eastAsia"/>
-          <w:u w:val="single"/>
-        </w:rPr>
-        <w:t>晉朝</w:t>
-      </w:r>
-      <w:r>
-        <w:rPr>
-          <w:rFonts w:hint="eastAsia"/>
-        </w:rPr>
-        <w:t xml:space="preserve"> </w:t>
-      </w:r>
-      <w:r>
-        <w:rPr>
-          <w:rFonts w:hint="eastAsia"/>
-          <w:u w:val="single"/>
-        </w:rPr>
-        <w:t>祖逖</w:t>
-      </w:r>
-      <w:r>
-        <w:rPr>
-          <w:rFonts w:hint="eastAsia"/>
-        </w:rPr>
-        <w:t>率軍北伐，渡江至中流時，擊打船槳而立誓恢復中原。比喻收復失土，報效國家的壯烈情懷。</w:t>
-      </w:r>
-    </w:p>
-    <w:p>
-      <w:pPr>
-        <w:pStyle w:val="aa"/>
-        <w:numPr>
-          <w:ilvl w:val="0"/>
-          <w:numId w:val="1"/>
-        </w:numPr>
-        <w:spacing w:line="440" w:lineRule="exact"/>
-        <w:ind w:leftChars="0" w:right="0"/>
-      </w:pPr>
-      <w:r>
-        <w:rPr>
-          <w:rFonts w:hint="eastAsia"/>
-        </w:rPr>
-        <w:t>樓頭</w:t>
-      </w:r>
-      <w:r>
-        <w:rPr>
-          <w:rFonts w:hint="eastAsia"/>
-        </w:rPr>
-        <w:t>：樓上。</w:t>
-      </w:r>
-    </w:p>
-    <w:p>
-      <w:pPr>
-        <w:pStyle w:val="aa"/>
-        <w:numPr>
-          <w:ilvl w:val="0"/>
-          <w:numId w:val="1"/>
-        </w:numPr>
-        <w:spacing w:line="440" w:lineRule="exact"/>
-        <w:ind w:leftChars="0" w:right="0"/>
-      </w:pPr>
-      <w:r>
-        <w:rPr>
-          <w:rFonts w:hint="eastAsia"/>
-        </w:rPr>
-        <w:t>玩</w:t>
-      </w:r>
-      <w:r>
-        <w:rPr>
-          <w:rFonts w:hint="eastAsia"/>
-        </w:rPr>
-        <w:t>(</w:t>
-      </w:r>
-      <w:proofErr w:type="gramStart"/>
-      <w:r>
-        <w:rPr>
-          <w:rFonts w:hint="eastAsia"/>
-          <w:color w:val="FF0000"/>
-          <w:sz w:val="16"/>
-          <w:szCs w:val="16"/>
-        </w:rPr>
-        <w:t>ㄨㄢˊ</w:t>
-      </w:r>
-      <w:proofErr w:type="gramEnd"/>
-      <w:r>
-        <w:rPr>
-          <w:rFonts w:hint="eastAsia"/>
-        </w:rPr>
-        <w:t>)</w:t>
-      </w:r>
-      <w:r>
-        <w:rPr>
-          <w:rFonts w:hint="eastAsia"/>
-        </w:rPr>
-        <w:t>味：體會其中的意義或趣味。【例】仔細玩味，他那番話還頗有道理。</w:t>
-      </w:r>
-    </w:p>
-    <w:p>
-      <w:pPr>
-        <w:pStyle w:val="aa"/>
-        <w:numPr>
-          <w:ilvl w:val="0"/>
-          <w:numId w:val="1"/>
-        </w:numPr>
-        <w:spacing w:line="440" w:lineRule="exact"/>
-        <w:ind w:leftChars="0" w:right="0"/>
-      </w:pPr>
-      <w:r>
-        <w:rPr>
-          <w:rFonts w:hint="eastAsia"/>
-        </w:rPr>
-        <w:t>溫存</w:t>
-      </w:r>
-    </w:p>
-    <w:p>
-      <w:pPr>
-        <w:pStyle w:val="aa"/>
-        <w:numPr>
-          <w:ilvl w:val="0"/>
-          <w:numId w:val="47"/>
-        </w:numPr>
-        <w:spacing w:line="440" w:lineRule="exact"/>
-        <w:ind w:leftChars="0" w:right="0"/>
-      </w:pPr>
-      <w:r>
-        <w:rPr>
-          <w:rFonts w:hint="eastAsia"/>
-        </w:rPr>
-        <w:t>殷勤撫慰。【例】愛情影片時有溫存纏綿的鏡頭，未必適合小孩觀賞。</w:t>
-      </w:r>
-    </w:p>
-    <w:p>
-      <w:pPr>
-        <w:pStyle w:val="aa"/>
-        <w:numPr>
-          <w:ilvl w:val="0"/>
-          <w:numId w:val="47"/>
-        </w:numPr>
-        <w:spacing w:line="440" w:lineRule="exact"/>
-        <w:ind w:leftChars="0" w:right="0"/>
-      </w:pPr>
-      <w:r>
-        <w:rPr>
-          <w:rFonts w:hint="eastAsia"/>
-        </w:rPr>
-        <w:t>溫柔體貼。【例】她的性情溫存，善解人意。</w:t>
-      </w:r>
-    </w:p>
-    <w:p>
-      <w:pPr>
-        <w:pStyle w:val="aa"/>
-        <w:numPr>
-          <w:ilvl w:val="0"/>
-          <w:numId w:val="1"/>
-        </w:numPr>
-        <w:spacing w:line="440" w:lineRule="exact"/>
-        <w:ind w:leftChars="0" w:right="0"/>
-      </w:pPr>
-      <w:r>
-        <w:rPr>
-          <w:rFonts w:hint="eastAsia"/>
-        </w:rPr>
-        <w:t>備至：</w:t>
-      </w:r>
-      <w:r>
-        <w:t>完備周到</w:t>
-      </w:r>
-      <w:r>
-        <w:rPr>
-          <w:rFonts w:hint="eastAsia"/>
-        </w:rPr>
-        <w:t>，</w:t>
-      </w:r>
-      <w:r>
-        <w:rPr>
-          <w:rFonts w:hint="eastAsia"/>
-        </w:rPr>
-        <w:t>猶言至極。</w:t>
+        <w:t>深遠、幽深，不易看透。可用於形容空間的深遠，也常用來形容目光、思想或藝術意境的深刻。</w:t>
+      </w:r>
+      <w:r>
+        <w:rPr>
+          <w:rFonts w:hint="eastAsia"/>
+        </w:rPr>
+        <w:t>雖然這首詞用的都是「花、水、雁、月」等小學生都看得懂的簡單字詞，但組合在一起，卻能引發讀者對「孤獨、時間、真愛」產生無限寬廣的聯想，這就是「深邃」的力量。</w:t>
       </w:r>
     </w:p>
     <w:sectPr>
+      <w:footerReference w:type="default" r:id="rId9"/>
       <w:pgSz w:w="11906" w:h="16838"/>
-      <w:pgMar w:top="567" w:right="567" w:bottom="567" w:left="567" w:header="0" w:footer="0" w:gutter="0"/>
+      <w:pgMar w:top="851" w:right="851" w:bottom="567" w:left="851" w:header="0" w:footer="0" w:gutter="0"/>
       <w:cols w:space="720"/>
       <w:docGrid w:linePitch="381"/>
     </w:sectPr>
@@ -4805,7 +2661,7 @@
 </file>
 
 <file path=word/endnotes.xml><?xml version="1.0" encoding="utf-8"?>
-<w:endnotes xmlns:wpc="http://schemas.microsoft.com/office/word/2010/wordprocessingCanvas" xmlns:cx="http://schemas.microsoft.com/office/drawing/2014/chartex" xmlns:cx1="http://schemas.microsoft.com/office/drawing/2015/9/8/chartex" xmlns:cx2="http://schemas.microsoft.com/office/drawing/2015/10/21/chartex" xmlns:cx3="http://schemas.microsoft.com/office/drawing/2016/5/9/chartex" xmlns:cx4="http://schemas.microsoft.com/office/drawing/2016/5/10/chartex" xmlns:cx5="http://schemas.microsoft.com/office/drawing/2016/5/11/chartex" xmlns:cx6="http://schemas.microsoft.com/office/drawing/2016/5/12/chartex" xmlns:cx7="http://schemas.microsoft.com/office/drawing/2016/5/13/chartex" xmlns:cx8="http://schemas.microsoft.com/office/drawing/2016/5/14/chartex" xmlns:mc="http://schemas.openxmlformats.org/markup-compatibility/2006" xmlns:aink="http://schemas.microsoft.com/office/drawing/2016/ink" xmlns:am3d="http://schemas.microsoft.com/office/drawing/2017/model3d" xmlns:o="urn:schemas-microsoft-com:office:office" xmlns:oel="http://schemas.microsoft.com/office/2019/extlst" xmlns:r="http://schemas.openxmlformats.org/officeDocument/2006/relationships" xmlns:m="http://schemas.openxmlformats.org/officeDocument/2006/math" xmlns:v="urn:schemas-microsoft-com:vml" xmlns:wp14="http://schemas.microsoft.com/office/word/2010/wordprocessingDrawing" xmlns:wp="http://schemas.openxmlformats.org/drawingml/2006/wordprocessingDrawing" xmlns:w10="urn:schemas-microsoft-com:office:word" xmlns:w="http://schemas.openxmlformats.org/wordprocessingml/2006/main" xmlns:w14="http://schemas.microsoft.com/office/word/2010/wordml" xmlns:w15="http://schemas.microsoft.com/office/word/2012/wordml" xmlns:w16cex="http://schemas.microsoft.com/office/word/2018/wordml/cex" xmlns:w16cid="http://schemas.microsoft.com/office/word/2016/wordml/cid" xmlns:w16="http://schemas.microsoft.com/office/word/2018/wordml" xmlns:w16sdtdh="http://schemas.microsoft.com/office/word/2020/wordml/sdtdatahash" xmlns:w16se="http://schemas.microsoft.com/office/word/2015/wordml/symex" xmlns:wpg="http://schemas.microsoft.com/office/word/2010/wordprocessingGroup" xmlns:wpi="http://schemas.microsoft.com/office/word/2010/wordprocessingInk" xmlns:wne="http://schemas.microsoft.com/office/word/2006/wordml" xmlns:wps="http://schemas.microsoft.com/office/word/2010/wordprocessingShape" mc:Ignorable="w14 w15 w16se w16cid w16 w16cex w16sdtdh wp14">
+<w:endnotes xmlns:wpc="http://schemas.microsoft.com/office/word/2010/wordprocessingCanvas" xmlns:cx="http://schemas.microsoft.com/office/drawing/2014/chartex" xmlns:cx1="http://schemas.microsoft.com/office/drawing/2015/9/8/chartex" xmlns:cx2="http://schemas.microsoft.com/office/drawing/2015/10/21/chartex" xmlns:cx3="http://schemas.microsoft.com/office/drawing/2016/5/9/chartex" xmlns:cx4="http://schemas.microsoft.com/office/drawing/2016/5/10/chartex" xmlns:cx5="http://schemas.microsoft.com/office/drawing/2016/5/11/chartex" xmlns:cx6="http://schemas.microsoft.com/office/drawing/2016/5/12/chartex" xmlns:cx7="http://schemas.microsoft.com/office/drawing/2016/5/13/chartex" xmlns:cx8="http://schemas.microsoft.com/office/drawing/2016/5/14/chartex" xmlns:mc="http://schemas.openxmlformats.org/markup-compatibility/2006" xmlns:aink="http://schemas.microsoft.com/office/drawing/2016/ink" xmlns:am3d="http://schemas.microsoft.com/office/drawing/2017/model3d" xmlns:o="urn:schemas-microsoft-com:office:office" xmlns:r="http://schemas.openxmlformats.org/officeDocument/2006/relationships" xmlns:m="http://schemas.openxmlformats.org/officeDocument/2006/math" xmlns:v="urn:schemas-microsoft-com:vml" xmlns:wp14="http://schemas.microsoft.com/office/word/2010/wordprocessingDrawing" xmlns:wp="http://schemas.openxmlformats.org/drawingml/2006/wordprocessingDrawing" xmlns:w10="urn:schemas-microsoft-com:office:word" xmlns:w="http://schemas.openxmlformats.org/wordprocessingml/2006/main" xmlns:w14="http://schemas.microsoft.com/office/word/2010/wordml" xmlns:w15="http://schemas.microsoft.com/office/word/2012/wordml" xmlns:w16cex="http://schemas.microsoft.com/office/word/2018/wordml/cex" xmlns:w16cid="http://schemas.microsoft.com/office/word/2016/wordml/cid" xmlns:w16="http://schemas.microsoft.com/office/word/2018/wordml" xmlns:w16sdtdh="http://schemas.microsoft.com/office/word/2020/wordml/sdtdatahash" xmlns:w16se="http://schemas.microsoft.com/office/word/2015/wordml/symex" xmlns:wpg="http://schemas.microsoft.com/office/word/2010/wordprocessingGroup" xmlns:wpi="http://schemas.microsoft.com/office/word/2010/wordprocessingInk" xmlns:wne="http://schemas.microsoft.com/office/word/2006/wordml" xmlns:wps="http://schemas.microsoft.com/office/word/2010/wordprocessingShape" mc:Ignorable="w14 w15 w16se w16cid w16 w16cex w16sdtdh wp14">
   <w:endnote w:type="separator" w:id="-1">
     <w:p>
       <w:pPr>
@@ -4830,7 +2686,7 @@
 </file>
 
 <file path=word/footer1.xml><?xml version="1.0" encoding="utf-8"?>
-<w:ftr xmlns:wpc="http://schemas.microsoft.com/office/word/2010/wordprocessingCanvas" xmlns:cx="http://schemas.microsoft.com/office/drawing/2014/chartex" xmlns:cx1="http://schemas.microsoft.com/office/drawing/2015/9/8/chartex" xmlns:cx2="http://schemas.microsoft.com/office/drawing/2015/10/21/chartex" xmlns:cx3="http://schemas.microsoft.com/office/drawing/2016/5/9/chartex" xmlns:cx4="http://schemas.microsoft.com/office/drawing/2016/5/10/chartex" xmlns:cx5="http://schemas.microsoft.com/office/drawing/2016/5/11/chartex" xmlns:cx6="http://schemas.microsoft.com/office/drawing/2016/5/12/chartex" xmlns:cx7="http://schemas.microsoft.com/office/drawing/2016/5/13/chartex" xmlns:cx8="http://schemas.microsoft.com/office/drawing/2016/5/14/chartex" xmlns:mc="http://schemas.openxmlformats.org/markup-compatibility/2006" xmlns:aink="http://schemas.microsoft.com/office/drawing/2016/ink" xmlns:am3d="http://schemas.microsoft.com/office/drawing/2017/model3d" xmlns:o="urn:schemas-microsoft-com:office:office" xmlns:oel="http://schemas.microsoft.com/office/2019/extlst" xmlns:r="http://schemas.openxmlformats.org/officeDocument/2006/relationships" xmlns:m="http://schemas.openxmlformats.org/officeDocument/2006/math" xmlns:v="urn:schemas-microsoft-com:vml" xmlns:wp14="http://schemas.microsoft.com/office/word/2010/wordprocessingDrawing" xmlns:wp="http://schemas.openxmlformats.org/drawingml/2006/wordprocessingDrawing" xmlns:w10="urn:schemas-microsoft-com:office:word" xmlns:w="http://schemas.openxmlformats.org/wordprocessingml/2006/main" xmlns:w14="http://schemas.microsoft.com/office/word/2010/wordml" xmlns:w15="http://schemas.microsoft.com/office/word/2012/wordml" xmlns:w16cex="http://schemas.microsoft.com/office/word/2018/wordml/cex" xmlns:w16cid="http://schemas.microsoft.com/office/word/2016/wordml/cid" xmlns:w16="http://schemas.microsoft.com/office/word/2018/wordml" xmlns:w16sdtdh="http://schemas.microsoft.com/office/word/2020/wordml/sdtdatahash" xmlns:w16se="http://schemas.microsoft.com/office/word/2015/wordml/symex" xmlns:wpg="http://schemas.microsoft.com/office/word/2010/wordprocessingGroup" xmlns:wpi="http://schemas.microsoft.com/office/word/2010/wordprocessingInk" xmlns:wne="http://schemas.microsoft.com/office/word/2006/wordml" xmlns:wps="http://schemas.microsoft.com/office/word/2010/wordprocessingShape" mc:Ignorable="w14 w15 w16se w16cid w16 w16cex w16sdtdh wp14">
+<w:ftr xmlns:wpc="http://schemas.microsoft.com/office/word/2010/wordprocessingCanvas" xmlns:cx="http://schemas.microsoft.com/office/drawing/2014/chartex" xmlns:cx1="http://schemas.microsoft.com/office/drawing/2015/9/8/chartex" xmlns:cx2="http://schemas.microsoft.com/office/drawing/2015/10/21/chartex" xmlns:cx3="http://schemas.microsoft.com/office/drawing/2016/5/9/chartex" xmlns:cx4="http://schemas.microsoft.com/office/drawing/2016/5/10/chartex" xmlns:cx5="http://schemas.microsoft.com/office/drawing/2016/5/11/chartex" xmlns:cx6="http://schemas.microsoft.com/office/drawing/2016/5/12/chartex" xmlns:cx7="http://schemas.microsoft.com/office/drawing/2016/5/13/chartex" xmlns:cx8="http://schemas.microsoft.com/office/drawing/2016/5/14/chartex" xmlns:mc="http://schemas.openxmlformats.org/markup-compatibility/2006" xmlns:aink="http://schemas.microsoft.com/office/drawing/2016/ink" xmlns:am3d="http://schemas.microsoft.com/office/drawing/2017/model3d" xmlns:o="urn:schemas-microsoft-com:office:office" xmlns:r="http://schemas.openxmlformats.org/officeDocument/2006/relationships" xmlns:m="http://schemas.openxmlformats.org/officeDocument/2006/math" xmlns:v="urn:schemas-microsoft-com:vml" xmlns:wp14="http://schemas.microsoft.com/office/word/2010/wordprocessingDrawing" xmlns:wp="http://schemas.openxmlformats.org/drawingml/2006/wordprocessingDrawing" xmlns:w10="urn:schemas-microsoft-com:office:word" xmlns:w="http://schemas.openxmlformats.org/wordprocessingml/2006/main" xmlns:w14="http://schemas.microsoft.com/office/word/2010/wordml" xmlns:w15="http://schemas.microsoft.com/office/word/2012/wordml" xmlns:w16cex="http://schemas.microsoft.com/office/word/2018/wordml/cex" xmlns:w16cid="http://schemas.microsoft.com/office/word/2016/wordml/cid" xmlns:w16="http://schemas.microsoft.com/office/word/2018/wordml" xmlns:w16sdtdh="http://schemas.microsoft.com/office/word/2020/wordml/sdtdatahash" xmlns:w16se="http://schemas.microsoft.com/office/word/2015/wordml/symex" xmlns:wpg="http://schemas.microsoft.com/office/word/2010/wordprocessingGroup" xmlns:wpi="http://schemas.microsoft.com/office/word/2010/wordprocessingInk" xmlns:wne="http://schemas.microsoft.com/office/word/2006/wordml" xmlns:wps="http://schemas.microsoft.com/office/word/2010/wordprocessingShape" mc:Ignorable="w14 w15 w16se w16cid w16 w16cex w16sdtdh wp14">
   <w:sdt>
     <w:sdtPr>
       <w:id w:val="1495451635"/>
@@ -4839,10 +2695,12 @@
         <w:docPartUnique/>
       </w:docPartObj>
     </w:sdtPr>
+    <w:sdtEndPr/>
     <w:sdtContent>
       <w:p>
         <w:pPr>
           <w:pStyle w:val="a6"/>
+          <w:ind w:right="-2"/>
           <w:jc w:val="right"/>
         </w:pPr>
         <w:r>
@@ -4881,7 +2739,7 @@
 </file>
 
 <file path=word/footnotes.xml><?xml version="1.0" encoding="utf-8"?>
-<w:footnotes xmlns:wpc="http://schemas.microsoft.com/office/word/2010/wordprocessingCanvas" xmlns:cx="http://schemas.microsoft.com/office/drawing/2014/chartex" xmlns:cx1="http://schemas.microsoft.com/office/drawing/2015/9/8/chartex" xmlns:cx2="http://schemas.microsoft.com/office/drawing/2015/10/21/chartex" xmlns:cx3="http://schemas.microsoft.com/office/drawing/2016/5/9/chartex" xmlns:cx4="http://schemas.microsoft.com/office/drawing/2016/5/10/chartex" xmlns:cx5="http://schemas.microsoft.com/office/drawing/2016/5/11/chartex" xmlns:cx6="http://schemas.microsoft.com/office/drawing/2016/5/12/chartex" xmlns:cx7="http://schemas.microsoft.com/office/drawing/2016/5/13/chartex" xmlns:cx8="http://schemas.microsoft.com/office/drawing/2016/5/14/chartex" xmlns:mc="http://schemas.openxmlformats.org/markup-compatibility/2006" xmlns:aink="http://schemas.microsoft.com/office/drawing/2016/ink" xmlns:am3d="http://schemas.microsoft.com/office/drawing/2017/model3d" xmlns:o="urn:schemas-microsoft-com:office:office" xmlns:oel="http://schemas.microsoft.com/office/2019/extlst" xmlns:r="http://schemas.openxmlformats.org/officeDocument/2006/relationships" xmlns:m="http://schemas.openxmlformats.org/officeDocument/2006/math" xmlns:v="urn:schemas-microsoft-com:vml" xmlns:wp14="http://schemas.microsoft.com/office/word/2010/wordprocessingDrawing" xmlns:wp="http://schemas.openxmlformats.org/drawingml/2006/wordprocessingDrawing" xmlns:w10="urn:schemas-microsoft-com:office:word" xmlns:w="http://schemas.openxmlformats.org/wordprocessingml/2006/main" xmlns:w14="http://schemas.microsoft.com/office/word/2010/wordml" xmlns:w15="http://schemas.microsoft.com/office/word/2012/wordml" xmlns:w16cex="http://schemas.microsoft.com/office/word/2018/wordml/cex" xmlns:w16cid="http://schemas.microsoft.com/office/word/2016/wordml/cid" xmlns:w16="http://schemas.microsoft.com/office/word/2018/wordml" xmlns:w16sdtdh="http://schemas.microsoft.com/office/word/2020/wordml/sdtdatahash" xmlns:w16se="http://schemas.microsoft.com/office/word/2015/wordml/symex" xmlns:wpg="http://schemas.microsoft.com/office/word/2010/wordprocessingGroup" xmlns:wpi="http://schemas.microsoft.com/office/word/2010/wordprocessingInk" xmlns:wne="http://schemas.microsoft.com/office/word/2006/wordml" xmlns:wps="http://schemas.microsoft.com/office/word/2010/wordprocessingShape" mc:Ignorable="w14 w15 w16se w16cid w16 w16cex w16sdtdh wp14">
+<w:footnotes xmlns:wpc="http://schemas.microsoft.com/office/word/2010/wordprocessingCanvas" xmlns:cx="http://schemas.microsoft.com/office/drawing/2014/chartex" xmlns:cx1="http://schemas.microsoft.com/office/drawing/2015/9/8/chartex" xmlns:cx2="http://schemas.microsoft.com/office/drawing/2015/10/21/chartex" xmlns:cx3="http://schemas.microsoft.com/office/drawing/2016/5/9/chartex" xmlns:cx4="http://schemas.microsoft.com/office/drawing/2016/5/10/chartex" xmlns:cx5="http://schemas.microsoft.com/office/drawing/2016/5/11/chartex" xmlns:cx6="http://schemas.microsoft.com/office/drawing/2016/5/12/chartex" xmlns:cx7="http://schemas.microsoft.com/office/drawing/2016/5/13/chartex" xmlns:cx8="http://schemas.microsoft.com/office/drawing/2016/5/14/chartex" xmlns:mc="http://schemas.openxmlformats.org/markup-compatibility/2006" xmlns:aink="http://schemas.microsoft.com/office/drawing/2016/ink" xmlns:am3d="http://schemas.microsoft.com/office/drawing/2017/model3d" xmlns:o="urn:schemas-microsoft-com:office:office" xmlns:r="http://schemas.openxmlformats.org/officeDocument/2006/relationships" xmlns:m="http://schemas.openxmlformats.org/officeDocument/2006/math" xmlns:v="urn:schemas-microsoft-com:vml" xmlns:wp14="http://schemas.microsoft.com/office/word/2010/wordprocessingDrawing" xmlns:wp="http://schemas.openxmlformats.org/drawingml/2006/wordprocessingDrawing" xmlns:w10="urn:schemas-microsoft-com:office:word" xmlns:w="http://schemas.openxmlformats.org/wordprocessingml/2006/main" xmlns:w14="http://schemas.microsoft.com/office/word/2010/wordml" xmlns:w15="http://schemas.microsoft.com/office/word/2012/wordml" xmlns:w16cex="http://schemas.microsoft.com/office/word/2018/wordml/cex" xmlns:w16cid="http://schemas.microsoft.com/office/word/2016/wordml/cid" xmlns:w16="http://schemas.microsoft.com/office/word/2018/wordml" xmlns:w16sdtdh="http://schemas.microsoft.com/office/word/2020/wordml/sdtdatahash" xmlns:w16se="http://schemas.microsoft.com/office/word/2015/wordml/symex" xmlns:wpg="http://schemas.microsoft.com/office/word/2010/wordprocessingGroup" xmlns:wpi="http://schemas.microsoft.com/office/word/2010/wordprocessingInk" xmlns:wne="http://schemas.microsoft.com/office/word/2006/wordml" xmlns:wps="http://schemas.microsoft.com/office/word/2010/wordprocessingShape" mc:Ignorable="w14 w15 w16se w16cid w16 w16cex w16sdtdh wp14">
   <w:footnote w:type="separator" w:id="-1">
     <w:p>
       <w:pPr>
@@ -4906,7 +2764,7 @@
 </file>
 
 <file path=word/numbering.xml><?xml version="1.0" encoding="utf-8"?>
-<w:numbering xmlns:wpc="http://schemas.microsoft.com/office/word/2010/wordprocessingCanvas" xmlns:cx="http://schemas.microsoft.com/office/drawing/2014/chartex" xmlns:cx1="http://schemas.microsoft.com/office/drawing/2015/9/8/chartex" xmlns:cx2="http://schemas.microsoft.com/office/drawing/2015/10/21/chartex" xmlns:cx3="http://schemas.microsoft.com/office/drawing/2016/5/9/chartex" xmlns:cx4="http://schemas.microsoft.com/office/drawing/2016/5/10/chartex" xmlns:cx5="http://schemas.microsoft.com/office/drawing/2016/5/11/chartex" xmlns:cx6="http://schemas.microsoft.com/office/drawing/2016/5/12/chartex" xmlns:cx7="http://schemas.microsoft.com/office/drawing/2016/5/13/chartex" xmlns:cx8="http://schemas.microsoft.com/office/drawing/2016/5/14/chartex" xmlns:mc="http://schemas.openxmlformats.org/markup-compatibility/2006" xmlns:aink="http://schemas.microsoft.com/office/drawing/2016/ink" xmlns:am3d="http://schemas.microsoft.com/office/drawing/2017/model3d" xmlns:o="urn:schemas-microsoft-com:office:office" xmlns:oel="http://schemas.microsoft.com/office/2019/extlst" xmlns:r="http://schemas.openxmlformats.org/officeDocument/2006/relationships" xmlns:m="http://schemas.openxmlformats.org/officeDocument/2006/math" xmlns:v="urn:schemas-microsoft-com:vml" xmlns:wp14="http://schemas.microsoft.com/office/word/2010/wordprocessingDrawing" xmlns:wp="http://schemas.openxmlformats.org/drawingml/2006/wordprocessingDrawing" xmlns:w10="urn:schemas-microsoft-com:office:word" xmlns:w="http://schemas.openxmlformats.org/wordprocessingml/2006/main" xmlns:w14="http://schemas.microsoft.com/office/word/2010/wordml" xmlns:w15="http://schemas.microsoft.com/office/word/2012/wordml" xmlns:w16cex="http://schemas.microsoft.com/office/word/2018/wordml/cex" xmlns:w16cid="http://schemas.microsoft.com/office/word/2016/wordml/cid" xmlns:w16="http://schemas.microsoft.com/office/word/2018/wordml" xmlns:w16sdtdh="http://schemas.microsoft.com/office/word/2020/wordml/sdtdatahash" xmlns:w16se="http://schemas.microsoft.com/office/word/2015/wordml/symex" xmlns:wpg="http://schemas.microsoft.com/office/word/2010/wordprocessingGroup" xmlns:wpi="http://schemas.microsoft.com/office/word/2010/wordprocessingInk" xmlns:wne="http://schemas.microsoft.com/office/word/2006/wordml" xmlns:wps="http://schemas.microsoft.com/office/word/2010/wordprocessingShape" mc:Ignorable="w14 w15 w16se w16cid w16 w16cex w16sdtdh wp14">
+<w:numbering xmlns:wpc="http://schemas.microsoft.com/office/word/2010/wordprocessingCanvas" xmlns:cx="http://schemas.microsoft.com/office/drawing/2014/chartex" xmlns:cx1="http://schemas.microsoft.com/office/drawing/2015/9/8/chartex" xmlns:cx2="http://schemas.microsoft.com/office/drawing/2015/10/21/chartex" xmlns:cx3="http://schemas.microsoft.com/office/drawing/2016/5/9/chartex" xmlns:cx4="http://schemas.microsoft.com/office/drawing/2016/5/10/chartex" xmlns:cx5="http://schemas.microsoft.com/office/drawing/2016/5/11/chartex" xmlns:cx6="http://schemas.microsoft.com/office/drawing/2016/5/12/chartex" xmlns:cx7="http://schemas.microsoft.com/office/drawing/2016/5/13/chartex" xmlns:cx8="http://schemas.microsoft.com/office/drawing/2016/5/14/chartex" xmlns:mc="http://schemas.openxmlformats.org/markup-compatibility/2006" xmlns:aink="http://schemas.microsoft.com/office/drawing/2016/ink" xmlns:am3d="http://schemas.microsoft.com/office/drawing/2017/model3d" xmlns:o="urn:schemas-microsoft-com:office:office" xmlns:r="http://schemas.openxmlformats.org/officeDocument/2006/relationships" xmlns:m="http://schemas.openxmlformats.org/officeDocument/2006/math" xmlns:v="urn:schemas-microsoft-com:vml" xmlns:wp14="http://schemas.microsoft.com/office/word/2010/wordprocessingDrawing" xmlns:wp="http://schemas.openxmlformats.org/drawingml/2006/wordprocessingDrawing" xmlns:w10="urn:schemas-microsoft-com:office:word" xmlns:w="http://schemas.openxmlformats.org/wordprocessingml/2006/main" xmlns:w14="http://schemas.microsoft.com/office/word/2010/wordml" xmlns:w15="http://schemas.microsoft.com/office/word/2012/wordml" xmlns:w16cex="http://schemas.microsoft.com/office/word/2018/wordml/cex" xmlns:w16cid="http://schemas.microsoft.com/office/word/2016/wordml/cid" xmlns:w16="http://schemas.microsoft.com/office/word/2018/wordml" xmlns:w16sdtdh="http://schemas.microsoft.com/office/word/2020/wordml/sdtdatahash" xmlns:w16se="http://schemas.microsoft.com/office/word/2015/wordml/symex" xmlns:wpg="http://schemas.microsoft.com/office/word/2010/wordprocessingGroup" xmlns:wpi="http://schemas.microsoft.com/office/word/2010/wordprocessingInk" xmlns:wne="http://schemas.microsoft.com/office/word/2006/wordml" xmlns:wps="http://schemas.microsoft.com/office/word/2010/wordprocessingShape" mc:Ignorable="w14 w15 w16se w16cid w16 w16cex w16sdtdh wp14">
   <w:abstractNum w:abstractNumId="0" w15:restartNumberingAfterBreak="0">
     <w:nsid w:val="FFFFFF89"/>
     <w:multiLevelType w:val="singleLevel"/>
@@ -9145,6 +7003,92 @@
     </w:lvl>
   </w:abstractNum>
   <w:abstractNum w:abstractNumId="39" w15:restartNumberingAfterBreak="0">
+    <w:nsid w:val="61647C8A"/>
+    <w:multiLevelType w:val="hybridMultilevel"/>
+    <w:tmpl w:val="25767D2A"/>
+    <w:lvl w:ilvl="0" w:tplc="0409000F">
+      <w:start w:val="1"/>
+      <w:numFmt w:val="decimal"/>
+      <w:lvlText w:val="%1."/>
+      <w:lvlJc w:val="left"/>
+      <w:pPr>
+        <w:ind w:left="480" w:hanging="480"/>
+      </w:pPr>
+    </w:lvl>
+    <w:lvl w:ilvl="1" w:tplc="04090019" w:tentative="1">
+      <w:start w:val="1"/>
+      <w:numFmt w:val="ideographTraditional"/>
+      <w:lvlText w:val="%2、"/>
+      <w:lvlJc w:val="left"/>
+      <w:pPr>
+        <w:ind w:left="960" w:hanging="480"/>
+      </w:pPr>
+    </w:lvl>
+    <w:lvl w:ilvl="2" w:tplc="0409001B" w:tentative="1">
+      <w:start w:val="1"/>
+      <w:numFmt w:val="lowerRoman"/>
+      <w:lvlText w:val="%3."/>
+      <w:lvlJc w:val="right"/>
+      <w:pPr>
+        <w:ind w:left="1440" w:hanging="480"/>
+      </w:pPr>
+    </w:lvl>
+    <w:lvl w:ilvl="3" w:tplc="0409000F" w:tentative="1">
+      <w:start w:val="1"/>
+      <w:numFmt w:val="decimal"/>
+      <w:lvlText w:val="%4."/>
+      <w:lvlJc w:val="left"/>
+      <w:pPr>
+        <w:ind w:left="1920" w:hanging="480"/>
+      </w:pPr>
+    </w:lvl>
+    <w:lvl w:ilvl="4" w:tplc="04090019" w:tentative="1">
+      <w:start w:val="1"/>
+      <w:numFmt w:val="ideographTraditional"/>
+      <w:lvlText w:val="%5、"/>
+      <w:lvlJc w:val="left"/>
+      <w:pPr>
+        <w:ind w:left="2400" w:hanging="480"/>
+      </w:pPr>
+    </w:lvl>
+    <w:lvl w:ilvl="5" w:tplc="0409001B" w:tentative="1">
+      <w:start w:val="1"/>
+      <w:numFmt w:val="lowerRoman"/>
+      <w:lvlText w:val="%6."/>
+      <w:lvlJc w:val="right"/>
+      <w:pPr>
+        <w:ind w:left="2880" w:hanging="480"/>
+      </w:pPr>
+    </w:lvl>
+    <w:lvl w:ilvl="6" w:tplc="0409000F" w:tentative="1">
+      <w:start w:val="1"/>
+      <w:numFmt w:val="decimal"/>
+      <w:lvlText w:val="%7."/>
+      <w:lvlJc w:val="left"/>
+      <w:pPr>
+        <w:ind w:left="3360" w:hanging="480"/>
+      </w:pPr>
+    </w:lvl>
+    <w:lvl w:ilvl="7" w:tplc="04090019" w:tentative="1">
+      <w:start w:val="1"/>
+      <w:numFmt w:val="ideographTraditional"/>
+      <w:lvlText w:val="%8、"/>
+      <w:lvlJc w:val="left"/>
+      <w:pPr>
+        <w:ind w:left="3840" w:hanging="480"/>
+      </w:pPr>
+    </w:lvl>
+    <w:lvl w:ilvl="8" w:tplc="0409001B" w:tentative="1">
+      <w:start w:val="1"/>
+      <w:numFmt w:val="lowerRoman"/>
+      <w:lvlText w:val="%9."/>
+      <w:lvlJc w:val="right"/>
+      <w:pPr>
+        <w:ind w:left="4320" w:hanging="480"/>
+      </w:pPr>
+    </w:lvl>
+  </w:abstractNum>
+  <w:abstractNum w:abstractNumId="40" w15:restartNumberingAfterBreak="0">
     <w:nsid w:val="658A1A54"/>
     <w:multiLevelType w:val="hybridMultilevel"/>
     <w:tmpl w:val="82D83C34"/>
@@ -9257,7 +7201,7 @@
       </w:rPr>
     </w:lvl>
   </w:abstractNum>
-  <w:abstractNum w:abstractNumId="40" w15:restartNumberingAfterBreak="0">
+  <w:abstractNum w:abstractNumId="41" w15:restartNumberingAfterBreak="0">
     <w:nsid w:val="66F87E67"/>
     <w:multiLevelType w:val="hybridMultilevel"/>
     <w:tmpl w:val="F2D0C650"/>
@@ -9370,7 +7314,7 @@
       </w:rPr>
     </w:lvl>
   </w:abstractNum>
-  <w:abstractNum w:abstractNumId="41" w15:restartNumberingAfterBreak="0">
+  <w:abstractNum w:abstractNumId="42" w15:restartNumberingAfterBreak="0">
     <w:nsid w:val="67D0688D"/>
     <w:multiLevelType w:val="hybridMultilevel"/>
     <w:tmpl w:val="5D48ECD6"/>
@@ -9456,7 +7400,7 @@
       </w:pPr>
     </w:lvl>
   </w:abstractNum>
-  <w:abstractNum w:abstractNumId="42" w15:restartNumberingAfterBreak="0">
+  <w:abstractNum w:abstractNumId="43" w15:restartNumberingAfterBreak="0">
     <w:nsid w:val="681F452D"/>
     <w:multiLevelType w:val="hybridMultilevel"/>
     <w:tmpl w:val="1BFCF5FC"/>
@@ -9569,7 +7513,7 @@
       </w:rPr>
     </w:lvl>
   </w:abstractNum>
-  <w:abstractNum w:abstractNumId="43" w15:restartNumberingAfterBreak="0">
+  <w:abstractNum w:abstractNumId="44" w15:restartNumberingAfterBreak="0">
     <w:nsid w:val="69C445E2"/>
     <w:multiLevelType w:val="hybridMultilevel"/>
     <w:tmpl w:val="712C46F2"/>
@@ -9682,7 +7626,7 @@
       </w:rPr>
     </w:lvl>
   </w:abstractNum>
-  <w:abstractNum w:abstractNumId="44" w15:restartNumberingAfterBreak="0">
+  <w:abstractNum w:abstractNumId="45" w15:restartNumberingAfterBreak="0">
     <w:nsid w:val="69CC0084"/>
     <w:multiLevelType w:val="hybridMultilevel"/>
     <w:tmpl w:val="FAE49F3A"/>
@@ -9768,7 +7712,7 @@
       </w:pPr>
     </w:lvl>
   </w:abstractNum>
-  <w:abstractNum w:abstractNumId="45" w15:restartNumberingAfterBreak="0">
+  <w:abstractNum w:abstractNumId="46" w15:restartNumberingAfterBreak="0">
     <w:nsid w:val="70F251ED"/>
     <w:multiLevelType w:val="hybridMultilevel"/>
     <w:tmpl w:val="0D26BE2C"/>
@@ -9881,7 +7825,7 @@
       </w:rPr>
     </w:lvl>
   </w:abstractNum>
-  <w:abstractNum w:abstractNumId="46" w15:restartNumberingAfterBreak="0">
+  <w:abstractNum w:abstractNumId="47" w15:restartNumberingAfterBreak="0">
     <w:nsid w:val="734871CE"/>
     <w:multiLevelType w:val="hybridMultilevel"/>
     <w:tmpl w:val="6938F8C8"/>
@@ -9994,7 +7938,7 @@
       </w:rPr>
     </w:lvl>
   </w:abstractNum>
-  <w:abstractNum w:abstractNumId="47" w15:restartNumberingAfterBreak="0">
+  <w:abstractNum w:abstractNumId="48" w15:restartNumberingAfterBreak="0">
     <w:nsid w:val="7C56517C"/>
     <w:multiLevelType w:val="hybridMultilevel"/>
     <w:tmpl w:val="7930A3FE"/>
@@ -10107,149 +8051,152 @@
       </w:rPr>
     </w:lvl>
   </w:abstractNum>
-  <w:num w:numId="1" w16cid:durableId="341514818">
+  <w:num w:numId="1">
     <w:abstractNumId w:val="29"/>
   </w:num>
-  <w:num w:numId="2" w16cid:durableId="2018145811">
+  <w:num w:numId="2">
     <w:abstractNumId w:val="24"/>
   </w:num>
-  <w:num w:numId="3" w16cid:durableId="707795780">
+  <w:num w:numId="3">
     <w:abstractNumId w:val="32"/>
   </w:num>
-  <w:num w:numId="4" w16cid:durableId="1468165625">
+  <w:num w:numId="4">
     <w:abstractNumId w:val="10"/>
   </w:num>
-  <w:num w:numId="5" w16cid:durableId="290523755">
+  <w:num w:numId="5">
     <w:abstractNumId w:val="12"/>
   </w:num>
-  <w:num w:numId="6" w16cid:durableId="203904194">
+  <w:num w:numId="6">
     <w:abstractNumId w:val="35"/>
   </w:num>
-  <w:num w:numId="7" w16cid:durableId="1570459413">
+  <w:num w:numId="7">
     <w:abstractNumId w:val="19"/>
   </w:num>
-  <w:num w:numId="8" w16cid:durableId="1456753431">
+  <w:num w:numId="8">
     <w:abstractNumId w:val="16"/>
   </w:num>
-  <w:num w:numId="9" w16cid:durableId="776564964">
+  <w:num w:numId="9">
+    <w:abstractNumId w:val="46"/>
+  </w:num>
+  <w:num w:numId="10">
+    <w:abstractNumId w:val="6"/>
+  </w:num>
+  <w:num w:numId="11">
+    <w:abstractNumId w:val="36"/>
+  </w:num>
+  <w:num w:numId="12">
+    <w:abstractNumId w:val="3"/>
+  </w:num>
+  <w:num w:numId="13">
+    <w:abstractNumId w:val="21"/>
+  </w:num>
+  <w:num w:numId="14">
+    <w:abstractNumId w:val="28"/>
+  </w:num>
+  <w:num w:numId="15">
+    <w:abstractNumId w:val="20"/>
+  </w:num>
+  <w:num w:numId="16">
+    <w:abstractNumId w:val="38"/>
+  </w:num>
+  <w:num w:numId="17">
+    <w:abstractNumId w:val="5"/>
+  </w:num>
+  <w:num w:numId="18">
+    <w:abstractNumId w:val="18"/>
+  </w:num>
+  <w:num w:numId="19">
+    <w:abstractNumId w:val="34"/>
+  </w:num>
+  <w:num w:numId="20">
+    <w:abstractNumId w:val="4"/>
+  </w:num>
+  <w:num w:numId="21">
+    <w:abstractNumId w:val="2"/>
+  </w:num>
+  <w:num w:numId="22">
+    <w:abstractNumId w:val="13"/>
+  </w:num>
+  <w:num w:numId="23">
+    <w:abstractNumId w:val="8"/>
+  </w:num>
+  <w:num w:numId="24">
+    <w:abstractNumId w:val="14"/>
+  </w:num>
+  <w:num w:numId="25">
+    <w:abstractNumId w:val="37"/>
+  </w:num>
+  <w:num w:numId="26">
+    <w:abstractNumId w:val="47"/>
+  </w:num>
+  <w:num w:numId="27">
+    <w:abstractNumId w:val="1"/>
+  </w:num>
+  <w:num w:numId="28">
+    <w:abstractNumId w:val="40"/>
+  </w:num>
+  <w:num w:numId="29">
+    <w:abstractNumId w:val="7"/>
+  </w:num>
+  <w:num w:numId="30">
     <w:abstractNumId w:val="45"/>
   </w:num>
-  <w:num w:numId="10" w16cid:durableId="2008484594">
-    <w:abstractNumId w:val="6"/>
+  <w:num w:numId="31">
+    <w:abstractNumId w:val="42"/>
   </w:num>
-  <w:num w:numId="11" w16cid:durableId="2090300319">
-    <w:abstractNumId w:val="36"/>
+  <w:num w:numId="32">
+    <w:abstractNumId w:val="48"/>
   </w:num>
-  <w:num w:numId="12" w16cid:durableId="134491811">
-    <w:abstractNumId w:val="3"/>
+  <w:num w:numId="33">
+    <w:abstractNumId w:val="0"/>
   </w:num>
-  <w:num w:numId="13" w16cid:durableId="1154759699">
-    <w:abstractNumId w:val="21"/>
+  <w:num w:numId="34">
+    <w:abstractNumId w:val="25"/>
   </w:num>
-  <w:num w:numId="14" w16cid:durableId="70274523">
-    <w:abstractNumId w:val="28"/>
-  </w:num>
-  <w:num w:numId="15" w16cid:durableId="970087916">
-    <w:abstractNumId w:val="20"/>
-  </w:num>
-  <w:num w:numId="16" w16cid:durableId="2070885318">
-    <w:abstractNumId w:val="38"/>
-  </w:num>
-  <w:num w:numId="17" w16cid:durableId="887766021">
-    <w:abstractNumId w:val="5"/>
-  </w:num>
-  <w:num w:numId="18" w16cid:durableId="1794901025">
-    <w:abstractNumId w:val="18"/>
-  </w:num>
-  <w:num w:numId="19" w16cid:durableId="2090226891">
-    <w:abstractNumId w:val="34"/>
-  </w:num>
-  <w:num w:numId="20" w16cid:durableId="1444619113">
-    <w:abstractNumId w:val="4"/>
-  </w:num>
-  <w:num w:numId="21" w16cid:durableId="1644504017">
-    <w:abstractNumId w:val="2"/>
-  </w:num>
-  <w:num w:numId="22" w16cid:durableId="1915625779">
-    <w:abstractNumId w:val="13"/>
-  </w:num>
-  <w:num w:numId="23" w16cid:durableId="526219471">
-    <w:abstractNumId w:val="8"/>
-  </w:num>
-  <w:num w:numId="24" w16cid:durableId="914045333">
-    <w:abstractNumId w:val="14"/>
-  </w:num>
-  <w:num w:numId="25" w16cid:durableId="344401740">
-    <w:abstractNumId w:val="37"/>
-  </w:num>
-  <w:num w:numId="26" w16cid:durableId="749697383">
-    <w:abstractNumId w:val="46"/>
-  </w:num>
-  <w:num w:numId="27" w16cid:durableId="107890855">
-    <w:abstractNumId w:val="1"/>
-  </w:num>
-  <w:num w:numId="28" w16cid:durableId="117577844">
-    <w:abstractNumId w:val="39"/>
-  </w:num>
-  <w:num w:numId="29" w16cid:durableId="213082944">
-    <w:abstractNumId w:val="7"/>
-  </w:num>
-  <w:num w:numId="30" w16cid:durableId="1094474272">
+  <w:num w:numId="35">
     <w:abstractNumId w:val="44"/>
   </w:num>
-  <w:num w:numId="31" w16cid:durableId="2092189583">
+  <w:num w:numId="36">
+    <w:abstractNumId w:val="27"/>
+  </w:num>
+  <w:num w:numId="37">
+    <w:abstractNumId w:val="33"/>
+  </w:num>
+  <w:num w:numId="38">
+    <w:abstractNumId w:val="11"/>
+  </w:num>
+  <w:num w:numId="39">
+    <w:abstractNumId w:val="23"/>
+  </w:num>
+  <w:num w:numId="40">
+    <w:abstractNumId w:val="30"/>
+  </w:num>
+  <w:num w:numId="41">
+    <w:abstractNumId w:val="43"/>
+  </w:num>
+  <w:num w:numId="42">
+    <w:abstractNumId w:val="9"/>
+  </w:num>
+  <w:num w:numId="43">
+    <w:abstractNumId w:val="31"/>
+  </w:num>
+  <w:num w:numId="44">
+    <w:abstractNumId w:val="22"/>
+  </w:num>
+  <w:num w:numId="45">
+    <w:abstractNumId w:val="26"/>
+  </w:num>
+  <w:num w:numId="46">
     <w:abstractNumId w:val="41"/>
   </w:num>
-  <w:num w:numId="32" w16cid:durableId="1066806778">
-    <w:abstractNumId w:val="47"/>
-  </w:num>
-  <w:num w:numId="33" w16cid:durableId="904294142">
-    <w:abstractNumId w:val="0"/>
-  </w:num>
-  <w:num w:numId="34" w16cid:durableId="128938907">
-    <w:abstractNumId w:val="25"/>
-  </w:num>
-  <w:num w:numId="35" w16cid:durableId="1939867469">
-    <w:abstractNumId w:val="43"/>
-  </w:num>
-  <w:num w:numId="36" w16cid:durableId="365522589">
-    <w:abstractNumId w:val="27"/>
-  </w:num>
-  <w:num w:numId="37" w16cid:durableId="494107166">
-    <w:abstractNumId w:val="33"/>
-  </w:num>
-  <w:num w:numId="38" w16cid:durableId="22873651">
-    <w:abstractNumId w:val="11"/>
-  </w:num>
-  <w:num w:numId="39" w16cid:durableId="862013069">
-    <w:abstractNumId w:val="23"/>
-  </w:num>
-  <w:num w:numId="40" w16cid:durableId="1021131071">
-    <w:abstractNumId w:val="30"/>
-  </w:num>
-  <w:num w:numId="41" w16cid:durableId="374549224">
-    <w:abstractNumId w:val="42"/>
-  </w:num>
-  <w:num w:numId="42" w16cid:durableId="1974094953">
-    <w:abstractNumId w:val="9"/>
-  </w:num>
-  <w:num w:numId="43" w16cid:durableId="717558877">
-    <w:abstractNumId w:val="31"/>
-  </w:num>
-  <w:num w:numId="44" w16cid:durableId="331835555">
-    <w:abstractNumId w:val="22"/>
-  </w:num>
-  <w:num w:numId="45" w16cid:durableId="1550990161">
-    <w:abstractNumId w:val="26"/>
-  </w:num>
-  <w:num w:numId="46" w16cid:durableId="806245613">
-    <w:abstractNumId w:val="40"/>
-  </w:num>
-  <w:num w:numId="47" w16cid:durableId="1650087617">
+  <w:num w:numId="47">
     <w:abstractNumId w:val="17"/>
   </w:num>
-  <w:num w:numId="48" w16cid:durableId="2031908852">
+  <w:num w:numId="48">
     <w:abstractNumId w:val="15"/>
+  </w:num>
+  <w:num w:numId="49">
+    <w:abstractNumId w:val="39"/>
   </w:num>
   <w:numIdMacAtCleanup w:val="7"/>
 </w:numbering>
